--- a/智一盈小账_软件设计与使用文档.docx
+++ b/智一盈小账_软件设计与使用文档.docx
@@ -1,6 +1,6 @@
 
 <file path=word/document.xml><?xml version="1.0" encoding="utf-8"?>
-<w:document xmlns:w14="http://schemas.microsoft.com/office/word/2010/wordml" xmlns:w15="http://schemas.microsoft.com/office/word/2012/wordml" xmlns:wp14="http://schemas.microsoft.com/office/word/2010/wordprocessingDrawing" xmlns:mc="http://schemas.openxmlformats.org/markup-compatibility/2006" xmlns:r="http://schemas.openxmlformats.org/officeDocument/2006/relationships" xmlns:w="http://schemas.openxmlformats.org/wordprocessingml/2006/main" mc:Ignorable="w14 w15 wp14">
+<w:document xmlns:w14="http://schemas.microsoft.com/office/word/2010/wordml" xmlns:w15="http://schemas.microsoft.com/office/word/2012/wordml" xmlns:wp14="http://schemas.microsoft.com/office/word/2010/wordprocessingDrawing" xmlns:wp="http://schemas.openxmlformats.org/drawingml/2006/wordprocessingDrawing" xmlns:a="http://schemas.openxmlformats.org/drawingml/2006/main" xmlns:pic="http://schemas.openxmlformats.org/drawingml/2006/picture" xmlns:asvg="http://schemas.microsoft.com/office/drawing/2016/SVG/main" xmlns:mc="http://schemas.openxmlformats.org/markup-compatibility/2006" xmlns:r="http://schemas.openxmlformats.org/officeDocument/2006/relationships" xmlns:w="http://schemas.openxmlformats.org/wordprocessingml/2006/main" mc:Ignorable="w14 w15 wp14">
   <w:body>
     <w:p>
       <w:pPr>
@@ -6199,6 +6199,162 @@
         <w:br w:type="page"/>
       </w:r>
     </w:p>
+    <w:p>
+      <w:pPr>
+        <w:pStyle w:val="Heading2"/>
+        <w:spacing w:after="160" w:before="280"/>
+      </w:pPr>
+      <w:r>
+        <w:t>2.5  系统整体业务流程图</w:t>
+      </w:r>
+    </w:p>
+    <w:p>
+      <w:r>
+        <w:t xml:space="preserve">下图从程序启动到日常记账操作，展示了系统完整业务流程主线，涵盖登录验证、账套选择、功能模块导航及凭证录入的核心路径。</w:t>
+      </w:r>
+    </w:p>
+    <w:p/>
+    <w:p>
+      <w:pPr>
+        <w:jc w:val="center"/>
+      </w:pPr>
+      <w:r>
+        <w:drawing>
+          <wp:inline distT="0" distB="0" distL="0" distR="0">
+            <wp:extent cx="5040000" cy="6631579"/>
+            <wp:effectExtent l="0" t="0" r="0" b="0"/>
+            <wp:docPr id="201" name="AppFlow"/>
+            <wp:cNvGraphicFramePr>
+              <a:graphicFrameLocks noChangeAspect="1"/>
+            </wp:cNvGraphicFramePr>
+            <a:graphic>
+              <a:graphicData uri="http://schemas.openxmlformats.org/drawingml/2006/picture">
+                <pic:pic>
+                  <pic:nvPicPr>
+                    <pic:cNvPr id="201" name="AppFlow"/>
+                    <pic:cNvPicPr/>
+                  </pic:nvPicPr>
+                  <pic:blipFill>
+                    <a:blip r:embed="rId12">
+                      <a:extLst>
+                        <a:ext uri="{96DAC541-7B7A-43D3-8B79-37D633B846F1}">
+                          <asvg:svgBlip r:embed="rId10"/>
+                        </a:ext>
+                      </a:extLst>
+                    </a:blip>
+                    <a:stretch>
+                      <a:fillRect/>
+                    </a:stretch>
+                  </pic:blipFill>
+                  <pic:spPr>
+                    <a:xfrm>
+                      <a:off x="0" y="0"/>
+                      <a:ext cx="5040000" cy="6631579"/>
+                    </a:xfrm>
+                    <a:prstGeom prst="rect">
+                      <a:avLst/>
+                    </a:prstGeom>
+                  </pic:spPr>
+                </pic:pic>
+              </a:graphicData>
+            </a:graphic>
+          </wp:inline>
+        </w:drawing>
+      </w:r>
+    </w:p>
+    <w:p>
+      <w:pPr>
+        <w:jc w:val="center"/>
+      </w:pPr>
+      <w:r>
+        <w:rPr>
+          <w:i/>
+          <w:color w:val="555555"/>
+          <w:sz w:val="18"/>
+          <w:szCs w:val="18"/>
+        </w:rPr>
+        <w:t>图 2-1  智一盈小账 · WiseLedger 应用主流程图</w:t>
+      </w:r>
+    </w:p>
+    <w:p/>
+    <w:p>
+      <w:pPr>
+        <w:pStyle w:val="Heading2"/>
+        <w:spacing w:after="160" w:before="280"/>
+      </w:pPr>
+      <w:r>
+        <w:t>2.6  核心模块类图（UML）</w:t>
+      </w:r>
+    </w:p>
+    <w:p>
+      <w:r>
+        <w:t xml:space="preserve">下图采用 UML 类图规范，展示系统各模块的结构与依赖关系。模块分为四个层次：基础设施层（数据库、会话、密码工具）、功能页面层（8 个 QWidget 子类）、对话框层（按需弹出）、及支撑工具层（自动备份、全局样式）。</w:t>
+      </w:r>
+    </w:p>
+    <w:p/>
+    <w:p>
+      <w:pPr>
+        <w:jc w:val="center"/>
+      </w:pPr>
+      <w:r>
+        <w:drawing>
+          <wp:inline distT="0" distB="0" distL="0" distR="0">
+            <wp:extent cx="5940000" cy="4200000"/>
+            <wp:effectExtent l="0" t="0" r="0" b="0"/>
+            <wp:docPr id="202" name="ClassDiagram"/>
+            <wp:cNvGraphicFramePr>
+              <a:graphicFrameLocks noChangeAspect="1"/>
+            </wp:cNvGraphicFramePr>
+            <a:graphic>
+              <a:graphicData uri="http://schemas.openxmlformats.org/drawingml/2006/picture">
+                <pic:pic>
+                  <pic:nvPicPr>
+                    <pic:cNvPr id="202" name="ClassDiagram"/>
+                    <pic:cNvPicPr/>
+                  </pic:nvPicPr>
+                  <pic:blipFill>
+                    <a:blip r:embed="rId12">
+                      <a:extLst>
+                        <a:ext uri="{96DAC541-7B7A-43D3-8B79-37D633B846F1}">
+                          <asvg:svgBlip r:embed="rId11"/>
+                        </a:ext>
+                      </a:extLst>
+                    </a:blip>
+                    <a:stretch>
+                      <a:fillRect/>
+                    </a:stretch>
+                  </pic:blipFill>
+                  <pic:spPr>
+                    <a:xfrm>
+                      <a:off x="0" y="0"/>
+                      <a:ext cx="5940000" cy="4200000"/>
+                    </a:xfrm>
+                    <a:prstGeom prst="rect">
+                      <a:avLst/>
+                    </a:prstGeom>
+                  </pic:spPr>
+                </pic:pic>
+              </a:graphicData>
+            </a:graphic>
+          </wp:inline>
+        </w:drawing>
+      </w:r>
+    </w:p>
+    <w:p>
+      <w:pPr>
+        <w:jc w:val="center"/>
+      </w:pPr>
+      <w:r>
+        <w:rPr>
+          <w:i/>
+          <w:color w:val="555555"/>
+          <w:sz w:val="18"/>
+          <w:szCs w:val="18"/>
+        </w:rPr>
+        <w:t>图 2-2  智一盈小账 · WiseLedger 核心模块类图（UML）</w:t>
+      </w:r>
+    </w:p>
+    <w:p/>
     <w:p>
       <w:pPr>
         <w:pStyle w:val="Heading1"/>

--- a/智一盈小账_软件设计与使用文档.docx
+++ b/智一盈小账_软件设计与使用文档.docx
@@ -99,14 +99,10 @@
         <w:gridCol w:w="5600"/>
       </w:tblGrid>
       <w:tr>
-        <w:tblPrEx>
-          <w:tblCellMar>
-            <w:top w:w="0" w:type="dxa"/>
-            <w:bottom w:w="0" w:type="dxa"/>
-          </w:tblCellMar>
-        </w:tblPrEx>
         <w:trPr>
           <w:jc w:val="center"/>
+          <w:cantSplit/>
+          <w:tblHeader/>
         </w:trPr>
         <w:tc>
           <w:tcPr>
@@ -160,14 +156,9 @@
         </w:tc>
       </w:tr>
       <w:tr>
-        <w:tblPrEx>
-          <w:tblCellMar>
-            <w:top w:w="0" w:type="dxa"/>
-            <w:bottom w:w="0" w:type="dxa"/>
-          </w:tblCellMar>
-        </w:tblPrEx>
         <w:trPr>
           <w:jc w:val="center"/>
+          <w:cantSplit/>
         </w:trPr>
         <w:tc>
           <w:tcPr>
@@ -221,14 +212,9 @@
         </w:tc>
       </w:tr>
       <w:tr>
-        <w:tblPrEx>
-          <w:tblCellMar>
-            <w:top w:w="0" w:type="dxa"/>
-            <w:bottom w:w="0" w:type="dxa"/>
-          </w:tblCellMar>
-        </w:tblPrEx>
         <w:trPr>
           <w:jc w:val="center"/>
+          <w:cantSplit/>
         </w:trPr>
         <w:tc>
           <w:tcPr>
@@ -282,14 +268,9 @@
         </w:tc>
       </w:tr>
       <w:tr>
-        <w:tblPrEx>
-          <w:tblCellMar>
-            <w:top w:w="0" w:type="dxa"/>
-            <w:bottom w:w="0" w:type="dxa"/>
-          </w:tblCellMar>
-        </w:tblPrEx>
         <w:trPr>
           <w:jc w:val="center"/>
+          <w:cantSplit/>
         </w:trPr>
         <w:tc>
           <w:tcPr>
@@ -343,14 +324,9 @@
         </w:tc>
       </w:tr>
       <w:tr>
-        <w:tblPrEx>
-          <w:tblCellMar>
-            <w:top w:w="0" w:type="dxa"/>
-            <w:bottom w:w="0" w:type="dxa"/>
-          </w:tblCellMar>
-        </w:tblPrEx>
         <w:trPr>
           <w:jc w:val="center"/>
+          <w:cantSplit/>
         </w:trPr>
         <w:tc>
           <w:tcPr>
@@ -404,14 +380,9 @@
         </w:tc>
       </w:tr>
       <w:tr>
-        <w:tblPrEx>
-          <w:tblCellMar>
-            <w:top w:w="0" w:type="dxa"/>
-            <w:bottom w:w="0" w:type="dxa"/>
-          </w:tblCellMar>
-        </w:tblPrEx>
         <w:trPr>
           <w:jc w:val="center"/>
+          <w:cantSplit/>
         </w:trPr>
         <w:tc>
           <w:tcPr>
@@ -530,11 +501,7 @@
           </w:pPr>
           <w:r>
             <w:fldChar w:fldCharType="begin"/>
-          </w:r>
-          <w:r>
             <w:instrText>TOC \h \o "1-3"</w:instrText>
-          </w:r>
-          <w:r>
             <w:fldChar w:fldCharType="separate"/>
           </w:r>
           <w:hyperlink w:anchor="_Toc231132838" w:history="1">
@@ -566,40 +533,10 @@
                 <w:noProof/>
               </w:rPr>
               <w:tab/>
-            </w:r>
-            <w:r>
-              <w:rPr>
-                <w:noProof/>
-              </w:rPr>
               <w:fldChar w:fldCharType="begin"/>
-            </w:r>
-            <w:r>
-              <w:rPr>
-                <w:noProof/>
-              </w:rPr>
               <w:instrText xml:space="preserve"> PAGEREF _Toc231132838 \h </w:instrText>
-            </w:r>
-            <w:r>
-              <w:rPr>
-                <w:noProof/>
-              </w:rPr>
-            </w:r>
-            <w:r>
-              <w:rPr>
-                <w:noProof/>
-              </w:rPr>
               <w:fldChar w:fldCharType="separate"/>
-            </w:r>
-            <w:r>
-              <w:rPr>
-                <w:noProof/>
-              </w:rPr>
               <w:t>2</w:t>
-            </w:r>
-            <w:r>
-              <w:rPr>
-                <w:noProof/>
-              </w:rPr>
               <w:fldChar w:fldCharType="end"/>
             </w:r>
           </w:hyperlink>
@@ -667,40 +604,10 @@
                 <w:noProof/>
               </w:rPr>
               <w:tab/>
-            </w:r>
-            <w:r>
-              <w:rPr>
-                <w:noProof/>
-              </w:rPr>
               <w:fldChar w:fldCharType="begin"/>
-            </w:r>
-            <w:r>
-              <w:rPr>
-                <w:noProof/>
-              </w:rPr>
               <w:instrText xml:space="preserve"> PAGEREF _Toc231132839 \h </w:instrText>
-            </w:r>
-            <w:r>
-              <w:rPr>
-                <w:noProof/>
-              </w:rPr>
-            </w:r>
-            <w:r>
-              <w:rPr>
-                <w:noProof/>
-              </w:rPr>
               <w:fldChar w:fldCharType="separate"/>
-            </w:r>
-            <w:r>
-              <w:rPr>
-                <w:noProof/>
-              </w:rPr>
               <w:t>5</w:t>
-            </w:r>
-            <w:r>
-              <w:rPr>
-                <w:noProof/>
-              </w:rPr>
               <w:fldChar w:fldCharType="end"/>
             </w:r>
           </w:hyperlink>
@@ -760,40 +667,10 @@
                 <w:noProof/>
               </w:rPr>
               <w:tab/>
-            </w:r>
-            <w:r>
-              <w:rPr>
-                <w:noProof/>
-              </w:rPr>
               <w:fldChar w:fldCharType="begin"/>
-            </w:r>
-            <w:r>
-              <w:rPr>
-                <w:noProof/>
-              </w:rPr>
               <w:instrText xml:space="preserve"> PAGEREF _Toc231132840 \h </w:instrText>
-            </w:r>
-            <w:r>
-              <w:rPr>
-                <w:noProof/>
-              </w:rPr>
-            </w:r>
-            <w:r>
-              <w:rPr>
-                <w:noProof/>
-              </w:rPr>
               <w:fldChar w:fldCharType="separate"/>
-            </w:r>
-            <w:r>
-              <w:rPr>
-                <w:noProof/>
-              </w:rPr>
               <w:t>5</w:t>
-            </w:r>
-            <w:r>
-              <w:rPr>
-                <w:noProof/>
-              </w:rPr>
               <w:fldChar w:fldCharType="end"/>
             </w:r>
           </w:hyperlink>
@@ -853,40 +730,10 @@
                 <w:noProof/>
               </w:rPr>
               <w:tab/>
-            </w:r>
-            <w:r>
-              <w:rPr>
-                <w:noProof/>
-              </w:rPr>
               <w:fldChar w:fldCharType="begin"/>
-            </w:r>
-            <w:r>
-              <w:rPr>
-                <w:noProof/>
-              </w:rPr>
               <w:instrText xml:space="preserve"> PAGEREF _Toc231132841 \h </w:instrText>
-            </w:r>
-            <w:r>
-              <w:rPr>
-                <w:noProof/>
-              </w:rPr>
-            </w:r>
-            <w:r>
-              <w:rPr>
-                <w:noProof/>
-              </w:rPr>
               <w:fldChar w:fldCharType="separate"/>
-            </w:r>
-            <w:r>
-              <w:rPr>
-                <w:noProof/>
-              </w:rPr>
               <w:t>5</w:t>
-            </w:r>
-            <w:r>
-              <w:rPr>
-                <w:noProof/>
-              </w:rPr>
               <w:fldChar w:fldCharType="end"/>
             </w:r>
           </w:hyperlink>
@@ -930,40 +777,10 @@
                 <w:noProof/>
               </w:rPr>
               <w:tab/>
-            </w:r>
-            <w:r>
-              <w:rPr>
-                <w:noProof/>
-              </w:rPr>
               <w:fldChar w:fldCharType="begin"/>
-            </w:r>
-            <w:r>
-              <w:rPr>
-                <w:noProof/>
-              </w:rPr>
               <w:instrText xml:space="preserve"> PAGEREF _Toc231132842 \h </w:instrText>
-            </w:r>
-            <w:r>
-              <w:rPr>
-                <w:noProof/>
-              </w:rPr>
-            </w:r>
-            <w:r>
-              <w:rPr>
-                <w:noProof/>
-              </w:rPr>
               <w:fldChar w:fldCharType="separate"/>
-            </w:r>
-            <w:r>
-              <w:rPr>
-                <w:noProof/>
-              </w:rPr>
               <w:t>5</w:t>
-            </w:r>
-            <w:r>
-              <w:rPr>
-                <w:noProof/>
-              </w:rPr>
               <w:fldChar w:fldCharType="end"/>
             </w:r>
           </w:hyperlink>
@@ -1015,40 +832,10 @@
                 <w:noProof/>
               </w:rPr>
               <w:tab/>
-            </w:r>
-            <w:r>
-              <w:rPr>
-                <w:noProof/>
-              </w:rPr>
               <w:fldChar w:fldCharType="begin"/>
-            </w:r>
-            <w:r>
-              <w:rPr>
-                <w:noProof/>
-              </w:rPr>
               <w:instrText xml:space="preserve"> PAGEREF _Toc231132843 \h </w:instrText>
-            </w:r>
-            <w:r>
-              <w:rPr>
-                <w:noProof/>
-              </w:rPr>
-            </w:r>
-            <w:r>
-              <w:rPr>
-                <w:noProof/>
-              </w:rPr>
               <w:fldChar w:fldCharType="separate"/>
-            </w:r>
-            <w:r>
-              <w:rPr>
-                <w:noProof/>
-              </w:rPr>
               <w:t>5</w:t>
-            </w:r>
-            <w:r>
-              <w:rPr>
-                <w:noProof/>
-              </w:rPr>
               <w:fldChar w:fldCharType="end"/>
             </w:r>
           </w:hyperlink>
@@ -1116,40 +903,10 @@
                 <w:noProof/>
               </w:rPr>
               <w:tab/>
-            </w:r>
-            <w:r>
-              <w:rPr>
-                <w:noProof/>
-              </w:rPr>
               <w:fldChar w:fldCharType="begin"/>
-            </w:r>
-            <w:r>
-              <w:rPr>
-                <w:noProof/>
-              </w:rPr>
               <w:instrText xml:space="preserve"> PAGEREF _Toc231132844 \h </w:instrText>
-            </w:r>
-            <w:r>
-              <w:rPr>
-                <w:noProof/>
-              </w:rPr>
-            </w:r>
-            <w:r>
-              <w:rPr>
-                <w:noProof/>
-              </w:rPr>
               <w:fldChar w:fldCharType="separate"/>
-            </w:r>
-            <w:r>
-              <w:rPr>
-                <w:noProof/>
-              </w:rPr>
               <w:t>6</w:t>
-            </w:r>
-            <w:r>
-              <w:rPr>
-                <w:noProof/>
-              </w:rPr>
               <w:fldChar w:fldCharType="end"/>
             </w:r>
           </w:hyperlink>
@@ -1193,40 +950,10 @@
                 <w:noProof/>
               </w:rPr>
               <w:tab/>
-            </w:r>
-            <w:r>
-              <w:rPr>
-                <w:noProof/>
-              </w:rPr>
               <w:fldChar w:fldCharType="begin"/>
-            </w:r>
-            <w:r>
-              <w:rPr>
-                <w:noProof/>
-              </w:rPr>
               <w:instrText xml:space="preserve"> PAGEREF _Toc231132845 \h </w:instrText>
-            </w:r>
-            <w:r>
-              <w:rPr>
-                <w:noProof/>
-              </w:rPr>
-            </w:r>
-            <w:r>
-              <w:rPr>
-                <w:noProof/>
-              </w:rPr>
               <w:fldChar w:fldCharType="separate"/>
-            </w:r>
-            <w:r>
-              <w:rPr>
-                <w:noProof/>
-              </w:rPr>
               <w:t>6</w:t>
-            </w:r>
-            <w:r>
-              <w:rPr>
-                <w:noProof/>
-              </w:rPr>
               <w:fldChar w:fldCharType="end"/>
             </w:r>
           </w:hyperlink>
@@ -1270,40 +997,10 @@
                 <w:noProof/>
               </w:rPr>
               <w:tab/>
-            </w:r>
-            <w:r>
-              <w:rPr>
-                <w:noProof/>
-              </w:rPr>
               <w:fldChar w:fldCharType="begin"/>
-            </w:r>
-            <w:r>
-              <w:rPr>
-                <w:noProof/>
-              </w:rPr>
               <w:instrText xml:space="preserve"> PAGEREF _Toc231132846 \h </w:instrText>
-            </w:r>
-            <w:r>
-              <w:rPr>
-                <w:noProof/>
-              </w:rPr>
-            </w:r>
-            <w:r>
-              <w:rPr>
-                <w:noProof/>
-              </w:rPr>
               <w:fldChar w:fldCharType="separate"/>
-            </w:r>
-            <w:r>
-              <w:rPr>
-                <w:noProof/>
-              </w:rPr>
               <w:t>6</w:t>
-            </w:r>
-            <w:r>
-              <w:rPr>
-                <w:noProof/>
-              </w:rPr>
               <w:fldChar w:fldCharType="end"/>
             </w:r>
           </w:hyperlink>
@@ -1363,40 +1060,10 @@
                 <w:noProof/>
               </w:rPr>
               <w:tab/>
-            </w:r>
-            <w:r>
-              <w:rPr>
-                <w:noProof/>
-              </w:rPr>
               <w:fldChar w:fldCharType="begin"/>
-            </w:r>
-            <w:r>
-              <w:rPr>
-                <w:noProof/>
-              </w:rPr>
               <w:instrText xml:space="preserve"> PAGEREF _Toc231132847 \h </w:instrText>
-            </w:r>
-            <w:r>
-              <w:rPr>
-                <w:noProof/>
-              </w:rPr>
-            </w:r>
-            <w:r>
-              <w:rPr>
-                <w:noProof/>
-              </w:rPr>
               <w:fldChar w:fldCharType="separate"/>
-            </w:r>
-            <w:r>
-              <w:rPr>
-                <w:noProof/>
-              </w:rPr>
               <w:t>7</w:t>
-            </w:r>
-            <w:r>
-              <w:rPr>
-                <w:noProof/>
-              </w:rPr>
               <w:fldChar w:fldCharType="end"/>
             </w:r>
           </w:hyperlink>
@@ -1471,40 +1138,10 @@
                 <w:noProof/>
               </w:rPr>
               <w:tab/>
-            </w:r>
-            <w:r>
-              <w:rPr>
-                <w:noProof/>
-              </w:rPr>
               <w:fldChar w:fldCharType="begin"/>
-            </w:r>
-            <w:r>
-              <w:rPr>
-                <w:noProof/>
-              </w:rPr>
               <w:instrText xml:space="preserve"> PAGEREF _Toc231132848 \h </w:instrText>
-            </w:r>
-            <w:r>
-              <w:rPr>
-                <w:noProof/>
-              </w:rPr>
-            </w:r>
-            <w:r>
-              <w:rPr>
-                <w:noProof/>
-              </w:rPr>
               <w:fldChar w:fldCharType="separate"/>
-            </w:r>
-            <w:r>
-              <w:rPr>
-                <w:noProof/>
-              </w:rPr>
               <w:t>7</w:t>
-            </w:r>
-            <w:r>
-              <w:rPr>
-                <w:noProof/>
-              </w:rPr>
               <w:fldChar w:fldCharType="end"/>
             </w:r>
           </w:hyperlink>
@@ -1580,40 +1217,10 @@
                 <w:noProof/>
               </w:rPr>
               <w:tab/>
-            </w:r>
-            <w:r>
-              <w:rPr>
-                <w:noProof/>
-              </w:rPr>
               <w:fldChar w:fldCharType="begin"/>
-            </w:r>
-            <w:r>
-              <w:rPr>
-                <w:noProof/>
-              </w:rPr>
               <w:instrText xml:space="preserve"> PAGEREF _Toc231132849 \h </w:instrText>
-            </w:r>
-            <w:r>
-              <w:rPr>
-                <w:noProof/>
-              </w:rPr>
-            </w:r>
-            <w:r>
-              <w:rPr>
-                <w:noProof/>
-              </w:rPr>
               <w:fldChar w:fldCharType="separate"/>
-            </w:r>
-            <w:r>
-              <w:rPr>
-                <w:noProof/>
-              </w:rPr>
               <w:t>8</w:t>
-            </w:r>
-            <w:r>
-              <w:rPr>
-                <w:noProof/>
-              </w:rPr>
               <w:fldChar w:fldCharType="end"/>
             </w:r>
           </w:hyperlink>
@@ -1680,40 +1287,10 @@
                 <w:noProof/>
               </w:rPr>
               <w:tab/>
-            </w:r>
-            <w:r>
-              <w:rPr>
-                <w:noProof/>
-              </w:rPr>
               <w:fldChar w:fldCharType="begin"/>
-            </w:r>
-            <w:r>
-              <w:rPr>
-                <w:noProof/>
-              </w:rPr>
               <w:instrText xml:space="preserve"> PAGEREF _Toc231132850 \h </w:instrText>
-            </w:r>
-            <w:r>
-              <w:rPr>
-                <w:noProof/>
-              </w:rPr>
-            </w:r>
-            <w:r>
-              <w:rPr>
-                <w:noProof/>
-              </w:rPr>
               <w:fldChar w:fldCharType="separate"/>
-            </w:r>
-            <w:r>
-              <w:rPr>
-                <w:noProof/>
-              </w:rPr>
               <w:t>8</w:t>
-            </w:r>
-            <w:r>
-              <w:rPr>
-                <w:noProof/>
-              </w:rPr>
               <w:fldChar w:fldCharType="end"/>
             </w:r>
           </w:hyperlink>
@@ -1789,40 +1366,10 @@
                 <w:noProof/>
               </w:rPr>
               <w:tab/>
-            </w:r>
-            <w:r>
-              <w:rPr>
-                <w:noProof/>
-              </w:rPr>
               <w:fldChar w:fldCharType="begin"/>
-            </w:r>
-            <w:r>
-              <w:rPr>
-                <w:noProof/>
-              </w:rPr>
               <w:instrText xml:space="preserve"> PAGEREF _Toc231132851 \h </w:instrText>
-            </w:r>
-            <w:r>
-              <w:rPr>
-                <w:noProof/>
-              </w:rPr>
-            </w:r>
-            <w:r>
-              <w:rPr>
-                <w:noProof/>
-              </w:rPr>
               <w:fldChar w:fldCharType="separate"/>
-            </w:r>
-            <w:r>
-              <w:rPr>
-                <w:noProof/>
-              </w:rPr>
               <w:t>9</w:t>
-            </w:r>
-            <w:r>
-              <w:rPr>
-                <w:noProof/>
-              </w:rPr>
               <w:fldChar w:fldCharType="end"/>
             </w:r>
           </w:hyperlink>
@@ -1874,40 +1421,10 @@
                 <w:noProof/>
               </w:rPr>
               <w:tab/>
-            </w:r>
-            <w:r>
-              <w:rPr>
-                <w:noProof/>
-              </w:rPr>
               <w:fldChar w:fldCharType="begin"/>
-            </w:r>
-            <w:r>
-              <w:rPr>
-                <w:noProof/>
-              </w:rPr>
               <w:instrText xml:space="preserve"> PAGEREF _Toc231132852 \h </w:instrText>
-            </w:r>
-            <w:r>
-              <w:rPr>
-                <w:noProof/>
-              </w:rPr>
-            </w:r>
-            <w:r>
-              <w:rPr>
-                <w:noProof/>
-              </w:rPr>
               <w:fldChar w:fldCharType="separate"/>
-            </w:r>
-            <w:r>
-              <w:rPr>
-                <w:noProof/>
-              </w:rPr>
               <w:t>9</w:t>
-            </w:r>
-            <w:r>
-              <w:rPr>
-                <w:noProof/>
-              </w:rPr>
               <w:fldChar w:fldCharType="end"/>
             </w:r>
           </w:hyperlink>
@@ -1959,40 +1476,10 @@
                 <w:noProof/>
               </w:rPr>
               <w:tab/>
-            </w:r>
-            <w:r>
-              <w:rPr>
-                <w:noProof/>
-              </w:rPr>
               <w:fldChar w:fldCharType="begin"/>
-            </w:r>
-            <w:r>
-              <w:rPr>
-                <w:noProof/>
-              </w:rPr>
               <w:instrText xml:space="preserve"> PAGEREF _Toc231132853 \h </w:instrText>
-            </w:r>
-            <w:r>
-              <w:rPr>
-                <w:noProof/>
-              </w:rPr>
-            </w:r>
-            <w:r>
-              <w:rPr>
-                <w:noProof/>
-              </w:rPr>
               <w:fldChar w:fldCharType="separate"/>
-            </w:r>
-            <w:r>
-              <w:rPr>
-                <w:noProof/>
-              </w:rPr>
               <w:t>9</w:t>
-            </w:r>
-            <w:r>
-              <w:rPr>
-                <w:noProof/>
-              </w:rPr>
               <w:fldChar w:fldCharType="end"/>
             </w:r>
           </w:hyperlink>
@@ -2044,40 +1531,10 @@
                 <w:noProof/>
               </w:rPr>
               <w:tab/>
-            </w:r>
-            <w:r>
-              <w:rPr>
-                <w:noProof/>
-              </w:rPr>
               <w:fldChar w:fldCharType="begin"/>
-            </w:r>
-            <w:r>
-              <w:rPr>
-                <w:noProof/>
-              </w:rPr>
               <w:instrText xml:space="preserve"> PAGEREF _Toc231132854 \h </w:instrText>
-            </w:r>
-            <w:r>
-              <w:rPr>
-                <w:noProof/>
-              </w:rPr>
-            </w:r>
-            <w:r>
-              <w:rPr>
-                <w:noProof/>
-              </w:rPr>
               <w:fldChar w:fldCharType="separate"/>
-            </w:r>
-            <w:r>
-              <w:rPr>
-                <w:noProof/>
-              </w:rPr>
               <w:t>10</w:t>
-            </w:r>
-            <w:r>
-              <w:rPr>
-                <w:noProof/>
-              </w:rPr>
               <w:fldChar w:fldCharType="end"/>
             </w:r>
           </w:hyperlink>
@@ -2121,40 +1578,10 @@
                 <w:noProof/>
               </w:rPr>
               <w:tab/>
-            </w:r>
-            <w:r>
-              <w:rPr>
-                <w:noProof/>
-              </w:rPr>
               <w:fldChar w:fldCharType="begin"/>
-            </w:r>
-            <w:r>
-              <w:rPr>
-                <w:noProof/>
-              </w:rPr>
               <w:instrText xml:space="preserve"> PAGEREF _Toc231132855 \h </w:instrText>
-            </w:r>
-            <w:r>
-              <w:rPr>
-                <w:noProof/>
-              </w:rPr>
-            </w:r>
-            <w:r>
-              <w:rPr>
-                <w:noProof/>
-              </w:rPr>
               <w:fldChar w:fldCharType="separate"/>
-            </w:r>
-            <w:r>
-              <w:rPr>
-                <w:noProof/>
-              </w:rPr>
               <w:t>10</w:t>
-            </w:r>
-            <w:r>
-              <w:rPr>
-                <w:noProof/>
-              </w:rPr>
               <w:fldChar w:fldCharType="end"/>
             </w:r>
           </w:hyperlink>
@@ -2198,40 +1625,10 @@
                 <w:noProof/>
               </w:rPr>
               <w:tab/>
-            </w:r>
-            <w:r>
-              <w:rPr>
-                <w:noProof/>
-              </w:rPr>
               <w:fldChar w:fldCharType="begin"/>
-            </w:r>
-            <w:r>
-              <w:rPr>
-                <w:noProof/>
-              </w:rPr>
               <w:instrText xml:space="preserve"> PAGEREF _Toc231132856 \h </w:instrText>
-            </w:r>
-            <w:r>
-              <w:rPr>
-                <w:noProof/>
-              </w:rPr>
-            </w:r>
-            <w:r>
-              <w:rPr>
-                <w:noProof/>
-              </w:rPr>
               <w:fldChar w:fldCharType="separate"/>
-            </w:r>
-            <w:r>
-              <w:rPr>
-                <w:noProof/>
-              </w:rPr>
               <w:t>10</w:t>
-            </w:r>
-            <w:r>
-              <w:rPr>
-                <w:noProof/>
-              </w:rPr>
               <w:fldChar w:fldCharType="end"/>
             </w:r>
           </w:hyperlink>
@@ -2275,40 +1672,10 @@
                 <w:noProof/>
               </w:rPr>
               <w:tab/>
-            </w:r>
-            <w:r>
-              <w:rPr>
-                <w:noProof/>
-              </w:rPr>
               <w:fldChar w:fldCharType="begin"/>
-            </w:r>
-            <w:r>
-              <w:rPr>
-                <w:noProof/>
-              </w:rPr>
               <w:instrText xml:space="preserve"> PAGEREF _Toc231132857 \h </w:instrText>
-            </w:r>
-            <w:r>
-              <w:rPr>
-                <w:noProof/>
-              </w:rPr>
-            </w:r>
-            <w:r>
-              <w:rPr>
-                <w:noProof/>
-              </w:rPr>
               <w:fldChar w:fldCharType="separate"/>
-            </w:r>
-            <w:r>
-              <w:rPr>
-                <w:noProof/>
-              </w:rPr>
               <w:t>10</w:t>
-            </w:r>
-            <w:r>
-              <w:rPr>
-                <w:noProof/>
-              </w:rPr>
               <w:fldChar w:fldCharType="end"/>
             </w:r>
           </w:hyperlink>
@@ -2368,40 +1735,10 @@
                 <w:noProof/>
               </w:rPr>
               <w:tab/>
-            </w:r>
-            <w:r>
-              <w:rPr>
-                <w:noProof/>
-              </w:rPr>
               <w:fldChar w:fldCharType="begin"/>
-            </w:r>
-            <w:r>
-              <w:rPr>
-                <w:noProof/>
-              </w:rPr>
               <w:instrText xml:space="preserve"> PAGEREF _Toc231132858 \h </w:instrText>
-            </w:r>
-            <w:r>
-              <w:rPr>
-                <w:noProof/>
-              </w:rPr>
-            </w:r>
-            <w:r>
-              <w:rPr>
-                <w:noProof/>
-              </w:rPr>
               <w:fldChar w:fldCharType="separate"/>
-            </w:r>
-            <w:r>
-              <w:rPr>
-                <w:noProof/>
-              </w:rPr>
               <w:t>12</w:t>
-            </w:r>
-            <w:r>
-              <w:rPr>
-                <w:noProof/>
-              </w:rPr>
               <w:fldChar w:fldCharType="end"/>
             </w:r>
           </w:hyperlink>
@@ -2469,40 +1806,10 @@
                 <w:noProof/>
               </w:rPr>
               <w:tab/>
-            </w:r>
-            <w:r>
-              <w:rPr>
-                <w:noProof/>
-              </w:rPr>
               <w:fldChar w:fldCharType="begin"/>
-            </w:r>
-            <w:r>
-              <w:rPr>
-                <w:noProof/>
-              </w:rPr>
               <w:instrText xml:space="preserve"> PAGEREF _Toc231132859 \h </w:instrText>
-            </w:r>
-            <w:r>
-              <w:rPr>
-                <w:noProof/>
-              </w:rPr>
-            </w:r>
-            <w:r>
-              <w:rPr>
-                <w:noProof/>
-              </w:rPr>
               <w:fldChar w:fldCharType="separate"/>
-            </w:r>
-            <w:r>
-              <w:rPr>
-                <w:noProof/>
-              </w:rPr>
               <w:t>12</w:t>
-            </w:r>
-            <w:r>
-              <w:rPr>
-                <w:noProof/>
-              </w:rPr>
               <w:fldChar w:fldCharType="end"/>
             </w:r>
           </w:hyperlink>
@@ -2570,40 +1877,10 @@
                 <w:noProof/>
               </w:rPr>
               <w:tab/>
-            </w:r>
-            <w:r>
-              <w:rPr>
-                <w:noProof/>
-              </w:rPr>
               <w:fldChar w:fldCharType="begin"/>
-            </w:r>
-            <w:r>
-              <w:rPr>
-                <w:noProof/>
-              </w:rPr>
               <w:instrText xml:space="preserve"> PAGEREF _Toc231132860 \h </w:instrText>
-            </w:r>
-            <w:r>
-              <w:rPr>
-                <w:noProof/>
-              </w:rPr>
-            </w:r>
-            <w:r>
-              <w:rPr>
-                <w:noProof/>
-              </w:rPr>
               <w:fldChar w:fldCharType="separate"/>
-            </w:r>
-            <w:r>
-              <w:rPr>
-                <w:noProof/>
-              </w:rPr>
               <w:t>12</w:t>
-            </w:r>
-            <w:r>
-              <w:rPr>
-                <w:noProof/>
-              </w:rPr>
               <w:fldChar w:fldCharType="end"/>
             </w:r>
           </w:hyperlink>
@@ -2655,40 +1932,10 @@
                 <w:noProof/>
               </w:rPr>
               <w:tab/>
-            </w:r>
-            <w:r>
-              <w:rPr>
-                <w:noProof/>
-              </w:rPr>
               <w:fldChar w:fldCharType="begin"/>
-            </w:r>
-            <w:r>
-              <w:rPr>
-                <w:noProof/>
-              </w:rPr>
               <w:instrText xml:space="preserve"> PAGEREF _Toc231132861 \h </w:instrText>
-            </w:r>
-            <w:r>
-              <w:rPr>
-                <w:noProof/>
-              </w:rPr>
-            </w:r>
-            <w:r>
-              <w:rPr>
-                <w:noProof/>
-              </w:rPr>
               <w:fldChar w:fldCharType="separate"/>
-            </w:r>
-            <w:r>
-              <w:rPr>
-                <w:noProof/>
-              </w:rPr>
               <w:t>12</w:t>
-            </w:r>
-            <w:r>
-              <w:rPr>
-                <w:noProof/>
-              </w:rPr>
               <w:fldChar w:fldCharType="end"/>
             </w:r>
           </w:hyperlink>
@@ -2764,40 +2011,10 @@
                 <w:noProof/>
               </w:rPr>
               <w:tab/>
-            </w:r>
-            <w:r>
-              <w:rPr>
-                <w:noProof/>
-              </w:rPr>
               <w:fldChar w:fldCharType="begin"/>
-            </w:r>
-            <w:r>
-              <w:rPr>
-                <w:noProof/>
-              </w:rPr>
               <w:instrText xml:space="preserve"> PAGEREF _Toc231132862 \h </w:instrText>
-            </w:r>
-            <w:r>
-              <w:rPr>
-                <w:noProof/>
-              </w:rPr>
-            </w:r>
-            <w:r>
-              <w:rPr>
-                <w:noProof/>
-              </w:rPr>
               <w:fldChar w:fldCharType="separate"/>
-            </w:r>
-            <w:r>
-              <w:rPr>
-                <w:noProof/>
-              </w:rPr>
               <w:t>13</w:t>
-            </w:r>
-            <w:r>
-              <w:rPr>
-                <w:noProof/>
-              </w:rPr>
               <w:fldChar w:fldCharType="end"/>
             </w:r>
           </w:hyperlink>
@@ -2849,40 +2066,10 @@
                 <w:noProof/>
               </w:rPr>
               <w:tab/>
-            </w:r>
-            <w:r>
-              <w:rPr>
-                <w:noProof/>
-              </w:rPr>
               <w:fldChar w:fldCharType="begin"/>
-            </w:r>
-            <w:r>
-              <w:rPr>
-                <w:noProof/>
-              </w:rPr>
               <w:instrText xml:space="preserve"> PAGEREF _Toc231132863 \h </w:instrText>
-            </w:r>
-            <w:r>
-              <w:rPr>
-                <w:noProof/>
-              </w:rPr>
-            </w:r>
-            <w:r>
-              <w:rPr>
-                <w:noProof/>
-              </w:rPr>
               <w:fldChar w:fldCharType="separate"/>
-            </w:r>
-            <w:r>
-              <w:rPr>
-                <w:noProof/>
-              </w:rPr>
               <w:t>13</w:t>
-            </w:r>
-            <w:r>
-              <w:rPr>
-                <w:noProof/>
-              </w:rPr>
               <w:fldChar w:fldCharType="end"/>
             </w:r>
           </w:hyperlink>
@@ -2942,40 +2129,10 @@
                 <w:noProof/>
               </w:rPr>
               <w:tab/>
-            </w:r>
-            <w:r>
-              <w:rPr>
-                <w:noProof/>
-              </w:rPr>
               <w:fldChar w:fldCharType="begin"/>
-            </w:r>
-            <w:r>
-              <w:rPr>
-                <w:noProof/>
-              </w:rPr>
               <w:instrText xml:space="preserve"> PAGEREF _Toc231132864 \h </w:instrText>
-            </w:r>
-            <w:r>
-              <w:rPr>
-                <w:noProof/>
-              </w:rPr>
-            </w:r>
-            <w:r>
-              <w:rPr>
-                <w:noProof/>
-              </w:rPr>
               <w:fldChar w:fldCharType="separate"/>
-            </w:r>
-            <w:r>
-              <w:rPr>
-                <w:noProof/>
-              </w:rPr>
               <w:t>14</w:t>
-            </w:r>
-            <w:r>
-              <w:rPr>
-                <w:noProof/>
-              </w:rPr>
               <w:fldChar w:fldCharType="end"/>
             </w:r>
           </w:hyperlink>
@@ -3027,40 +2184,10 @@
                 <w:noProof/>
               </w:rPr>
               <w:tab/>
-            </w:r>
-            <w:r>
-              <w:rPr>
-                <w:noProof/>
-              </w:rPr>
               <w:fldChar w:fldCharType="begin"/>
-            </w:r>
-            <w:r>
-              <w:rPr>
-                <w:noProof/>
-              </w:rPr>
               <w:instrText xml:space="preserve"> PAGEREF _Toc231132865 \h </w:instrText>
-            </w:r>
-            <w:r>
-              <w:rPr>
-                <w:noProof/>
-              </w:rPr>
-            </w:r>
-            <w:r>
-              <w:rPr>
-                <w:noProof/>
-              </w:rPr>
               <w:fldChar w:fldCharType="separate"/>
-            </w:r>
-            <w:r>
-              <w:rPr>
-                <w:noProof/>
-              </w:rPr>
               <w:t>14</w:t>
-            </w:r>
-            <w:r>
-              <w:rPr>
-                <w:noProof/>
-              </w:rPr>
               <w:fldChar w:fldCharType="end"/>
             </w:r>
           </w:hyperlink>
@@ -3128,40 +2255,10 @@
                 <w:noProof/>
               </w:rPr>
               <w:tab/>
-            </w:r>
-            <w:r>
-              <w:rPr>
-                <w:noProof/>
-              </w:rPr>
               <w:fldChar w:fldCharType="begin"/>
-            </w:r>
-            <w:r>
-              <w:rPr>
-                <w:noProof/>
-              </w:rPr>
               <w:instrText xml:space="preserve"> PAGEREF _Toc231132866 \h </w:instrText>
-            </w:r>
-            <w:r>
-              <w:rPr>
-                <w:noProof/>
-              </w:rPr>
-            </w:r>
-            <w:r>
-              <w:rPr>
-                <w:noProof/>
-              </w:rPr>
               <w:fldChar w:fldCharType="separate"/>
-            </w:r>
-            <w:r>
-              <w:rPr>
-                <w:noProof/>
-              </w:rPr>
               <w:t>14</w:t>
-            </w:r>
-            <w:r>
-              <w:rPr>
-                <w:noProof/>
-              </w:rPr>
               <w:fldChar w:fldCharType="end"/>
             </w:r>
           </w:hyperlink>
@@ -3221,40 +2318,10 @@
                 <w:noProof/>
               </w:rPr>
               <w:tab/>
-            </w:r>
-            <w:r>
-              <w:rPr>
-                <w:noProof/>
-              </w:rPr>
               <w:fldChar w:fldCharType="begin"/>
-            </w:r>
-            <w:r>
-              <w:rPr>
-                <w:noProof/>
-              </w:rPr>
               <w:instrText xml:space="preserve"> PAGEREF _Toc231132867 \h </w:instrText>
-            </w:r>
-            <w:r>
-              <w:rPr>
-                <w:noProof/>
-              </w:rPr>
-            </w:r>
-            <w:r>
-              <w:rPr>
-                <w:noProof/>
-              </w:rPr>
               <w:fldChar w:fldCharType="separate"/>
-            </w:r>
-            <w:r>
-              <w:rPr>
-                <w:noProof/>
-              </w:rPr>
               <w:t>14</w:t>
-            </w:r>
-            <w:r>
-              <w:rPr>
-                <w:noProof/>
-              </w:rPr>
               <w:fldChar w:fldCharType="end"/>
             </w:r>
           </w:hyperlink>
@@ -3314,40 +2381,10 @@
                 <w:noProof/>
               </w:rPr>
               <w:tab/>
-            </w:r>
-            <w:r>
-              <w:rPr>
-                <w:noProof/>
-              </w:rPr>
               <w:fldChar w:fldCharType="begin"/>
-            </w:r>
-            <w:r>
-              <w:rPr>
-                <w:noProof/>
-              </w:rPr>
               <w:instrText xml:space="preserve"> PAGEREF _Toc231132868 \h </w:instrText>
-            </w:r>
-            <w:r>
-              <w:rPr>
-                <w:noProof/>
-              </w:rPr>
-            </w:r>
-            <w:r>
-              <w:rPr>
-                <w:noProof/>
-              </w:rPr>
               <w:fldChar w:fldCharType="separate"/>
-            </w:r>
-            <w:r>
-              <w:rPr>
-                <w:noProof/>
-              </w:rPr>
               <w:t>15</w:t>
-            </w:r>
-            <w:r>
-              <w:rPr>
-                <w:noProof/>
-              </w:rPr>
               <w:fldChar w:fldCharType="end"/>
             </w:r>
           </w:hyperlink>
@@ -3399,40 +2436,10 @@
                 <w:noProof/>
               </w:rPr>
               <w:tab/>
-            </w:r>
-            <w:r>
-              <w:rPr>
-                <w:noProof/>
-              </w:rPr>
               <w:fldChar w:fldCharType="begin"/>
-            </w:r>
-            <w:r>
-              <w:rPr>
-                <w:noProof/>
-              </w:rPr>
               <w:instrText xml:space="preserve"> PAGEREF _Toc231132869 \h </w:instrText>
-            </w:r>
-            <w:r>
-              <w:rPr>
-                <w:noProof/>
-              </w:rPr>
-            </w:r>
-            <w:r>
-              <w:rPr>
-                <w:noProof/>
-              </w:rPr>
               <w:fldChar w:fldCharType="separate"/>
-            </w:r>
-            <w:r>
-              <w:rPr>
-                <w:noProof/>
-              </w:rPr>
               <w:t>15</w:t>
-            </w:r>
-            <w:r>
-              <w:rPr>
-                <w:noProof/>
-              </w:rPr>
               <w:fldChar w:fldCharType="end"/>
             </w:r>
           </w:hyperlink>
@@ -3476,40 +2483,10 @@
                 <w:noProof/>
               </w:rPr>
               <w:tab/>
-            </w:r>
-            <w:r>
-              <w:rPr>
-                <w:noProof/>
-              </w:rPr>
               <w:fldChar w:fldCharType="begin"/>
-            </w:r>
-            <w:r>
-              <w:rPr>
-                <w:noProof/>
-              </w:rPr>
               <w:instrText xml:space="preserve"> PAGEREF _Toc231132870 \h </w:instrText>
-            </w:r>
-            <w:r>
-              <w:rPr>
-                <w:noProof/>
-              </w:rPr>
-            </w:r>
-            <w:r>
-              <w:rPr>
-                <w:noProof/>
-              </w:rPr>
               <w:fldChar w:fldCharType="separate"/>
-            </w:r>
-            <w:r>
-              <w:rPr>
-                <w:noProof/>
-              </w:rPr>
               <w:t>15</w:t>
-            </w:r>
-            <w:r>
-              <w:rPr>
-                <w:noProof/>
-              </w:rPr>
               <w:fldChar w:fldCharType="end"/>
             </w:r>
           </w:hyperlink>
@@ -3577,40 +2554,10 @@
                 <w:noProof/>
               </w:rPr>
               <w:tab/>
-            </w:r>
-            <w:r>
-              <w:rPr>
-                <w:noProof/>
-              </w:rPr>
               <w:fldChar w:fldCharType="begin"/>
-            </w:r>
-            <w:r>
-              <w:rPr>
-                <w:noProof/>
-              </w:rPr>
               <w:instrText xml:space="preserve"> PAGEREF _Toc231132871 \h </w:instrText>
-            </w:r>
-            <w:r>
-              <w:rPr>
-                <w:noProof/>
-              </w:rPr>
-            </w:r>
-            <w:r>
-              <w:rPr>
-                <w:noProof/>
-              </w:rPr>
               <w:fldChar w:fldCharType="separate"/>
-            </w:r>
-            <w:r>
-              <w:rPr>
-                <w:noProof/>
-              </w:rPr>
               <w:t>16</w:t>
-            </w:r>
-            <w:r>
-              <w:rPr>
-                <w:noProof/>
-              </w:rPr>
               <w:fldChar w:fldCharType="end"/>
             </w:r>
           </w:hyperlink>
@@ -3654,40 +2601,10 @@
                 <w:noProof/>
               </w:rPr>
               <w:tab/>
-            </w:r>
-            <w:r>
-              <w:rPr>
-                <w:noProof/>
-              </w:rPr>
               <w:fldChar w:fldCharType="begin"/>
-            </w:r>
-            <w:r>
-              <w:rPr>
-                <w:noProof/>
-              </w:rPr>
               <w:instrText xml:space="preserve"> PAGEREF _Toc231132872 \h </w:instrText>
-            </w:r>
-            <w:r>
-              <w:rPr>
-                <w:noProof/>
-              </w:rPr>
-            </w:r>
-            <w:r>
-              <w:rPr>
-                <w:noProof/>
-              </w:rPr>
               <w:fldChar w:fldCharType="separate"/>
-            </w:r>
-            <w:r>
-              <w:rPr>
-                <w:noProof/>
-              </w:rPr>
               <w:t>16</w:t>
-            </w:r>
-            <w:r>
-              <w:rPr>
-                <w:noProof/>
-              </w:rPr>
               <w:fldChar w:fldCharType="end"/>
             </w:r>
           </w:hyperlink>
@@ -3739,40 +2656,10 @@
                 <w:noProof/>
               </w:rPr>
               <w:tab/>
-            </w:r>
-            <w:r>
-              <w:rPr>
-                <w:noProof/>
-              </w:rPr>
               <w:fldChar w:fldCharType="begin"/>
-            </w:r>
-            <w:r>
-              <w:rPr>
-                <w:noProof/>
-              </w:rPr>
               <w:instrText xml:space="preserve"> PAGEREF _Toc231132873 \h </w:instrText>
-            </w:r>
-            <w:r>
-              <w:rPr>
-                <w:noProof/>
-              </w:rPr>
-            </w:r>
-            <w:r>
-              <w:rPr>
-                <w:noProof/>
-              </w:rPr>
               <w:fldChar w:fldCharType="separate"/>
-            </w:r>
-            <w:r>
-              <w:rPr>
-                <w:noProof/>
-              </w:rPr>
               <w:t>16</w:t>
-            </w:r>
-            <w:r>
-              <w:rPr>
-                <w:noProof/>
-              </w:rPr>
               <w:fldChar w:fldCharType="end"/>
             </w:r>
           </w:hyperlink>
@@ -3824,40 +2711,10 @@
                 <w:noProof/>
               </w:rPr>
               <w:tab/>
-            </w:r>
-            <w:r>
-              <w:rPr>
-                <w:noProof/>
-              </w:rPr>
               <w:fldChar w:fldCharType="begin"/>
-            </w:r>
-            <w:r>
-              <w:rPr>
-                <w:noProof/>
-              </w:rPr>
               <w:instrText xml:space="preserve"> PAGEREF _Toc231132874 \h </w:instrText>
-            </w:r>
-            <w:r>
-              <w:rPr>
-                <w:noProof/>
-              </w:rPr>
-            </w:r>
-            <w:r>
-              <w:rPr>
-                <w:noProof/>
-              </w:rPr>
               <w:fldChar w:fldCharType="separate"/>
-            </w:r>
-            <w:r>
-              <w:rPr>
-                <w:noProof/>
-              </w:rPr>
               <w:t>16</w:t>
-            </w:r>
-            <w:r>
-              <w:rPr>
-                <w:noProof/>
-              </w:rPr>
               <w:fldChar w:fldCharType="end"/>
             </w:r>
           </w:hyperlink>
@@ -3925,40 +2782,10 @@
                 <w:noProof/>
               </w:rPr>
               <w:tab/>
-            </w:r>
-            <w:r>
-              <w:rPr>
-                <w:noProof/>
-              </w:rPr>
               <w:fldChar w:fldCharType="begin"/>
-            </w:r>
-            <w:r>
-              <w:rPr>
-                <w:noProof/>
-              </w:rPr>
               <w:instrText xml:space="preserve"> PAGEREF _Toc231132875 \h </w:instrText>
-            </w:r>
-            <w:r>
-              <w:rPr>
-                <w:noProof/>
-              </w:rPr>
-            </w:r>
-            <w:r>
-              <w:rPr>
-                <w:noProof/>
-              </w:rPr>
               <w:fldChar w:fldCharType="separate"/>
-            </w:r>
-            <w:r>
-              <w:rPr>
-                <w:noProof/>
-              </w:rPr>
               <w:t>16</w:t>
-            </w:r>
-            <w:r>
-              <w:rPr>
-                <w:noProof/>
-              </w:rPr>
               <w:fldChar w:fldCharType="end"/>
             </w:r>
           </w:hyperlink>
@@ -4018,40 +2845,10 @@
                 <w:noProof/>
               </w:rPr>
               <w:tab/>
-            </w:r>
-            <w:r>
-              <w:rPr>
-                <w:noProof/>
-              </w:rPr>
               <w:fldChar w:fldCharType="begin"/>
-            </w:r>
-            <w:r>
-              <w:rPr>
-                <w:noProof/>
-              </w:rPr>
               <w:instrText xml:space="preserve"> PAGEREF _Toc231132876 \h </w:instrText>
-            </w:r>
-            <w:r>
-              <w:rPr>
-                <w:noProof/>
-              </w:rPr>
-            </w:r>
-            <w:r>
-              <w:rPr>
-                <w:noProof/>
-              </w:rPr>
               <w:fldChar w:fldCharType="separate"/>
-            </w:r>
-            <w:r>
-              <w:rPr>
-                <w:noProof/>
-              </w:rPr>
               <w:t>16</w:t>
-            </w:r>
-            <w:r>
-              <w:rPr>
-                <w:noProof/>
-              </w:rPr>
               <w:fldChar w:fldCharType="end"/>
             </w:r>
           </w:hyperlink>
@@ -4127,40 +2924,10 @@
                 <w:noProof/>
               </w:rPr>
               <w:tab/>
-            </w:r>
-            <w:r>
-              <w:rPr>
-                <w:noProof/>
-              </w:rPr>
               <w:fldChar w:fldCharType="begin"/>
-            </w:r>
-            <w:r>
-              <w:rPr>
-                <w:noProof/>
-              </w:rPr>
               <w:instrText xml:space="preserve"> PAGEREF _Toc231132877 \h </w:instrText>
-            </w:r>
-            <w:r>
-              <w:rPr>
-                <w:noProof/>
-              </w:rPr>
-            </w:r>
-            <w:r>
-              <w:rPr>
-                <w:noProof/>
-              </w:rPr>
               <w:fldChar w:fldCharType="separate"/>
-            </w:r>
-            <w:r>
-              <w:rPr>
-                <w:noProof/>
-              </w:rPr>
               <w:t>16</w:t>
-            </w:r>
-            <w:r>
-              <w:rPr>
-                <w:noProof/>
-              </w:rPr>
               <w:fldChar w:fldCharType="end"/>
             </w:r>
           </w:hyperlink>
@@ -4196,40 +2963,10 @@
                 <w:noProof/>
               </w:rPr>
               <w:tab/>
-            </w:r>
-            <w:r>
-              <w:rPr>
-                <w:noProof/>
-              </w:rPr>
               <w:fldChar w:fldCharType="begin"/>
-            </w:r>
-            <w:r>
-              <w:rPr>
-                <w:noProof/>
-              </w:rPr>
               <w:instrText xml:space="preserve"> PAGEREF _Toc231132878 \h </w:instrText>
-            </w:r>
-            <w:r>
-              <w:rPr>
-                <w:noProof/>
-              </w:rPr>
-            </w:r>
-            <w:r>
-              <w:rPr>
-                <w:noProof/>
-              </w:rPr>
               <w:fldChar w:fldCharType="separate"/>
-            </w:r>
-            <w:r>
-              <w:rPr>
-                <w:noProof/>
-              </w:rPr>
               <w:t>16</w:t>
-            </w:r>
-            <w:r>
-              <w:rPr>
-                <w:noProof/>
-              </w:rPr>
               <w:fldChar w:fldCharType="end"/>
             </w:r>
           </w:hyperlink>
@@ -4273,40 +3010,10 @@
                 <w:noProof/>
               </w:rPr>
               <w:tab/>
-            </w:r>
-            <w:r>
-              <w:rPr>
-                <w:noProof/>
-              </w:rPr>
               <w:fldChar w:fldCharType="begin"/>
-            </w:r>
-            <w:r>
-              <w:rPr>
-                <w:noProof/>
-              </w:rPr>
               <w:instrText xml:space="preserve"> PAGEREF _Toc231132879 \h </w:instrText>
-            </w:r>
-            <w:r>
-              <w:rPr>
-                <w:noProof/>
-              </w:rPr>
-            </w:r>
-            <w:r>
-              <w:rPr>
-                <w:noProof/>
-              </w:rPr>
               <w:fldChar w:fldCharType="separate"/>
-            </w:r>
-            <w:r>
-              <w:rPr>
-                <w:noProof/>
-              </w:rPr>
               <w:t>17</w:t>
-            </w:r>
-            <w:r>
-              <w:rPr>
-                <w:noProof/>
-              </w:rPr>
               <w:fldChar w:fldCharType="end"/>
             </w:r>
           </w:hyperlink>
@@ -4342,40 +3049,10 @@
                 <w:noProof/>
               </w:rPr>
               <w:tab/>
-            </w:r>
-            <w:r>
-              <w:rPr>
-                <w:noProof/>
-              </w:rPr>
               <w:fldChar w:fldCharType="begin"/>
-            </w:r>
-            <w:r>
-              <w:rPr>
-                <w:noProof/>
-              </w:rPr>
               <w:instrText xml:space="preserve"> PAGEREF _Toc231132880 \h </w:instrText>
-            </w:r>
-            <w:r>
-              <w:rPr>
-                <w:noProof/>
-              </w:rPr>
-            </w:r>
-            <w:r>
-              <w:rPr>
-                <w:noProof/>
-              </w:rPr>
               <w:fldChar w:fldCharType="separate"/>
-            </w:r>
-            <w:r>
-              <w:rPr>
-                <w:noProof/>
-              </w:rPr>
               <w:t>17</w:t>
-            </w:r>
-            <w:r>
-              <w:rPr>
-                <w:noProof/>
-              </w:rPr>
               <w:fldChar w:fldCharType="end"/>
             </w:r>
           </w:hyperlink>
@@ -4427,40 +3104,10 @@
                 <w:noProof/>
               </w:rPr>
               <w:tab/>
-            </w:r>
-            <w:r>
-              <w:rPr>
-                <w:noProof/>
-              </w:rPr>
               <w:fldChar w:fldCharType="begin"/>
-            </w:r>
-            <w:r>
-              <w:rPr>
-                <w:noProof/>
-              </w:rPr>
               <w:instrText xml:space="preserve"> PAGEREF _Toc231132881 \h </w:instrText>
-            </w:r>
-            <w:r>
-              <w:rPr>
-                <w:noProof/>
-              </w:rPr>
-            </w:r>
-            <w:r>
-              <w:rPr>
-                <w:noProof/>
-              </w:rPr>
               <w:fldChar w:fldCharType="separate"/>
-            </w:r>
-            <w:r>
-              <w:rPr>
-                <w:noProof/>
-              </w:rPr>
               <w:t>17</w:t>
-            </w:r>
-            <w:r>
-              <w:rPr>
-                <w:noProof/>
-              </w:rPr>
               <w:fldChar w:fldCharType="end"/>
             </w:r>
           </w:hyperlink>
@@ -4504,40 +3151,10 @@
                 <w:noProof/>
               </w:rPr>
               <w:tab/>
-            </w:r>
-            <w:r>
-              <w:rPr>
-                <w:noProof/>
-              </w:rPr>
               <w:fldChar w:fldCharType="begin"/>
-            </w:r>
-            <w:r>
-              <w:rPr>
-                <w:noProof/>
-              </w:rPr>
               <w:instrText xml:space="preserve"> PAGEREF _Toc231132882 \h </w:instrText>
-            </w:r>
-            <w:r>
-              <w:rPr>
-                <w:noProof/>
-              </w:rPr>
-            </w:r>
-            <w:r>
-              <w:rPr>
-                <w:noProof/>
-              </w:rPr>
               <w:fldChar w:fldCharType="separate"/>
-            </w:r>
-            <w:r>
-              <w:rPr>
-                <w:noProof/>
-              </w:rPr>
               <w:t>17</w:t>
-            </w:r>
-            <w:r>
-              <w:rPr>
-                <w:noProof/>
-              </w:rPr>
               <w:fldChar w:fldCharType="end"/>
             </w:r>
           </w:hyperlink>
@@ -4589,40 +3206,10 @@
                 <w:noProof/>
               </w:rPr>
               <w:tab/>
-            </w:r>
-            <w:r>
-              <w:rPr>
-                <w:noProof/>
-              </w:rPr>
               <w:fldChar w:fldCharType="begin"/>
-            </w:r>
-            <w:r>
-              <w:rPr>
-                <w:noProof/>
-              </w:rPr>
               <w:instrText xml:space="preserve"> PAGEREF _Toc231132883 \h </w:instrText>
-            </w:r>
-            <w:r>
-              <w:rPr>
-                <w:noProof/>
-              </w:rPr>
-            </w:r>
-            <w:r>
-              <w:rPr>
-                <w:noProof/>
-              </w:rPr>
               <w:fldChar w:fldCharType="separate"/>
-            </w:r>
-            <w:r>
-              <w:rPr>
-                <w:noProof/>
-              </w:rPr>
               <w:t>17</w:t>
-            </w:r>
-            <w:r>
-              <w:rPr>
-                <w:noProof/>
-              </w:rPr>
               <w:fldChar w:fldCharType="end"/>
             </w:r>
           </w:hyperlink>
@@ -4674,40 +3261,10 @@
                 <w:noProof/>
               </w:rPr>
               <w:tab/>
-            </w:r>
-            <w:r>
-              <w:rPr>
-                <w:noProof/>
-              </w:rPr>
               <w:fldChar w:fldCharType="begin"/>
-            </w:r>
-            <w:r>
-              <w:rPr>
-                <w:noProof/>
-              </w:rPr>
               <w:instrText xml:space="preserve"> PAGEREF _Toc231132884 \h </w:instrText>
-            </w:r>
-            <w:r>
-              <w:rPr>
-                <w:noProof/>
-              </w:rPr>
-            </w:r>
-            <w:r>
-              <w:rPr>
-                <w:noProof/>
-              </w:rPr>
               <w:fldChar w:fldCharType="separate"/>
-            </w:r>
-            <w:r>
-              <w:rPr>
-                <w:noProof/>
-              </w:rPr>
               <w:t>18</w:t>
-            </w:r>
-            <w:r>
-              <w:rPr>
-                <w:noProof/>
-              </w:rPr>
               <w:fldChar w:fldCharType="end"/>
             </w:r>
           </w:hyperlink>
@@ -4775,40 +3332,10 @@
                 <w:noProof/>
               </w:rPr>
               <w:tab/>
-            </w:r>
-            <w:r>
-              <w:rPr>
-                <w:noProof/>
-              </w:rPr>
               <w:fldChar w:fldCharType="begin"/>
-            </w:r>
-            <w:r>
-              <w:rPr>
-                <w:noProof/>
-              </w:rPr>
               <w:instrText xml:space="preserve"> PAGEREF _Toc231132885 \h </w:instrText>
-            </w:r>
-            <w:r>
-              <w:rPr>
-                <w:noProof/>
-              </w:rPr>
-            </w:r>
-            <w:r>
-              <w:rPr>
-                <w:noProof/>
-              </w:rPr>
               <w:fldChar w:fldCharType="separate"/>
-            </w:r>
-            <w:r>
-              <w:rPr>
-                <w:noProof/>
-              </w:rPr>
               <w:t>18</w:t>
-            </w:r>
-            <w:r>
-              <w:rPr>
-                <w:noProof/>
-              </w:rPr>
               <w:fldChar w:fldCharType="end"/>
             </w:r>
           </w:hyperlink>
@@ -4860,40 +3387,10 @@
                 <w:noProof/>
               </w:rPr>
               <w:tab/>
-            </w:r>
-            <w:r>
-              <w:rPr>
-                <w:noProof/>
-              </w:rPr>
               <w:fldChar w:fldCharType="begin"/>
-            </w:r>
-            <w:r>
-              <w:rPr>
-                <w:noProof/>
-              </w:rPr>
               <w:instrText xml:space="preserve"> PAGEREF _Toc231132886 \h </w:instrText>
-            </w:r>
-            <w:r>
-              <w:rPr>
-                <w:noProof/>
-              </w:rPr>
-            </w:r>
-            <w:r>
-              <w:rPr>
-                <w:noProof/>
-              </w:rPr>
               <w:fldChar w:fldCharType="separate"/>
-            </w:r>
-            <w:r>
-              <w:rPr>
-                <w:noProof/>
-              </w:rPr>
               <w:t>18</w:t>
-            </w:r>
-            <w:r>
-              <w:rPr>
-                <w:noProof/>
-              </w:rPr>
               <w:fldChar w:fldCharType="end"/>
             </w:r>
           </w:hyperlink>
@@ -4937,40 +3434,10 @@
                 <w:noProof/>
               </w:rPr>
               <w:tab/>
-            </w:r>
-            <w:r>
-              <w:rPr>
-                <w:noProof/>
-              </w:rPr>
               <w:fldChar w:fldCharType="begin"/>
-            </w:r>
-            <w:r>
-              <w:rPr>
-                <w:noProof/>
-              </w:rPr>
               <w:instrText xml:space="preserve"> PAGEREF _Toc231132887 \h </w:instrText>
-            </w:r>
-            <w:r>
-              <w:rPr>
-                <w:noProof/>
-              </w:rPr>
-            </w:r>
-            <w:r>
-              <w:rPr>
-                <w:noProof/>
-              </w:rPr>
               <w:fldChar w:fldCharType="separate"/>
-            </w:r>
-            <w:r>
-              <w:rPr>
-                <w:noProof/>
-              </w:rPr>
               <w:t>18</w:t>
-            </w:r>
-            <w:r>
-              <w:rPr>
-                <w:noProof/>
-              </w:rPr>
               <w:fldChar w:fldCharType="end"/>
             </w:r>
           </w:hyperlink>
@@ -5022,40 +3489,10 @@
                 <w:noProof/>
               </w:rPr>
               <w:tab/>
-            </w:r>
-            <w:r>
-              <w:rPr>
-                <w:noProof/>
-              </w:rPr>
               <w:fldChar w:fldCharType="begin"/>
-            </w:r>
-            <w:r>
-              <w:rPr>
-                <w:noProof/>
-              </w:rPr>
               <w:instrText xml:space="preserve"> PAGEREF _Toc231132888 \h </w:instrText>
-            </w:r>
-            <w:r>
-              <w:rPr>
-                <w:noProof/>
-              </w:rPr>
-            </w:r>
-            <w:r>
-              <w:rPr>
-                <w:noProof/>
-              </w:rPr>
               <w:fldChar w:fldCharType="separate"/>
-            </w:r>
-            <w:r>
-              <w:rPr>
-                <w:noProof/>
-              </w:rPr>
               <w:t>18</w:t>
-            </w:r>
-            <w:r>
-              <w:rPr>
-                <w:noProof/>
-              </w:rPr>
               <w:fldChar w:fldCharType="end"/>
             </w:r>
           </w:hyperlink>
@@ -5107,40 +3544,10 @@
                 <w:noProof/>
               </w:rPr>
               <w:tab/>
-            </w:r>
-            <w:r>
-              <w:rPr>
-                <w:noProof/>
-              </w:rPr>
               <w:fldChar w:fldCharType="begin"/>
-            </w:r>
-            <w:r>
-              <w:rPr>
-                <w:noProof/>
-              </w:rPr>
               <w:instrText xml:space="preserve"> PAGEREF _Toc231132889 \h </w:instrText>
-            </w:r>
-            <w:r>
-              <w:rPr>
-                <w:noProof/>
-              </w:rPr>
-            </w:r>
-            <w:r>
-              <w:rPr>
-                <w:noProof/>
-              </w:rPr>
               <w:fldChar w:fldCharType="separate"/>
-            </w:r>
-            <w:r>
-              <w:rPr>
-                <w:noProof/>
-              </w:rPr>
               <w:t>18</w:t>
-            </w:r>
-            <w:r>
-              <w:rPr>
-                <w:noProof/>
-              </w:rPr>
               <w:fldChar w:fldCharType="end"/>
             </w:r>
           </w:hyperlink>
@@ -5216,40 +3623,10 @@
                 <w:noProof/>
               </w:rPr>
               <w:tab/>
-            </w:r>
-            <w:r>
-              <w:rPr>
-                <w:noProof/>
-              </w:rPr>
               <w:fldChar w:fldCharType="begin"/>
-            </w:r>
-            <w:r>
-              <w:rPr>
-                <w:noProof/>
-              </w:rPr>
               <w:instrText xml:space="preserve"> PAGEREF _Toc231132890 \h </w:instrText>
-            </w:r>
-            <w:r>
-              <w:rPr>
-                <w:noProof/>
-              </w:rPr>
-            </w:r>
-            <w:r>
-              <w:rPr>
-                <w:noProof/>
-              </w:rPr>
               <w:fldChar w:fldCharType="separate"/>
-            </w:r>
-            <w:r>
-              <w:rPr>
-                <w:noProof/>
-              </w:rPr>
               <w:t>19</w:t>
-            </w:r>
-            <w:r>
-              <w:rPr>
-                <w:noProof/>
-              </w:rPr>
               <w:fldChar w:fldCharType="end"/>
             </w:r>
           </w:hyperlink>
@@ -5317,40 +3694,10 @@
                 <w:noProof/>
               </w:rPr>
               <w:tab/>
-            </w:r>
-            <w:r>
-              <w:rPr>
-                <w:noProof/>
-              </w:rPr>
               <w:fldChar w:fldCharType="begin"/>
-            </w:r>
-            <w:r>
-              <w:rPr>
-                <w:noProof/>
-              </w:rPr>
               <w:instrText xml:space="preserve"> PAGEREF _Toc231132891 \h </w:instrText>
-            </w:r>
-            <w:r>
-              <w:rPr>
-                <w:noProof/>
-              </w:rPr>
-            </w:r>
-            <w:r>
-              <w:rPr>
-                <w:noProof/>
-              </w:rPr>
               <w:fldChar w:fldCharType="separate"/>
-            </w:r>
-            <w:r>
-              <w:rPr>
-                <w:noProof/>
-              </w:rPr>
               <w:t>19</w:t>
-            </w:r>
-            <w:r>
-              <w:rPr>
-                <w:noProof/>
-              </w:rPr>
               <w:fldChar w:fldCharType="end"/>
             </w:r>
           </w:hyperlink>
@@ -5402,40 +3749,10 @@
                 <w:noProof/>
               </w:rPr>
               <w:tab/>
-            </w:r>
-            <w:r>
-              <w:rPr>
-                <w:noProof/>
-              </w:rPr>
               <w:fldChar w:fldCharType="begin"/>
-            </w:r>
-            <w:r>
-              <w:rPr>
-                <w:noProof/>
-              </w:rPr>
               <w:instrText xml:space="preserve"> PAGEREF _Toc231132892 \h </w:instrText>
-            </w:r>
-            <w:r>
-              <w:rPr>
-                <w:noProof/>
-              </w:rPr>
-            </w:r>
-            <w:r>
-              <w:rPr>
-                <w:noProof/>
-              </w:rPr>
               <w:fldChar w:fldCharType="separate"/>
-            </w:r>
-            <w:r>
-              <w:rPr>
-                <w:noProof/>
-              </w:rPr>
               <w:t>19</w:t>
-            </w:r>
-            <w:r>
-              <w:rPr>
-                <w:noProof/>
-              </w:rPr>
               <w:fldChar w:fldCharType="end"/>
             </w:r>
           </w:hyperlink>
@@ -5479,40 +3796,10 @@
                 <w:noProof/>
               </w:rPr>
               <w:tab/>
-            </w:r>
-            <w:r>
-              <w:rPr>
-                <w:noProof/>
-              </w:rPr>
               <w:fldChar w:fldCharType="begin"/>
-            </w:r>
-            <w:r>
-              <w:rPr>
-                <w:noProof/>
-              </w:rPr>
               <w:instrText xml:space="preserve"> PAGEREF _Toc231132893 \h </w:instrText>
-            </w:r>
-            <w:r>
-              <w:rPr>
-                <w:noProof/>
-              </w:rPr>
-            </w:r>
-            <w:r>
-              <w:rPr>
-                <w:noProof/>
-              </w:rPr>
               <w:fldChar w:fldCharType="separate"/>
-            </w:r>
-            <w:r>
-              <w:rPr>
-                <w:noProof/>
-              </w:rPr>
               <w:t>19</w:t>
-            </w:r>
-            <w:r>
-              <w:rPr>
-                <w:noProof/>
-              </w:rPr>
               <w:fldChar w:fldCharType="end"/>
             </w:r>
           </w:hyperlink>
@@ -5556,40 +3843,10 @@
                 <w:noProof/>
               </w:rPr>
               <w:tab/>
-            </w:r>
-            <w:r>
-              <w:rPr>
-                <w:noProof/>
-              </w:rPr>
               <w:fldChar w:fldCharType="begin"/>
-            </w:r>
-            <w:r>
-              <w:rPr>
-                <w:noProof/>
-              </w:rPr>
               <w:instrText xml:space="preserve"> PAGEREF _Toc231132894 \h </w:instrText>
-            </w:r>
-            <w:r>
-              <w:rPr>
-                <w:noProof/>
-              </w:rPr>
-            </w:r>
-            <w:r>
-              <w:rPr>
-                <w:noProof/>
-              </w:rPr>
               <w:fldChar w:fldCharType="separate"/>
-            </w:r>
-            <w:r>
-              <w:rPr>
-                <w:noProof/>
-              </w:rPr>
               <w:t>20</w:t>
-            </w:r>
-            <w:r>
-              <w:rPr>
-                <w:noProof/>
-              </w:rPr>
               <w:fldChar w:fldCharType="end"/>
             </w:r>
           </w:hyperlink>
@@ -5641,40 +3898,10 @@
                 <w:noProof/>
               </w:rPr>
               <w:tab/>
-            </w:r>
-            <w:r>
-              <w:rPr>
-                <w:noProof/>
-              </w:rPr>
               <w:fldChar w:fldCharType="begin"/>
-            </w:r>
-            <w:r>
-              <w:rPr>
-                <w:noProof/>
-              </w:rPr>
               <w:instrText xml:space="preserve"> PAGEREF _Toc231132895 \h </w:instrText>
-            </w:r>
-            <w:r>
-              <w:rPr>
-                <w:noProof/>
-              </w:rPr>
-            </w:r>
-            <w:r>
-              <w:rPr>
-                <w:noProof/>
-              </w:rPr>
               <w:fldChar w:fldCharType="separate"/>
-            </w:r>
-            <w:r>
-              <w:rPr>
-                <w:noProof/>
-              </w:rPr>
               <w:t>20</w:t>
-            </w:r>
-            <w:r>
-              <w:rPr>
-                <w:noProof/>
-              </w:rPr>
               <w:fldChar w:fldCharType="end"/>
             </w:r>
           </w:hyperlink>
@@ -5718,40 +3945,10 @@
                 <w:noProof/>
               </w:rPr>
               <w:tab/>
-            </w:r>
-            <w:r>
-              <w:rPr>
-                <w:noProof/>
-              </w:rPr>
               <w:fldChar w:fldCharType="begin"/>
-            </w:r>
-            <w:r>
-              <w:rPr>
-                <w:noProof/>
-              </w:rPr>
               <w:instrText xml:space="preserve"> PAGEREF _Toc231132896 \h </w:instrText>
-            </w:r>
-            <w:r>
-              <w:rPr>
-                <w:noProof/>
-              </w:rPr>
-            </w:r>
-            <w:r>
-              <w:rPr>
-                <w:noProof/>
-              </w:rPr>
               <w:fldChar w:fldCharType="separate"/>
-            </w:r>
-            <w:r>
-              <w:rPr>
-                <w:noProof/>
-              </w:rPr>
               <w:t>20</w:t>
-            </w:r>
-            <w:r>
-              <w:rPr>
-                <w:noProof/>
-              </w:rPr>
               <w:fldChar w:fldCharType="end"/>
             </w:r>
           </w:hyperlink>
@@ -5819,40 +4016,10 @@
                 <w:noProof/>
               </w:rPr>
               <w:tab/>
-            </w:r>
-            <w:r>
-              <w:rPr>
-                <w:noProof/>
-              </w:rPr>
               <w:fldChar w:fldCharType="begin"/>
-            </w:r>
-            <w:r>
-              <w:rPr>
-                <w:noProof/>
-              </w:rPr>
               <w:instrText xml:space="preserve"> PAGEREF _Toc231132897 \h </w:instrText>
-            </w:r>
-            <w:r>
-              <w:rPr>
-                <w:noProof/>
-              </w:rPr>
-            </w:r>
-            <w:r>
-              <w:rPr>
-                <w:noProof/>
-              </w:rPr>
               <w:fldChar w:fldCharType="separate"/>
-            </w:r>
-            <w:r>
-              <w:rPr>
-                <w:noProof/>
-              </w:rPr>
               <w:t>20</w:t>
-            </w:r>
-            <w:r>
-              <w:rPr>
-                <w:noProof/>
-              </w:rPr>
               <w:fldChar w:fldCharType="end"/>
             </w:r>
           </w:hyperlink>
@@ -5904,40 +4071,10 @@
                 <w:noProof/>
               </w:rPr>
               <w:tab/>
-            </w:r>
-            <w:r>
-              <w:rPr>
-                <w:noProof/>
-              </w:rPr>
               <w:fldChar w:fldCharType="begin"/>
-            </w:r>
-            <w:r>
-              <w:rPr>
-                <w:noProof/>
-              </w:rPr>
               <w:instrText xml:space="preserve"> PAGEREF _Toc231132898 \h </w:instrText>
-            </w:r>
-            <w:r>
-              <w:rPr>
-                <w:noProof/>
-              </w:rPr>
-            </w:r>
-            <w:r>
-              <w:rPr>
-                <w:noProof/>
-              </w:rPr>
               <w:fldChar w:fldCharType="separate"/>
-            </w:r>
-            <w:r>
-              <w:rPr>
-                <w:noProof/>
-              </w:rPr>
               <w:t>20</w:t>
-            </w:r>
-            <w:r>
-              <w:rPr>
-                <w:noProof/>
-              </w:rPr>
               <w:fldChar w:fldCharType="end"/>
             </w:r>
           </w:hyperlink>
@@ -5981,40 +4118,10 @@
                 <w:noProof/>
               </w:rPr>
               <w:tab/>
-            </w:r>
-            <w:r>
-              <w:rPr>
-                <w:noProof/>
-              </w:rPr>
               <w:fldChar w:fldCharType="begin"/>
-            </w:r>
-            <w:r>
-              <w:rPr>
-                <w:noProof/>
-              </w:rPr>
               <w:instrText xml:space="preserve"> PAGEREF _Toc231132899 \h </w:instrText>
-            </w:r>
-            <w:r>
-              <w:rPr>
-                <w:noProof/>
-              </w:rPr>
-            </w:r>
-            <w:r>
-              <w:rPr>
-                <w:noProof/>
-              </w:rPr>
               <w:fldChar w:fldCharType="separate"/>
-            </w:r>
-            <w:r>
-              <w:rPr>
-                <w:noProof/>
-              </w:rPr>
               <w:t>21</w:t>
-            </w:r>
-            <w:r>
-              <w:rPr>
-                <w:noProof/>
-              </w:rPr>
               <w:fldChar w:fldCharType="end"/>
             </w:r>
           </w:hyperlink>
@@ -6066,40 +4173,10 @@
                 <w:noProof/>
               </w:rPr>
               <w:tab/>
-            </w:r>
-            <w:r>
-              <w:rPr>
-                <w:noProof/>
-              </w:rPr>
               <w:fldChar w:fldCharType="begin"/>
-            </w:r>
-            <w:r>
-              <w:rPr>
-                <w:noProof/>
-              </w:rPr>
               <w:instrText xml:space="preserve"> PAGEREF _Toc231132900 \h </w:instrText>
-            </w:r>
-            <w:r>
-              <w:rPr>
-                <w:noProof/>
-              </w:rPr>
-            </w:r>
-            <w:r>
-              <w:rPr>
-                <w:noProof/>
-              </w:rPr>
               <w:fldChar w:fldCharType="separate"/>
-            </w:r>
-            <w:r>
-              <w:rPr>
-                <w:noProof/>
-              </w:rPr>
               <w:t>21</w:t>
-            </w:r>
-            <w:r>
-              <w:rPr>
-                <w:noProof/>
-              </w:rPr>
               <w:fldChar w:fldCharType="end"/>
             </w:r>
           </w:hyperlink>
@@ -6159,40 +4236,10 @@
                 <w:noProof/>
               </w:rPr>
               <w:tab/>
-            </w:r>
-            <w:r>
-              <w:rPr>
-                <w:noProof/>
-              </w:rPr>
               <w:fldChar w:fldCharType="begin"/>
-            </w:r>
-            <w:r>
-              <w:rPr>
-                <w:noProof/>
-              </w:rPr>
               <w:instrText xml:space="preserve"> PAGEREF _Toc231132901 \h </w:instrText>
-            </w:r>
-            <w:r>
-              <w:rPr>
-                <w:noProof/>
-              </w:rPr>
-            </w:r>
-            <w:r>
-              <w:rPr>
-                <w:noProof/>
-              </w:rPr>
               <w:fldChar w:fldCharType="separate"/>
-            </w:r>
-            <w:r>
-              <w:rPr>
-                <w:noProof/>
-              </w:rPr>
               <w:t>21</w:t>
-            </w:r>
-            <w:r>
-              <w:rPr>
-                <w:noProof/>
-              </w:rPr>
               <w:fldChar w:fldCharType="end"/>
             </w:r>
           </w:hyperlink>
@@ -6244,40 +4291,10 @@
                 <w:noProof/>
               </w:rPr>
               <w:tab/>
-            </w:r>
-            <w:r>
-              <w:rPr>
-                <w:noProof/>
-              </w:rPr>
               <w:fldChar w:fldCharType="begin"/>
-            </w:r>
-            <w:r>
-              <w:rPr>
-                <w:noProof/>
-              </w:rPr>
               <w:instrText xml:space="preserve"> PAGEREF _Toc231132902 \h </w:instrText>
-            </w:r>
-            <w:r>
-              <w:rPr>
-                <w:noProof/>
-              </w:rPr>
-            </w:r>
-            <w:r>
-              <w:rPr>
-                <w:noProof/>
-              </w:rPr>
               <w:fldChar w:fldCharType="separate"/>
-            </w:r>
-            <w:r>
-              <w:rPr>
-                <w:noProof/>
-              </w:rPr>
               <w:t>22</w:t>
-            </w:r>
-            <w:r>
-              <w:rPr>
-                <w:noProof/>
-              </w:rPr>
               <w:fldChar w:fldCharType="end"/>
             </w:r>
           </w:hyperlink>
@@ -6506,12 +4523,10 @@
         <w:gridCol w:w="6560"/>
       </w:tblGrid>
       <w:tr>
-        <w:tblPrEx>
-          <w:tblCellMar>
-            <w:top w:w="0" w:type="dxa"/>
-            <w:bottom w:w="0" w:type="dxa"/>
-          </w:tblCellMar>
-        </w:tblPrEx>
+        <w:trPr>
+          <w:cantSplit/>
+          <w:tblHeader/>
+        </w:trPr>
         <w:tc>
           <w:tcPr>
             <w:tcW w:w="2800" w:type="dxa"/>
@@ -6578,12 +4593,9 @@
         </w:tc>
       </w:tr>
       <w:tr>
-        <w:tblPrEx>
-          <w:tblCellMar>
-            <w:top w:w="0" w:type="dxa"/>
-            <w:bottom w:w="0" w:type="dxa"/>
-          </w:tblCellMar>
-        </w:tblPrEx>
+        <w:trPr>
+          <w:cantSplit/>
+        </w:trPr>
         <w:tc>
           <w:tcPr>
             <w:tcW w:w="2800" w:type="dxa"/>
@@ -6645,12 +4657,9 @@
         </w:tc>
       </w:tr>
       <w:tr>
-        <w:tblPrEx>
-          <w:tblCellMar>
-            <w:top w:w="0" w:type="dxa"/>
-            <w:bottom w:w="0" w:type="dxa"/>
-          </w:tblCellMar>
-        </w:tblPrEx>
+        <w:trPr>
+          <w:cantSplit/>
+        </w:trPr>
         <w:tc>
           <w:tcPr>
             <w:tcW w:w="2800" w:type="dxa"/>
@@ -6712,12 +4721,9 @@
         </w:tc>
       </w:tr>
       <w:tr>
-        <w:tblPrEx>
-          <w:tblCellMar>
-            <w:top w:w="0" w:type="dxa"/>
-            <w:bottom w:w="0" w:type="dxa"/>
-          </w:tblCellMar>
-        </w:tblPrEx>
+        <w:trPr>
+          <w:cantSplit/>
+        </w:trPr>
         <w:tc>
           <w:tcPr>
             <w:tcW w:w="2800" w:type="dxa"/>
@@ -6779,12 +4785,9 @@
         </w:tc>
       </w:tr>
       <w:tr>
-        <w:tblPrEx>
-          <w:tblCellMar>
-            <w:top w:w="0" w:type="dxa"/>
-            <w:bottom w:w="0" w:type="dxa"/>
-          </w:tblCellMar>
-        </w:tblPrEx>
+        <w:trPr>
+          <w:cantSplit/>
+        </w:trPr>
         <w:tc>
           <w:tcPr>
             <w:tcW w:w="2800" w:type="dxa"/>
@@ -6846,12 +4849,9 @@
         </w:tc>
       </w:tr>
       <w:tr>
-        <w:tblPrEx>
-          <w:tblCellMar>
-            <w:top w:w="0" w:type="dxa"/>
-            <w:bottom w:w="0" w:type="dxa"/>
-          </w:tblCellMar>
-        </w:tblPrEx>
+        <w:trPr>
+          <w:cantSplit/>
+        </w:trPr>
         <w:tc>
           <w:tcPr>
             <w:tcW w:w="2800" w:type="dxa"/>
@@ -6913,12 +4913,9 @@
         </w:tc>
       </w:tr>
       <w:tr>
-        <w:tblPrEx>
-          <w:tblCellMar>
-            <w:top w:w="0" w:type="dxa"/>
-            <w:bottom w:w="0" w:type="dxa"/>
-          </w:tblCellMar>
-        </w:tblPrEx>
+        <w:trPr>
+          <w:cantSplit/>
+        </w:trPr>
         <w:tc>
           <w:tcPr>
             <w:tcW w:w="2800" w:type="dxa"/>
@@ -6980,12 +4977,9 @@
         </w:tc>
       </w:tr>
       <w:tr>
-        <w:tblPrEx>
-          <w:tblCellMar>
-            <w:top w:w="0" w:type="dxa"/>
-            <w:bottom w:w="0" w:type="dxa"/>
-          </w:tblCellMar>
-        </w:tblPrEx>
+        <w:trPr>
+          <w:cantSplit/>
+        </w:trPr>
         <w:tc>
           <w:tcPr>
             <w:tcW w:w="2800" w:type="dxa"/>
@@ -7041,18 +5035,15 @@
                 <w:sz w:val="18"/>
                 <w:szCs w:val="18"/>
               </w:rPr>
-              <w:t>pandas + xlrd（标准行业财务软件导出的账套数据文件）</w:t>
+              <w:t>pandas + xlrd（.xls）/ openpyxl（.xlsx），读取标准行业财务软件导出的账套数据文件</w:t>
             </w:r>
           </w:p>
         </w:tc>
       </w:tr>
       <w:tr>
-        <w:tblPrEx>
-          <w:tblCellMar>
-            <w:top w:w="0" w:type="dxa"/>
-            <w:bottom w:w="0" w:type="dxa"/>
-          </w:tblCellMar>
-        </w:tblPrEx>
+        <w:trPr>
+          <w:cantSplit/>
+        </w:trPr>
         <w:tc>
           <w:tcPr>
             <w:tcW w:w="2800" w:type="dxa"/>
@@ -7114,12 +5105,9 @@
         </w:tc>
       </w:tr>
       <w:tr>
-        <w:tblPrEx>
-          <w:tblCellMar>
-            <w:top w:w="0" w:type="dxa"/>
-            <w:bottom w:w="0" w:type="dxa"/>
-          </w:tblCellMar>
-        </w:tblPrEx>
+        <w:trPr>
+          <w:cantSplit/>
+        </w:trPr>
         <w:tc>
           <w:tcPr>
             <w:tcW w:w="2800" w:type="dxa"/>
@@ -7181,12 +5169,9 @@
         </w:tc>
       </w:tr>
       <w:tr>
-        <w:tblPrEx>
-          <w:tblCellMar>
-            <w:top w:w="0" w:type="dxa"/>
-            <w:bottom w:w="0" w:type="dxa"/>
-          </w:tblCellMar>
-        </w:tblPrEx>
+        <w:trPr>
+          <w:cantSplit/>
+        </w:trPr>
         <w:tc>
           <w:tcPr>
             <w:tcW w:w="2800" w:type="dxa"/>
@@ -7310,12 +5295,10 @@
         <w:gridCol w:w="5560"/>
       </w:tblGrid>
       <w:tr>
-        <w:tblPrEx>
-          <w:tblCellMar>
-            <w:top w:w="0" w:type="dxa"/>
-            <w:bottom w:w="0" w:type="dxa"/>
-          </w:tblCellMar>
-        </w:tblPrEx>
+        <w:trPr>
+          <w:cantSplit/>
+          <w:tblHeader/>
+        </w:trPr>
         <w:tc>
           <w:tcPr>
             <w:tcW w:w="2000" w:type="dxa"/>
@@ -7414,12 +5397,9 @@
         </w:tc>
       </w:tr>
       <w:tr>
-        <w:tblPrEx>
-          <w:tblCellMar>
-            <w:top w:w="0" w:type="dxa"/>
-            <w:bottom w:w="0" w:type="dxa"/>
-          </w:tblCellMar>
-        </w:tblPrEx>
+        <w:trPr>
+          <w:cantSplit/>
+        </w:trPr>
         <w:tc>
           <w:tcPr>
             <w:tcW w:w="2000" w:type="dxa"/>
@@ -7509,12 +5489,9 @@
         </w:tc>
       </w:tr>
       <w:tr>
-        <w:tblPrEx>
-          <w:tblCellMar>
-            <w:top w:w="0" w:type="dxa"/>
-            <w:bottom w:w="0" w:type="dxa"/>
-          </w:tblCellMar>
-        </w:tblPrEx>
+        <w:trPr>
+          <w:cantSplit/>
+        </w:trPr>
         <w:tc>
           <w:tcPr>
             <w:tcW w:w="2000" w:type="dxa"/>
@@ -7604,12 +5581,9 @@
         </w:tc>
       </w:tr>
       <w:tr>
-        <w:tblPrEx>
-          <w:tblCellMar>
-            <w:top w:w="0" w:type="dxa"/>
-            <w:bottom w:w="0" w:type="dxa"/>
-          </w:tblCellMar>
-        </w:tblPrEx>
+        <w:trPr>
+          <w:cantSplit/>
+        </w:trPr>
         <w:tc>
           <w:tcPr>
             <w:tcW w:w="2000" w:type="dxa"/>
@@ -7741,12 +5715,10 @@
         <w:gridCol w:w="5160"/>
       </w:tblGrid>
       <w:tr>
-        <w:tblPrEx>
-          <w:tblCellMar>
-            <w:top w:w="0" w:type="dxa"/>
-            <w:bottom w:w="0" w:type="dxa"/>
-          </w:tblCellMar>
-        </w:tblPrEx>
+        <w:trPr>
+          <w:cantSplit/>
+          <w:tblHeader/>
+        </w:trPr>
         <w:tc>
           <w:tcPr>
             <w:tcW w:w="2800" w:type="dxa"/>
@@ -7845,12 +5817,9 @@
         </w:tc>
       </w:tr>
       <w:tr>
-        <w:tblPrEx>
-          <w:tblCellMar>
-            <w:top w:w="0" w:type="dxa"/>
-            <w:bottom w:w="0" w:type="dxa"/>
-          </w:tblCellMar>
-        </w:tblPrEx>
+        <w:trPr>
+          <w:cantSplit/>
+        </w:trPr>
         <w:tc>
           <w:tcPr>
             <w:tcW w:w="2800" w:type="dxa"/>
@@ -7938,12 +5907,9 @@
         </w:tc>
       </w:tr>
       <w:tr>
-        <w:tblPrEx>
-          <w:tblCellMar>
-            <w:top w:w="0" w:type="dxa"/>
-            <w:bottom w:w="0" w:type="dxa"/>
-          </w:tblCellMar>
-        </w:tblPrEx>
+        <w:trPr>
+          <w:cantSplit/>
+        </w:trPr>
         <w:tc>
           <w:tcPr>
             <w:tcW w:w="2800" w:type="dxa"/>
@@ -8031,12 +5997,9 @@
         </w:tc>
       </w:tr>
       <w:tr>
-        <w:tblPrEx>
-          <w:tblCellMar>
-            <w:top w:w="0" w:type="dxa"/>
-            <w:bottom w:w="0" w:type="dxa"/>
-          </w:tblCellMar>
-        </w:tblPrEx>
+        <w:trPr>
+          <w:cantSplit/>
+        </w:trPr>
         <w:tc>
           <w:tcPr>
             <w:tcW w:w="2800" w:type="dxa"/>
@@ -8124,12 +6087,9 @@
         </w:tc>
       </w:tr>
       <w:tr>
-        <w:tblPrEx>
-          <w:tblCellMar>
-            <w:top w:w="0" w:type="dxa"/>
-            <w:bottom w:w="0" w:type="dxa"/>
-          </w:tblCellMar>
-        </w:tblPrEx>
+        <w:trPr>
+          <w:cantSplit/>
+        </w:trPr>
         <w:tc>
           <w:tcPr>
             <w:tcW w:w="2800" w:type="dxa"/>
@@ -8217,12 +6177,9 @@
         </w:tc>
       </w:tr>
       <w:tr>
-        <w:tblPrEx>
-          <w:tblCellMar>
-            <w:top w:w="0" w:type="dxa"/>
-            <w:bottom w:w="0" w:type="dxa"/>
-          </w:tblCellMar>
-        </w:tblPrEx>
+        <w:trPr>
+          <w:cantSplit/>
+        </w:trPr>
         <w:tc>
           <w:tcPr>
             <w:tcW w:w="2800" w:type="dxa"/>
@@ -8310,12 +6267,9 @@
         </w:tc>
       </w:tr>
       <w:tr>
-        <w:tblPrEx>
-          <w:tblCellMar>
-            <w:top w:w="0" w:type="dxa"/>
-            <w:bottom w:w="0" w:type="dxa"/>
-          </w:tblCellMar>
-        </w:tblPrEx>
+        <w:trPr>
+          <w:cantSplit/>
+        </w:trPr>
         <w:tc>
           <w:tcPr>
             <w:tcW w:w="2800" w:type="dxa"/>
@@ -8403,12 +6357,9 @@
         </w:tc>
       </w:tr>
       <w:tr>
-        <w:tblPrEx>
-          <w:tblCellMar>
-            <w:top w:w="0" w:type="dxa"/>
-            <w:bottom w:w="0" w:type="dxa"/>
-          </w:tblCellMar>
-        </w:tblPrEx>
+        <w:trPr>
+          <w:cantSplit/>
+        </w:trPr>
         <w:tc>
           <w:tcPr>
             <w:tcW w:w="2800" w:type="dxa"/>
@@ -8496,12 +6447,9 @@
         </w:tc>
       </w:tr>
       <w:tr>
-        <w:tblPrEx>
-          <w:tblCellMar>
-            <w:top w:w="0" w:type="dxa"/>
-            <w:bottom w:w="0" w:type="dxa"/>
-          </w:tblCellMar>
-        </w:tblPrEx>
+        <w:trPr>
+          <w:cantSplit/>
+        </w:trPr>
         <w:tc>
           <w:tcPr>
             <w:tcW w:w="2800" w:type="dxa"/>
@@ -8589,12 +6537,9 @@
         </w:tc>
       </w:tr>
       <w:tr>
-        <w:tblPrEx>
-          <w:tblCellMar>
-            <w:top w:w="0" w:type="dxa"/>
-            <w:bottom w:w="0" w:type="dxa"/>
-          </w:tblCellMar>
-        </w:tblPrEx>
+        <w:trPr>
+          <w:cantSplit/>
+        </w:trPr>
         <w:tc>
           <w:tcPr>
             <w:tcW w:w="2800" w:type="dxa"/>
@@ -8682,12 +6627,9 @@
         </w:tc>
       </w:tr>
       <w:tr>
-        <w:tblPrEx>
-          <w:tblCellMar>
-            <w:top w:w="0" w:type="dxa"/>
-            <w:bottom w:w="0" w:type="dxa"/>
-          </w:tblCellMar>
-        </w:tblPrEx>
+        <w:trPr>
+          <w:cantSplit/>
+        </w:trPr>
         <w:tc>
           <w:tcPr>
             <w:tcW w:w="2800" w:type="dxa"/>
@@ -8713,7 +6655,7 @@
                 <w:sz w:val="18"/>
                 <w:szCs w:val="18"/>
               </w:rPr>
-              <w:t>pages/client.py</w:t>
+              <w:t>print_utils.py</w:t>
             </w:r>
           </w:p>
         </w:tc>
@@ -8741,7 +6683,7 @@
                 <w:sz w:val="18"/>
                 <w:szCs w:val="18"/>
               </w:rPr>
-              <w:t>pages/</w:t>
+              <w:t>根目录</w:t>
             </w:r>
           </w:p>
         </w:tc>
@@ -8769,18 +6711,15 @@
                 <w:sz w:val="18"/>
                 <w:szCs w:val="18"/>
               </w:rPr>
-              <w:t>客户账套管理页面（客户管理导航项）</w:t>
+              <w:t>报表 PDF 导出工具（reportlab）：将财务报表渲染为 A4 横版 PDF，供 report.py 调用</w:t>
             </w:r>
           </w:p>
         </w:tc>
       </w:tr>
       <w:tr>
-        <w:tblPrEx>
-          <w:tblCellMar>
-            <w:top w:w="0" w:type="dxa"/>
-            <w:bottom w:w="0" w:type="dxa"/>
-          </w:tblCellMar>
-        </w:tblPrEx>
+        <w:trPr>
+          <w:cantSplit/>
+        </w:trPr>
         <w:tc>
           <w:tcPr>
             <w:tcW w:w="2800" w:type="dxa"/>
@@ -8806,7 +6745,7 @@
                 <w:sz w:val="18"/>
                 <w:szCs w:val="18"/>
               </w:rPr>
-              <w:t>pages/account.py</w:t>
+              <w:t>pages/client.py</w:t>
             </w:r>
           </w:p>
         </w:tc>
@@ -8862,18 +6801,15 @@
                 <w:sz w:val="18"/>
                 <w:szCs w:val="18"/>
               </w:rPr>
-              <w:t>科目管理页面</w:t>
+              <w:t>客户账套管理页面（客户管理导航项）</w:t>
             </w:r>
           </w:p>
         </w:tc>
       </w:tr>
       <w:tr>
-        <w:tblPrEx>
-          <w:tblCellMar>
-            <w:top w:w="0" w:type="dxa"/>
-            <w:bottom w:w="0" w:type="dxa"/>
-          </w:tblCellMar>
-        </w:tblPrEx>
+        <w:trPr>
+          <w:cantSplit/>
+        </w:trPr>
         <w:tc>
           <w:tcPr>
             <w:tcW w:w="2800" w:type="dxa"/>
@@ -8899,7 +6835,7 @@
                 <w:sz w:val="18"/>
                 <w:szCs w:val="18"/>
               </w:rPr>
-              <w:t>pages/opening.py</w:t>
+              <w:t>pages/account.py</w:t>
             </w:r>
           </w:p>
         </w:tc>
@@ -8955,18 +6891,15 @@
                 <w:sz w:val="18"/>
                 <w:szCs w:val="18"/>
               </w:rPr>
-              <w:t>期初余额录入页面</w:t>
+              <w:t>科目管理页面</w:t>
             </w:r>
           </w:p>
         </w:tc>
       </w:tr>
       <w:tr>
-        <w:tblPrEx>
-          <w:tblCellMar>
-            <w:top w:w="0" w:type="dxa"/>
-            <w:bottom w:w="0" w:type="dxa"/>
-          </w:tblCellMar>
-        </w:tblPrEx>
+        <w:trPr>
+          <w:cantSplit/>
+        </w:trPr>
         <w:tc>
           <w:tcPr>
             <w:tcW w:w="2800" w:type="dxa"/>
@@ -8992,7 +6925,7 @@
                 <w:sz w:val="18"/>
                 <w:szCs w:val="18"/>
               </w:rPr>
-              <w:t>pages/voucher.py</w:t>
+              <w:t>pages/opening.py</w:t>
             </w:r>
           </w:p>
         </w:tc>
@@ -9048,18 +6981,15 @@
                 <w:sz w:val="18"/>
                 <w:szCs w:val="18"/>
               </w:rPr>
-              <w:t>凭证列表与录入页面</w:t>
+              <w:t>期初余额录入页面</w:t>
             </w:r>
           </w:p>
         </w:tc>
       </w:tr>
       <w:tr>
-        <w:tblPrEx>
-          <w:tblCellMar>
-            <w:top w:w="0" w:type="dxa"/>
-            <w:bottom w:w="0" w:type="dxa"/>
-          </w:tblCellMar>
-        </w:tblPrEx>
+        <w:trPr>
+          <w:cantSplit/>
+        </w:trPr>
         <w:tc>
           <w:tcPr>
             <w:tcW w:w="2800" w:type="dxa"/>
@@ -9085,7 +7015,7 @@
                 <w:sz w:val="18"/>
                 <w:szCs w:val="18"/>
               </w:rPr>
-              <w:t>pages/settle.py</w:t>
+              <w:t>pages/voucher.py</w:t>
             </w:r>
           </w:p>
         </w:tc>
@@ -9141,18 +7071,15 @@
                 <w:sz w:val="18"/>
                 <w:szCs w:val="18"/>
               </w:rPr>
-              <w:t>期末结账页面</w:t>
+              <w:t>凭证列表与录入页面</w:t>
             </w:r>
           </w:p>
         </w:tc>
       </w:tr>
       <w:tr>
-        <w:tblPrEx>
-          <w:tblCellMar>
-            <w:top w:w="0" w:type="dxa"/>
-            <w:bottom w:w="0" w:type="dxa"/>
-          </w:tblCellMar>
-        </w:tblPrEx>
+        <w:trPr>
+          <w:cantSplit/>
+        </w:trPr>
         <w:tc>
           <w:tcPr>
             <w:tcW w:w="2800" w:type="dxa"/>
@@ -9178,7 +7105,7 @@
                 <w:sz w:val="18"/>
                 <w:szCs w:val="18"/>
               </w:rPr>
-              <w:t>pages/report.py</w:t>
+              <w:t>pages/settle.py</w:t>
             </w:r>
           </w:p>
         </w:tc>
@@ -9234,18 +7161,15 @@
                 <w:sz w:val="18"/>
                 <w:szCs w:val="18"/>
               </w:rPr>
-              <w:t>财务报表页面（含取数公式卡片）</w:t>
+              <w:t>期末结账页面</w:t>
             </w:r>
           </w:p>
         </w:tc>
       </w:tr>
       <w:tr>
-        <w:tblPrEx>
-          <w:tblCellMar>
-            <w:top w:w="0" w:type="dxa"/>
-            <w:bottom w:w="0" w:type="dxa"/>
-          </w:tblCellMar>
-        </w:tblPrEx>
+        <w:trPr>
+          <w:cantSplit/>
+        </w:trPr>
         <w:tc>
           <w:tcPr>
             <w:tcW w:w="2800" w:type="dxa"/>
@@ -9271,7 +7195,7 @@
                 <w:sz w:val="18"/>
                 <w:szCs w:val="18"/>
               </w:rPr>
-              <w:t>pages/audit.py</w:t>
+              <w:t>pages/report.py</w:t>
             </w:r>
           </w:p>
         </w:tc>
@@ -9327,18 +7251,15 @@
                 <w:sz w:val="18"/>
                 <w:szCs w:val="18"/>
               </w:rPr>
-              <w:t>审计日志页面</w:t>
+              <w:t>财务报表页面（含取数公式卡片）</w:t>
             </w:r>
           </w:p>
         </w:tc>
       </w:tr>
       <w:tr>
-        <w:tblPrEx>
-          <w:tblCellMar>
-            <w:top w:w="0" w:type="dxa"/>
-            <w:bottom w:w="0" w:type="dxa"/>
-          </w:tblCellMar>
-        </w:tblPrEx>
+        <w:trPr>
+          <w:cantSplit/>
+        </w:trPr>
         <w:tc>
           <w:tcPr>
             <w:tcW w:w="2800" w:type="dxa"/>
@@ -9364,7 +7285,7 @@
                 <w:sz w:val="18"/>
                 <w:szCs w:val="18"/>
               </w:rPr>
-              <w:t>pages/system.py</w:t>
+              <w:t>pages/audit.py</w:t>
             </w:r>
           </w:p>
         </w:tc>
@@ -9420,18 +7341,105 @@
                 <w:sz w:val="18"/>
                 <w:szCs w:val="18"/>
               </w:rPr>
-              <w:t>系统管理页面（用户/备份）</w:t>
+              <w:t>审计日志页面</w:t>
             </w:r>
           </w:p>
         </w:tc>
       </w:tr>
       <w:tr>
-        <w:tblPrEx>
-          <w:tblCellMar>
-            <w:top w:w="0" w:type="dxa"/>
-            <w:bottom w:w="0" w:type="dxa"/>
-          </w:tblCellMar>
-        </w:tblPrEx>
+        <w:trPr>
+          <w:cantSplit/>
+        </w:trPr>
+        <w:tc>
+          <w:tcPr>
+            <w:tcW w:w="2800" w:type="dxa"/>
+            <w:tcBorders>
+              <w:top w:val="single" w:sz="4" w:space="0" w:color="AEC8E0"/>
+              <w:left w:val="single" w:sz="4" w:space="0" w:color="AEC8E0"/>
+              <w:bottom w:val="single" w:sz="4" w:space="0" w:color="AEC8E0"/>
+              <w:right w:val="single" w:sz="4" w:space="0" w:color="AEC8E0"/>
+            </w:tcBorders>
+            <w:shd w:val="clear" w:color="auto" w:fill="F2F7FB"/>
+            <w:tcMar>
+              <w:top w:w="60" w:type="dxa"/>
+              <w:left w:w="120" w:type="dxa"/>
+              <w:bottom w:w="60" w:type="dxa"/>
+              <w:right w:w="120" w:type="dxa"/>
+            </w:tcMar>
+            <w:vAlign w:val="center"/>
+          </w:tcPr>
+          <w:p>
+            <w:r>
+              <w:rPr>
+                <w:color w:val="000000"/>
+                <w:sz w:val="18"/>
+                <w:szCs w:val="18"/>
+              </w:rPr>
+              <w:t>pages/system.py</w:t>
+            </w:r>
+          </w:p>
+        </w:tc>
+        <w:tc>
+          <w:tcPr>
+            <w:tcW w:w="1400" w:type="dxa"/>
+            <w:tcBorders>
+              <w:top w:val="single" w:sz="4" w:space="0" w:color="AEC8E0"/>
+              <w:left w:val="single" w:sz="4" w:space="0" w:color="AEC8E0"/>
+              <w:bottom w:val="single" w:sz="4" w:space="0" w:color="AEC8E0"/>
+              <w:right w:val="single" w:sz="4" w:space="0" w:color="AEC8E0"/>
+            </w:tcBorders>
+            <w:tcMar>
+              <w:top w:w="60" w:type="dxa"/>
+              <w:left w:w="120" w:type="dxa"/>
+              <w:bottom w:w="60" w:type="dxa"/>
+              <w:right w:w="120" w:type="dxa"/>
+            </w:tcMar>
+            <w:vAlign w:val="center"/>
+          </w:tcPr>
+          <w:p>
+            <w:r>
+              <w:rPr>
+                <w:color w:val="000000"/>
+                <w:sz w:val="18"/>
+                <w:szCs w:val="18"/>
+              </w:rPr>
+              <w:t>pages/</w:t>
+            </w:r>
+          </w:p>
+        </w:tc>
+        <w:tc>
+          <w:tcPr>
+            <w:tcW w:w="5160" w:type="dxa"/>
+            <w:tcBorders>
+              <w:top w:val="single" w:sz="4" w:space="0" w:color="AEC8E0"/>
+              <w:left w:val="single" w:sz="4" w:space="0" w:color="AEC8E0"/>
+              <w:bottom w:val="single" w:sz="4" w:space="0" w:color="AEC8E0"/>
+              <w:right w:val="single" w:sz="4" w:space="0" w:color="AEC8E0"/>
+            </w:tcBorders>
+            <w:tcMar>
+              <w:top w:w="60" w:type="dxa"/>
+              <w:left w:w="120" w:type="dxa"/>
+              <w:bottom w:w="60" w:type="dxa"/>
+              <w:right w:w="120" w:type="dxa"/>
+            </w:tcMar>
+            <w:vAlign w:val="center"/>
+          </w:tcPr>
+          <w:p>
+            <w:r>
+              <w:rPr>
+                <w:color w:val="000000"/>
+                <w:sz w:val="18"/>
+                <w:szCs w:val="18"/>
+              </w:rPr>
+              <w:t>系统管理页面（用户/备份）</w:t>
+            </w:r>
+          </w:p>
+        </w:tc>
+      </w:tr>
+      <w:tr>
+        <w:trPr>
+          <w:cantSplit/>
+        </w:trPr>
         <w:tc>
           <w:tcPr>
             <w:tcW w:w="2800" w:type="dxa"/>
@@ -9680,6 +7688,72 @@
       </w:pPr>
       <w:r>
         <w:t>settings —— 系统配置表（自动备份开关、备份目录等键值对）</w:t>
+      </w:r>
+    </w:p>
+    <w:p/>
+    <w:p>
+      <w:pPr>
+        <w:jc w:val="center"/>
+      </w:pPr>
+      <w:r>
+        <w:rPr>
+          <w:noProof/>
+        </w:rPr>
+        <w:drawing>
+          <wp:inline distT="0" distB="0" distL="0" distR="0" wp14:anchorId="5A000110" wp14:editId="5A000111">
+            <wp:extent cx="5400000" cy="4050000"/>
+            <wp:effectExtent l="0" t="0" r="0" b="0"/>
+            <wp:docPr id="301" name="ER_Diagram"/>
+            <wp:cNvGraphicFramePr>
+              <a:graphicFrameLocks xmlns:a="http://schemas.openxmlformats.org/drawingml/2006/main" noChangeAspect="1"/>
+            </wp:cNvGraphicFramePr>
+            <a:graphic xmlns:a="http://schemas.openxmlformats.org/drawingml/2006/main">
+              <a:graphicData uri="http://schemas.openxmlformats.org/drawingml/2006/picture">
+                <pic:pic xmlns:pic="http://schemas.openxmlformats.org/drawingml/2006/picture">
+                  <pic:nvPicPr>
+                    <pic:cNvPr id="301" name="ER_Diagram"/>
+                    <pic:cNvPicPr/>
+                  </pic:nvPicPr>
+                  <pic:blipFill>
+                    <a:blip r:embed="rId17">
+                      <a:extLst>
+                        <a:ext uri="{96DAC541-7B7A-43D3-8B79-37D633B846F1}">
+                          <asvg:svgBlip xmlns:asvg="http://schemas.microsoft.com/office/drawing/2016/SVG/main" r:embed="rId18"/>
+                        </a:ext>
+                      </a:extLst>
+                    </a:blip>
+                    <a:stretch>
+                      <a:fillRect/>
+                    </a:stretch>
+                  </pic:blipFill>
+                  <pic:spPr>
+                    <a:xfrm>
+                      <a:off x="0" y="0"/>
+                      <a:ext cx="5400000" cy="4050000"/>
+                    </a:xfrm>
+                    <a:prstGeom prst="rect">
+                      <a:avLst/>
+                    </a:prstGeom>
+                  </pic:spPr>
+                </pic:pic>
+              </a:graphicData>
+            </a:graphic>
+          </wp:inline>
+        </w:drawing>
+      </w:r>
+    </w:p>
+    <w:p>
+      <w:pPr>
+        <w:jc w:val="center"/>
+      </w:pPr>
+      <w:r>
+        <w:rPr>
+          <w:i/>
+          <w:color w:val="555555"/>
+          <w:sz w:val="18"/>
+          <w:szCs w:val="18"/>
+        </w:rPr>
+        <w:t>图 2-3  数据库实体关系图（ER）</w:t>
       </w:r>
     </w:p>
     <w:p/>
@@ -9726,12 +7800,10 @@
         <w:gridCol w:w="1463"/>
       </w:tblGrid>
       <w:tr>
-        <w:tblPrEx>
-          <w:tblCellMar>
-            <w:top w:w="0" w:type="dxa"/>
-            <w:bottom w:w="0" w:type="dxa"/>
-          </w:tblCellMar>
-        </w:tblPrEx>
+        <w:trPr>
+          <w:cantSplit/>
+          <w:tblHeader/>
+        </w:trPr>
         <w:tc>
           <w:tcPr>
             <w:tcW w:w="3360" w:type="dxa"/>
@@ -9894,12 +7966,9 @@
         </w:tc>
       </w:tr>
       <w:tr>
-        <w:tblPrEx>
-          <w:tblCellMar>
-            <w:top w:w="0" w:type="dxa"/>
-            <w:bottom w:w="0" w:type="dxa"/>
-          </w:tblCellMar>
-        </w:tblPrEx>
+        <w:trPr>
+          <w:cantSplit/>
+        </w:trPr>
         <w:tc>
           <w:tcPr>
             <w:tcW w:w="3360" w:type="dxa"/>
@@ -10054,12 +8123,9 @@
         </w:tc>
       </w:tr>
       <w:tr>
-        <w:tblPrEx>
-          <w:tblCellMar>
-            <w:top w:w="0" w:type="dxa"/>
-            <w:bottom w:w="0" w:type="dxa"/>
-          </w:tblCellMar>
-        </w:tblPrEx>
+        <w:trPr>
+          <w:cantSplit/>
+        </w:trPr>
         <w:tc>
           <w:tcPr>
             <w:tcW w:w="3360" w:type="dxa"/>
@@ -10214,12 +8280,9 @@
         </w:tc>
       </w:tr>
       <w:tr>
-        <w:tblPrEx>
-          <w:tblCellMar>
-            <w:top w:w="0" w:type="dxa"/>
-            <w:bottom w:w="0" w:type="dxa"/>
-          </w:tblCellMar>
-        </w:tblPrEx>
+        <w:trPr>
+          <w:cantSplit/>
+        </w:trPr>
         <w:tc>
           <w:tcPr>
             <w:tcW w:w="3360" w:type="dxa"/>
@@ -10374,12 +8437,9 @@
         </w:tc>
       </w:tr>
       <w:tr>
-        <w:tblPrEx>
-          <w:tblCellMar>
-            <w:top w:w="0" w:type="dxa"/>
-            <w:bottom w:w="0" w:type="dxa"/>
-          </w:tblCellMar>
-        </w:tblPrEx>
+        <w:trPr>
+          <w:cantSplit/>
+        </w:trPr>
         <w:tc>
           <w:tcPr>
             <w:tcW w:w="3360" w:type="dxa"/>
@@ -10534,12 +8594,9 @@
         </w:tc>
       </w:tr>
       <w:tr>
-        <w:tblPrEx>
-          <w:tblCellMar>
-            <w:top w:w="0" w:type="dxa"/>
-            <w:bottom w:w="0" w:type="dxa"/>
-          </w:tblCellMar>
-        </w:tblPrEx>
+        <w:trPr>
+          <w:cantSplit/>
+        </w:trPr>
         <w:tc>
           <w:tcPr>
             <w:tcW w:w="3360" w:type="dxa"/>
@@ -10694,12 +8751,9 @@
         </w:tc>
       </w:tr>
       <w:tr>
-        <w:tblPrEx>
-          <w:tblCellMar>
-            <w:top w:w="0" w:type="dxa"/>
-            <w:bottom w:w="0" w:type="dxa"/>
-          </w:tblCellMar>
-        </w:tblPrEx>
+        <w:trPr>
+          <w:cantSplit/>
+        </w:trPr>
         <w:tc>
           <w:tcPr>
             <w:tcW w:w="3360" w:type="dxa"/>
@@ -10854,12 +8908,9 @@
         </w:tc>
       </w:tr>
       <w:tr>
-        <w:tblPrEx>
-          <w:tblCellMar>
-            <w:top w:w="0" w:type="dxa"/>
-            <w:bottom w:w="0" w:type="dxa"/>
-          </w:tblCellMar>
-        </w:tblPrEx>
+        <w:trPr>
+          <w:cantSplit/>
+        </w:trPr>
         <w:tc>
           <w:tcPr>
             <w:tcW w:w="3360" w:type="dxa"/>
@@ -11014,12 +9065,9 @@
         </w:tc>
       </w:tr>
       <w:tr>
-        <w:tblPrEx>
-          <w:tblCellMar>
-            <w:top w:w="0" w:type="dxa"/>
-            <w:bottom w:w="0" w:type="dxa"/>
-          </w:tblCellMar>
-        </w:tblPrEx>
+        <w:trPr>
+          <w:cantSplit/>
+        </w:trPr>
         <w:tc>
           <w:tcPr>
             <w:tcW w:w="3360" w:type="dxa"/>
@@ -11174,12 +9222,9 @@
         </w:tc>
       </w:tr>
       <w:tr>
-        <w:tblPrEx>
-          <w:tblCellMar>
-            <w:top w:w="0" w:type="dxa"/>
-            <w:bottom w:w="0" w:type="dxa"/>
-          </w:tblCellMar>
-        </w:tblPrEx>
+        <w:trPr>
+          <w:cantSplit/>
+        </w:trPr>
         <w:tc>
           <w:tcPr>
             <w:tcW w:w="3360" w:type="dxa"/>
@@ -11334,12 +9379,9 @@
         </w:tc>
       </w:tr>
       <w:tr>
-        <w:tblPrEx>
-          <w:tblCellMar>
-            <w:top w:w="0" w:type="dxa"/>
-            <w:bottom w:w="0" w:type="dxa"/>
-          </w:tblCellMar>
-        </w:tblPrEx>
+        <w:trPr>
+          <w:cantSplit/>
+        </w:trPr>
         <w:tc>
           <w:tcPr>
             <w:tcW w:w="3360" w:type="dxa"/>
@@ -11494,12 +9536,9 @@
         </w:tc>
       </w:tr>
       <w:tr>
-        <w:tblPrEx>
-          <w:tblCellMar>
-            <w:top w:w="0" w:type="dxa"/>
-            <w:bottom w:w="0" w:type="dxa"/>
-          </w:tblCellMar>
-        </w:tblPrEx>
+        <w:trPr>
+          <w:cantSplit/>
+        </w:trPr>
         <w:tc>
           <w:tcPr>
             <w:tcW w:w="3360" w:type="dxa"/>
@@ -11654,6 +9693,72 @@
         </w:tc>
       </w:tr>
     </w:tbl>
+    <w:p/>
+    <w:p>
+      <w:pPr>
+        <w:jc w:val="center"/>
+      </w:pPr>
+      <w:r>
+        <w:rPr>
+          <w:noProof/>
+        </w:rPr>
+        <w:drawing>
+          <wp:inline distT="0" distB="0" distL="0" distR="0" wp14:anchorId="5A000410" wp14:editId="5A000411">
+            <wp:extent cx="5400000" cy="4320000"/>
+            <wp:effectExtent l="0" t="0" r="0" b="0"/>
+            <wp:docPr id="304" name="RBAC_Heatmap"/>
+            <wp:cNvGraphicFramePr>
+              <a:graphicFrameLocks xmlns:a="http://schemas.openxmlformats.org/drawingml/2006/main" noChangeAspect="1"/>
+            </wp:cNvGraphicFramePr>
+            <a:graphic xmlns:a="http://schemas.openxmlformats.org/drawingml/2006/main">
+              <a:graphicData uri="http://schemas.openxmlformats.org/drawingml/2006/picture">
+                <pic:pic xmlns:pic="http://schemas.openxmlformats.org/drawingml/2006/picture">
+                  <pic:nvPicPr>
+                    <pic:cNvPr id="304" name="RBAC_Heatmap"/>
+                    <pic:cNvPicPr/>
+                  </pic:nvPicPr>
+                  <pic:blipFill>
+                    <a:blip r:embed="rId23">
+                      <a:extLst>
+                        <a:ext uri="{96DAC541-7B7A-43D3-8B79-37D633B846F1}">
+                          <asvg:svgBlip xmlns:asvg="http://schemas.microsoft.com/office/drawing/2016/SVG/main" r:embed="rId24"/>
+                        </a:ext>
+                      </a:extLst>
+                    </a:blip>
+                    <a:stretch>
+                      <a:fillRect/>
+                    </a:stretch>
+                  </pic:blipFill>
+                  <pic:spPr>
+                    <a:xfrm>
+                      <a:off x="0" y="0"/>
+                      <a:ext cx="5400000" cy="4320000"/>
+                    </a:xfrm>
+                    <a:prstGeom prst="rect">
+                      <a:avLst/>
+                    </a:prstGeom>
+                  </pic:spPr>
+                </pic:pic>
+              </a:graphicData>
+            </a:graphic>
+          </wp:inline>
+        </w:drawing>
+      </w:r>
+    </w:p>
+    <w:p>
+      <w:pPr>
+        <w:jc w:val="center"/>
+      </w:pPr>
+      <w:r>
+        <w:rPr>
+          <w:i/>
+          <w:color w:val="555555"/>
+          <w:sz w:val="18"/>
+          <w:szCs w:val="18"/>
+        </w:rPr>
+        <w:t>图 2-4  RBAC 权限热力图（16 项权限 × 4 个角色 · 色阶反映权限稀缺度）</w:t>
+      </w:r>
+    </w:p>
     <w:p/>
     <w:p>
       <w:r>
@@ -11878,12 +9983,10 @@
         <w:gridCol w:w="6960"/>
       </w:tblGrid>
       <w:tr>
-        <w:tblPrEx>
-          <w:tblCellMar>
-            <w:top w:w="0" w:type="dxa"/>
-            <w:bottom w:w="0" w:type="dxa"/>
-          </w:tblCellMar>
-        </w:tblPrEx>
+        <w:trPr>
+          <w:cantSplit/>
+          <w:tblHeader/>
+        </w:trPr>
         <w:tc>
           <w:tcPr>
             <w:tcW w:w="2400" w:type="dxa"/>
@@ -11950,12 +10053,9 @@
         </w:tc>
       </w:tr>
       <w:tr>
-        <w:tblPrEx>
-          <w:tblCellMar>
-            <w:top w:w="0" w:type="dxa"/>
-            <w:bottom w:w="0" w:type="dxa"/>
-          </w:tblCellMar>
-        </w:tblPrEx>
+        <w:trPr>
+          <w:cantSplit/>
+        </w:trPr>
         <w:tc>
           <w:tcPr>
             <w:tcW w:w="2400" w:type="dxa"/>
@@ -12017,12 +10117,9 @@
         </w:tc>
       </w:tr>
       <w:tr>
-        <w:tblPrEx>
-          <w:tblCellMar>
-            <w:top w:w="0" w:type="dxa"/>
-            <w:bottom w:w="0" w:type="dxa"/>
-          </w:tblCellMar>
-        </w:tblPrEx>
+        <w:trPr>
+          <w:cantSplit/>
+        </w:trPr>
         <w:tc>
           <w:tcPr>
             <w:tcW w:w="2400" w:type="dxa"/>
@@ -12084,12 +10181,9 @@
         </w:tc>
       </w:tr>
       <w:tr>
-        <w:tblPrEx>
-          <w:tblCellMar>
-            <w:top w:w="0" w:type="dxa"/>
-            <w:bottom w:w="0" w:type="dxa"/>
-          </w:tblCellMar>
-        </w:tblPrEx>
+        <w:trPr>
+          <w:cantSplit/>
+        </w:trPr>
         <w:tc>
           <w:tcPr>
             <w:tcW w:w="2400" w:type="dxa"/>
@@ -12151,12 +10245,9 @@
         </w:tc>
       </w:tr>
       <w:tr>
-        <w:tblPrEx>
-          <w:tblCellMar>
-            <w:top w:w="0" w:type="dxa"/>
-            <w:bottom w:w="0" w:type="dxa"/>
-          </w:tblCellMar>
-        </w:tblPrEx>
+        <w:trPr>
+          <w:cantSplit/>
+        </w:trPr>
         <w:tc>
           <w:tcPr>
             <w:tcW w:w="2400" w:type="dxa"/>
@@ -12218,12 +10309,9 @@
         </w:tc>
       </w:tr>
       <w:tr>
-        <w:tblPrEx>
-          <w:tblCellMar>
-            <w:top w:w="0" w:type="dxa"/>
-            <w:bottom w:w="0" w:type="dxa"/>
-          </w:tblCellMar>
-        </w:tblPrEx>
+        <w:trPr>
+          <w:cantSplit/>
+        </w:trPr>
         <w:tc>
           <w:tcPr>
             <w:tcW w:w="2400" w:type="dxa"/>
@@ -12285,12 +10373,9 @@
         </w:tc>
       </w:tr>
       <w:tr>
-        <w:tblPrEx>
-          <w:tblCellMar>
-            <w:top w:w="0" w:type="dxa"/>
-            <w:bottom w:w="0" w:type="dxa"/>
-          </w:tblCellMar>
-        </w:tblPrEx>
+        <w:trPr>
+          <w:cantSplit/>
+        </w:trPr>
         <w:tc>
           <w:tcPr>
             <w:tcW w:w="2400" w:type="dxa"/>
@@ -12393,12 +10478,10 @@
         <w:gridCol w:w="6960"/>
       </w:tblGrid>
       <w:tr>
-        <w:tblPrEx>
-          <w:tblCellMar>
-            <w:top w:w="0" w:type="dxa"/>
-            <w:bottom w:w="0" w:type="dxa"/>
-          </w:tblCellMar>
-        </w:tblPrEx>
+        <w:trPr>
+          <w:cantSplit/>
+          <w:tblHeader/>
+        </w:trPr>
         <w:tc>
           <w:tcPr>
             <w:tcW w:w="2400" w:type="dxa"/>
@@ -12465,12 +10548,9 @@
         </w:tc>
       </w:tr>
       <w:tr>
-        <w:tblPrEx>
-          <w:tblCellMar>
-            <w:top w:w="0" w:type="dxa"/>
-            <w:bottom w:w="0" w:type="dxa"/>
-          </w:tblCellMar>
-        </w:tblPrEx>
+        <w:trPr>
+          <w:cantSplit/>
+        </w:trPr>
         <w:tc>
           <w:tcPr>
             <w:tcW w:w="2400" w:type="dxa"/>
@@ -12533,12 +10613,9 @@
         </w:tc>
       </w:tr>
       <w:tr>
-        <w:tblPrEx>
-          <w:tblCellMar>
-            <w:top w:w="0" w:type="dxa"/>
-            <w:bottom w:w="0" w:type="dxa"/>
-          </w:tblCellMar>
-        </w:tblPrEx>
+        <w:trPr>
+          <w:cantSplit/>
+        </w:trPr>
         <w:tc>
           <w:tcPr>
             <w:tcW w:w="2400" w:type="dxa"/>
@@ -12600,12 +10677,9 @@
         </w:tc>
       </w:tr>
       <w:tr>
-        <w:tblPrEx>
-          <w:tblCellMar>
-            <w:top w:w="0" w:type="dxa"/>
-            <w:bottom w:w="0" w:type="dxa"/>
-          </w:tblCellMar>
-        </w:tblPrEx>
+        <w:trPr>
+          <w:cantSplit/>
+        </w:trPr>
         <w:tc>
           <w:tcPr>
             <w:tcW w:w="2400" w:type="dxa"/>
@@ -12661,18 +10735,15 @@
                 <w:sz w:val="18"/>
                 <w:szCs w:val="18"/>
               </w:rPr>
-              <w:t>支持客户/员工/项目三个核算维度，可按维度查询明细</w:t>
+              <w:t>支持用户自定义辅助核算维度（典型如客户/供应商/员工/项目等），可按维度查询明细</w:t>
             </w:r>
           </w:p>
         </w:tc>
       </w:tr>
       <w:tr>
-        <w:tblPrEx>
-          <w:tblCellMar>
-            <w:top w:w="0" w:type="dxa"/>
-            <w:bottom w:w="0" w:type="dxa"/>
-          </w:tblCellMar>
-        </w:tblPrEx>
+        <w:trPr>
+          <w:cantSplit/>
+        </w:trPr>
         <w:tc>
           <w:tcPr>
             <w:tcW w:w="2400" w:type="dxa"/>
@@ -12734,12 +10805,9 @@
         </w:tc>
       </w:tr>
       <w:tr>
-        <w:tblPrEx>
-          <w:tblCellMar>
-            <w:top w:w="0" w:type="dxa"/>
-            <w:bottom w:w="0" w:type="dxa"/>
-          </w:tblCellMar>
-        </w:tblPrEx>
+        <w:trPr>
+          <w:cantSplit/>
+        </w:trPr>
         <w:tc>
           <w:tcPr>
             <w:tcW w:w="2400" w:type="dxa"/>
@@ -12801,12 +10869,9 @@
         </w:tc>
       </w:tr>
       <w:tr>
-        <w:tblPrEx>
-          <w:tblCellMar>
-            <w:top w:w="0" w:type="dxa"/>
-            <w:bottom w:w="0" w:type="dxa"/>
-          </w:tblCellMar>
-        </w:tblPrEx>
+        <w:trPr>
+          <w:cantSplit/>
+        </w:trPr>
         <w:tc>
           <w:tcPr>
             <w:tcW w:w="2400" w:type="dxa"/>
@@ -12868,12 +10933,9 @@
         </w:tc>
       </w:tr>
       <w:tr>
-        <w:tblPrEx>
-          <w:tblCellMar>
-            <w:top w:w="0" w:type="dxa"/>
-            <w:bottom w:w="0" w:type="dxa"/>
-          </w:tblCellMar>
-        </w:tblPrEx>
+        <w:trPr>
+          <w:cantSplit/>
+        </w:trPr>
         <w:tc>
           <w:tcPr>
             <w:tcW w:w="2400" w:type="dxa"/>
@@ -12968,12 +11030,10 @@
         <w:gridCol w:w="6960"/>
       </w:tblGrid>
       <w:tr>
-        <w:tblPrEx>
-          <w:tblCellMar>
-            <w:top w:w="0" w:type="dxa"/>
-            <w:bottom w:w="0" w:type="dxa"/>
-          </w:tblCellMar>
-        </w:tblPrEx>
+        <w:trPr>
+          <w:cantSplit/>
+          <w:tblHeader/>
+        </w:trPr>
         <w:tc>
           <w:tcPr>
             <w:tcW w:w="2400" w:type="dxa"/>
@@ -13040,12 +11100,9 @@
         </w:tc>
       </w:tr>
       <w:tr>
-        <w:tblPrEx>
-          <w:tblCellMar>
-            <w:top w:w="0" w:type="dxa"/>
-            <w:bottom w:w="0" w:type="dxa"/>
-          </w:tblCellMar>
-        </w:tblPrEx>
+        <w:trPr>
+          <w:cantSplit/>
+        </w:trPr>
         <w:tc>
           <w:tcPr>
             <w:tcW w:w="2400" w:type="dxa"/>
@@ -13107,12 +11164,9 @@
         </w:tc>
       </w:tr>
       <w:tr>
-        <w:tblPrEx>
-          <w:tblCellMar>
-            <w:top w:w="0" w:type="dxa"/>
-            <w:bottom w:w="0" w:type="dxa"/>
-          </w:tblCellMar>
-        </w:tblPrEx>
+        <w:trPr>
+          <w:cantSplit/>
+        </w:trPr>
         <w:tc>
           <w:tcPr>
             <w:tcW w:w="2400" w:type="dxa"/>
@@ -13174,12 +11228,9 @@
         </w:tc>
       </w:tr>
       <w:tr>
-        <w:tblPrEx>
-          <w:tblCellMar>
-            <w:top w:w="0" w:type="dxa"/>
-            <w:bottom w:w="0" w:type="dxa"/>
-          </w:tblCellMar>
-        </w:tblPrEx>
+        <w:trPr>
+          <w:cantSplit/>
+        </w:trPr>
         <w:tc>
           <w:tcPr>
             <w:tcW w:w="2400" w:type="dxa"/>
@@ -13235,7 +11286,7 @@
                 <w:sz w:val="18"/>
                 <w:szCs w:val="18"/>
               </w:rPr>
-              <w:t>按辅助核算维度（客户/员工/项目）汇总往来余额</w:t>
+              <w:t>按用户自定义辅助核算维度汇总往来余额</w:t>
             </w:r>
           </w:p>
         </w:tc>
@@ -13284,12 +11335,10 @@
         <w:gridCol w:w="3760"/>
       </w:tblGrid>
       <w:tr>
-        <w:tblPrEx>
-          <w:tblCellMar>
-            <w:top w:w="0" w:type="dxa"/>
-            <w:bottom w:w="0" w:type="dxa"/>
-          </w:tblCellMar>
-        </w:tblPrEx>
+        <w:trPr>
+          <w:cantSplit/>
+          <w:tblHeader/>
+        </w:trPr>
         <w:tc>
           <w:tcPr>
             <w:tcW w:w="2400" w:type="dxa"/>
@@ -13420,12 +11469,9 @@
         </w:tc>
       </w:tr>
       <w:tr>
-        <w:tblPrEx>
-          <w:tblCellMar>
-            <w:top w:w="0" w:type="dxa"/>
-            <w:bottom w:w="0" w:type="dxa"/>
-          </w:tblCellMar>
-        </w:tblPrEx>
+        <w:trPr>
+          <w:cantSplit/>
+        </w:trPr>
         <w:tc>
           <w:tcPr>
             <w:tcW w:w="2400" w:type="dxa"/>
@@ -13546,12 +11592,9 @@
         </w:tc>
       </w:tr>
       <w:tr>
-        <w:tblPrEx>
-          <w:tblCellMar>
-            <w:top w:w="0" w:type="dxa"/>
-            <w:bottom w:w="0" w:type="dxa"/>
-          </w:tblCellMar>
-        </w:tblPrEx>
+        <w:trPr>
+          <w:cantSplit/>
+        </w:trPr>
         <w:tc>
           <w:tcPr>
             <w:tcW w:w="2400" w:type="dxa"/>
@@ -13672,12 +11715,9 @@
         </w:tc>
       </w:tr>
       <w:tr>
-        <w:tblPrEx>
-          <w:tblCellMar>
-            <w:top w:w="0" w:type="dxa"/>
-            <w:bottom w:w="0" w:type="dxa"/>
-          </w:tblCellMar>
-        </w:tblPrEx>
+        <w:trPr>
+          <w:cantSplit/>
+        </w:trPr>
         <w:tc>
           <w:tcPr>
             <w:tcW w:w="2400" w:type="dxa"/>
@@ -13798,12 +11838,9 @@
         </w:tc>
       </w:tr>
       <w:tr>
-        <w:tblPrEx>
-          <w:tblCellMar>
-            <w:top w:w="0" w:type="dxa"/>
-            <w:bottom w:w="0" w:type="dxa"/>
-          </w:tblCellMar>
-        </w:tblPrEx>
+        <w:trPr>
+          <w:cantSplit/>
+        </w:trPr>
         <w:tc>
           <w:tcPr>
             <w:tcW w:w="2400" w:type="dxa"/>
@@ -13924,12 +11961,9 @@
         </w:tc>
       </w:tr>
       <w:tr>
-        <w:tblPrEx>
-          <w:tblCellMar>
-            <w:top w:w="0" w:type="dxa"/>
-            <w:bottom w:w="0" w:type="dxa"/>
-          </w:tblCellMar>
-        </w:tblPrEx>
+        <w:trPr>
+          <w:cantSplit/>
+        </w:trPr>
         <w:tc>
           <w:tcPr>
             <w:tcW w:w="2400" w:type="dxa"/>
@@ -14083,12 +12117,10 @@
         <w:gridCol w:w="6960"/>
       </w:tblGrid>
       <w:tr>
-        <w:tblPrEx>
-          <w:tblCellMar>
-            <w:top w:w="0" w:type="dxa"/>
-            <w:bottom w:w="0" w:type="dxa"/>
-          </w:tblCellMar>
-        </w:tblPrEx>
+        <w:trPr>
+          <w:cantSplit/>
+          <w:tblHeader/>
+        </w:trPr>
         <w:tc>
           <w:tcPr>
             <w:tcW w:w="2400" w:type="dxa"/>
@@ -14155,12 +12187,9 @@
         </w:tc>
       </w:tr>
       <w:tr>
-        <w:tblPrEx>
-          <w:tblCellMar>
-            <w:top w:w="0" w:type="dxa"/>
-            <w:bottom w:w="0" w:type="dxa"/>
-          </w:tblCellMar>
-        </w:tblPrEx>
+        <w:trPr>
+          <w:cantSplit/>
+        </w:trPr>
         <w:tc>
           <w:tcPr>
             <w:tcW w:w="2400" w:type="dxa"/>
@@ -14222,12 +12251,9 @@
         </w:tc>
       </w:tr>
       <w:tr>
-        <w:tblPrEx>
-          <w:tblCellMar>
-            <w:top w:w="0" w:type="dxa"/>
-            <w:bottom w:w="0" w:type="dxa"/>
-          </w:tblCellMar>
-        </w:tblPrEx>
+        <w:trPr>
+          <w:cantSplit/>
+        </w:trPr>
         <w:tc>
           <w:tcPr>
             <w:tcW w:w="2400" w:type="dxa"/>
@@ -14289,12 +12315,9 @@
         </w:tc>
       </w:tr>
       <w:tr>
-        <w:tblPrEx>
-          <w:tblCellMar>
-            <w:top w:w="0" w:type="dxa"/>
-            <w:bottom w:w="0" w:type="dxa"/>
-          </w:tblCellMar>
-        </w:tblPrEx>
+        <w:trPr>
+          <w:cantSplit/>
+        </w:trPr>
         <w:tc>
           <w:tcPr>
             <w:tcW w:w="2400" w:type="dxa"/>
@@ -14356,12 +12379,9 @@
         </w:tc>
       </w:tr>
       <w:tr>
-        <w:tblPrEx>
-          <w:tblCellMar>
-            <w:top w:w="0" w:type="dxa"/>
-            <w:bottom w:w="0" w:type="dxa"/>
-          </w:tblCellMar>
-        </w:tblPrEx>
+        <w:trPr>
+          <w:cantSplit/>
+        </w:trPr>
         <w:tc>
           <w:tcPr>
             <w:tcW w:w="2400" w:type="dxa"/>
@@ -14423,12 +12443,9 @@
         </w:tc>
       </w:tr>
       <w:tr>
-        <w:tblPrEx>
-          <w:tblCellMar>
-            <w:top w:w="0" w:type="dxa"/>
-            <w:bottom w:w="0" w:type="dxa"/>
-          </w:tblCellMar>
-        </w:tblPrEx>
+        <w:trPr>
+          <w:cantSplit/>
+        </w:trPr>
         <w:tc>
           <w:tcPr>
             <w:tcW w:w="2400" w:type="dxa"/>
@@ -14523,12 +12540,10 @@
         <w:gridCol w:w="6960"/>
       </w:tblGrid>
       <w:tr>
-        <w:tblPrEx>
-          <w:tblCellMar>
-            <w:top w:w="0" w:type="dxa"/>
-            <w:bottom w:w="0" w:type="dxa"/>
-          </w:tblCellMar>
-        </w:tblPrEx>
+        <w:trPr>
+          <w:cantSplit/>
+          <w:tblHeader/>
+        </w:trPr>
         <w:tc>
           <w:tcPr>
             <w:tcW w:w="2400" w:type="dxa"/>
@@ -14596,12 +12611,9 @@
         </w:tc>
       </w:tr>
       <w:tr>
-        <w:tblPrEx>
-          <w:tblCellMar>
-            <w:top w:w="0" w:type="dxa"/>
-            <w:bottom w:w="0" w:type="dxa"/>
-          </w:tblCellMar>
-        </w:tblPrEx>
+        <w:trPr>
+          <w:cantSplit/>
+        </w:trPr>
         <w:tc>
           <w:tcPr>
             <w:tcW w:w="2400" w:type="dxa"/>
@@ -14663,12 +12675,9 @@
         </w:tc>
       </w:tr>
       <w:tr>
-        <w:tblPrEx>
-          <w:tblCellMar>
-            <w:top w:w="0" w:type="dxa"/>
-            <w:bottom w:w="0" w:type="dxa"/>
-          </w:tblCellMar>
-        </w:tblPrEx>
+        <w:trPr>
+          <w:cantSplit/>
+        </w:trPr>
         <w:tc>
           <w:tcPr>
             <w:tcW w:w="2400" w:type="dxa"/>
@@ -14730,12 +12739,9 @@
         </w:tc>
       </w:tr>
       <w:tr>
-        <w:tblPrEx>
-          <w:tblCellMar>
-            <w:top w:w="0" w:type="dxa"/>
-            <w:bottom w:w="0" w:type="dxa"/>
-          </w:tblCellMar>
-        </w:tblPrEx>
+        <w:trPr>
+          <w:cantSplit/>
+        </w:trPr>
         <w:tc>
           <w:tcPr>
             <w:tcW w:w="2400" w:type="dxa"/>
@@ -14797,12 +12803,9 @@
         </w:tc>
       </w:tr>
       <w:tr>
-        <w:tblPrEx>
-          <w:tblCellMar>
-            <w:top w:w="0" w:type="dxa"/>
-            <w:bottom w:w="0" w:type="dxa"/>
-          </w:tblCellMar>
-        </w:tblPrEx>
+        <w:trPr>
+          <w:cantSplit/>
+        </w:trPr>
         <w:tc>
           <w:tcPr>
             <w:tcW w:w="2400" w:type="dxa"/>
@@ -14864,12 +12867,9 @@
         </w:tc>
       </w:tr>
       <w:tr>
-        <w:tblPrEx>
-          <w:tblCellMar>
-            <w:top w:w="0" w:type="dxa"/>
-            <w:bottom w:w="0" w:type="dxa"/>
-          </w:tblCellMar>
-        </w:tblPrEx>
+        <w:trPr>
+          <w:cantSplit/>
+        </w:trPr>
         <w:tc>
           <w:tcPr>
             <w:tcW w:w="2400" w:type="dxa"/>
@@ -14926,6 +12926,271 @@
                 <w:szCs w:val="18"/>
               </w:rPr>
               <w:t>全操作记录，含登录成功/失败/退出、凭证操作、结账、备份恢复等</w:t>
+            </w:r>
+          </w:p>
+        </w:tc>
+      </w:tr>
+    </w:tbl>
+    <w:p/>
+    <w:p>
+      <w:pPr>
+        <w:pStyle w:val="Heading2"/>
+      </w:pPr>
+      <w:bookmarkStart w:id="20" w:name="_Toc231132867A"/>
+      <w:r>
+        <w:t>3.7  账套数据导出</w:t>
+      </w:r>
+      <w:bookmarkEnd w:id="20"/>
+    </w:p>
+    <w:p>
+      <w:r>
+        <w:rPr>
+          <w:color w:val="000000"/>
+          <w:sz w:val="22"/>
+          <w:szCs w:val="22"/>
+        </w:rPr>
+        <w:t>为满足财会〔2024〕12号《会计软件基本功能和服务规范》关于"会计数据应当能够导出为通用格式"的要求，系统提供完整的账套数据导出功能，便于数据迁移、外部审计与归档存证。仅 admin 及以上角色可执行；操作全程写入审计日志。</w:t>
+      </w:r>
+    </w:p>
+    <w:tbl>
+      <w:tblPr>
+        <w:tblW w:w="9360" w:type="dxa"/>
+        <w:tblBorders>
+          <w:top w:val="single" w:sz="4" w:space="0" w:color="auto"/>
+          <w:left w:val="single" w:sz="4" w:space="0" w:color="auto"/>
+          <w:bottom w:val="single" w:sz="4" w:space="0" w:color="auto"/>
+          <w:right w:val="single" w:sz="4" w:space="0" w:color="auto"/>
+          <w:insideH w:val="single" w:sz="4" w:space="0" w:color="auto"/>
+          <w:insideV w:val="single" w:sz="4" w:space="0" w:color="auto"/>
+        </w:tblBorders>
+        <w:tblLook w:val="04A0" w:firstRow="1" w:lastRow="0" w:firstColumn="1" w:lastColumn="0" w:noHBand="0" w:noVBand="1"/>
+      </w:tblPr>
+      <w:tblGrid>
+        <w:gridCol w:w="2400"/>
+        <w:gridCol w:w="6960"/>
+      </w:tblGrid>
+      <w:tr>
+        <w:trPr>
+          <w:cantSplit/>
+          <w:tblHeader/>
+        </w:trPr>
+        <w:tc>
+          <w:tcPr>
+            <w:tcW w:w="2400" w:type="dxa"/>
+            <w:shd w:val="clear" w:color="auto" w:fill="2E75B6"/>
+            <w:vAlign w:val="center"/>
+          </w:tcPr>
+          <w:p>
+            <w:pPr>
+              <w:jc w:val="center"/>
+            </w:pPr>
+            <w:r>
+              <w:rPr>
+                <w:b/>
+                <w:bCs/>
+                <w:color w:val="FFFFFF"/>
+              </w:rPr>
+              <w:t>功能项</w:t>
+            </w:r>
+          </w:p>
+        </w:tc>
+        <w:tc>
+          <w:tcPr>
+            <w:tcW w:w="6960" w:type="dxa"/>
+            <w:shd w:val="clear" w:color="auto" w:fill="2E75B6"/>
+            <w:vAlign w:val="center"/>
+          </w:tcPr>
+          <w:p>
+            <w:pPr>
+              <w:jc w:val="center"/>
+            </w:pPr>
+            <w:r>
+              <w:rPr>
+                <w:b/>
+                <w:bCs/>
+                <w:color w:val="FFFFFF"/>
+              </w:rPr>
+              <w:t>说明</w:t>
+            </w:r>
+          </w:p>
+        </w:tc>
+      </w:tr>
+      <w:tr>
+        <w:trPr>
+          <w:cantSplit/>
+        </w:trPr>
+        <w:tc>
+          <w:tcPr>
+            <w:tcW w:w="2400" w:type="dxa"/>
+            <w:shd w:val="clear" w:color="auto" w:fill="D6E4F0"/>
+          </w:tcPr>
+          <w:p>
+            <w:r>
+              <w:rPr>
+                <w:b/>
+                <w:bCs/>
+                <w:sz w:val="18"/>
+                <w:szCs w:val="18"/>
+              </w:rPr>
+              <w:t>导出入口</w:t>
+            </w:r>
+          </w:p>
+        </w:tc>
+        <w:tc>
+          <w:tcPr>
+            <w:tcW w:w="6960" w:type="dxa"/>
+          </w:tcPr>
+          <w:p>
+            <w:r>
+              <w:rPr>
+                <w:sz w:val="18"/>
+                <w:szCs w:val="18"/>
+              </w:rPr>
+              <w:t>系统管理 → 账套导出 Tab；选择目标客户与导出期间范围（按已有凭证期间动态加载）。</w:t>
+            </w:r>
+          </w:p>
+        </w:tc>
+      </w:tr>
+      <w:tr>
+        <w:trPr>
+          <w:cantSplit/>
+        </w:trPr>
+        <w:tc>
+          <w:tcPr>
+            <w:tcW w:w="2400" w:type="dxa"/>
+            <w:shd w:val="clear" w:color="auto" w:fill="D6E4F0"/>
+          </w:tcPr>
+          <w:p>
+            <w:r>
+              <w:rPr>
+                <w:b/>
+                <w:bCs/>
+                <w:sz w:val="18"/>
+                <w:szCs w:val="18"/>
+              </w:rPr>
+              <w:t>导出内容</w:t>
+            </w:r>
+          </w:p>
+        </w:tc>
+        <w:tc>
+          <w:tcPr>
+            <w:tcW w:w="6960" w:type="dxa"/>
+          </w:tcPr>
+          <w:p>
+            <w:r>
+              <w:rPr>
+                <w:sz w:val="18"/>
+                <w:szCs w:val="18"/>
+              </w:rPr>
+              <w:t>账套基本信息、科目表与期初余额、凭证汇总表、科目余额表、五大财务报表，全部以 xlsx 形式打包为 ZIP。</w:t>
+            </w:r>
+          </w:p>
+        </w:tc>
+      </w:tr>
+      <w:tr>
+        <w:trPr>
+          <w:cantSplit/>
+        </w:trPr>
+        <w:tc>
+          <w:tcPr>
+            <w:tcW w:w="2400" w:type="dxa"/>
+            <w:shd w:val="clear" w:color="auto" w:fill="D6E4F0"/>
+          </w:tcPr>
+          <w:p>
+            <w:r>
+              <w:rPr>
+                <w:b/>
+                <w:bCs/>
+                <w:sz w:val="18"/>
+                <w:szCs w:val="18"/>
+              </w:rPr>
+              <w:t>记账凭证样式</w:t>
+            </w:r>
+          </w:p>
+        </w:tc>
+        <w:tc>
+          <w:tcPr>
+            <w:tcW w:w="6960" w:type="dxa"/>
+          </w:tcPr>
+          <w:p>
+            <w:r>
+              <w:rPr>
+                <w:sz w:val="18"/>
+                <w:szCs w:val="18"/>
+              </w:rPr>
+              <w:t>按用友通用样式逐张排版，每个会计期间单独生成一个文件，命名格式：记账凭证(YYYY年MM期).xlsx。</w:t>
+            </w:r>
+          </w:p>
+        </w:tc>
+      </w:tr>
+      <w:tr>
+        <w:trPr>
+          <w:cantSplit/>
+        </w:trPr>
+        <w:tc>
+          <w:tcPr>
+            <w:tcW w:w="2400" w:type="dxa"/>
+            <w:shd w:val="clear" w:color="auto" w:fill="D6E4F0"/>
+          </w:tcPr>
+          <w:p>
+            <w:r>
+              <w:rPr>
+                <w:b/>
+                <w:bCs/>
+                <w:sz w:val="18"/>
+                <w:szCs w:val="18"/>
+              </w:rPr>
+              <w:t>权限控制</w:t>
+            </w:r>
+          </w:p>
+        </w:tc>
+        <w:tc>
+          <w:tcPr>
+            <w:tcW w:w="6960" w:type="dxa"/>
+          </w:tcPr>
+          <w:p>
+            <w:r>
+              <w:rPr>
+                <w:sz w:val="18"/>
+                <w:szCs w:val="18"/>
+              </w:rPr>
+              <w:t>仅 admin 及超级管理员可见与可执行；普通会计/只读用户无此 Tab。</w:t>
+            </w:r>
+          </w:p>
+        </w:tc>
+      </w:tr>
+      <w:tr>
+        <w:trPr>
+          <w:cantSplit/>
+        </w:trPr>
+        <w:tc>
+          <w:tcPr>
+            <w:tcW w:w="2400" w:type="dxa"/>
+            <w:shd w:val="clear" w:color="auto" w:fill="D6E4F0"/>
+          </w:tcPr>
+          <w:p>
+            <w:r>
+              <w:rPr>
+                <w:b/>
+                <w:bCs/>
+                <w:sz w:val="18"/>
+                <w:szCs w:val="18"/>
+              </w:rPr>
+              <w:t>合规留痕</w:t>
+            </w:r>
+          </w:p>
+        </w:tc>
+        <w:tc>
+          <w:tcPr>
+            <w:tcW w:w="6960" w:type="dxa"/>
+          </w:tcPr>
+          <w:p>
+            <w:r>
+              <w:rPr>
+                <w:sz w:val="18"/>
+                <w:szCs w:val="18"/>
+              </w:rPr>
+              <w:t>每次导出在 audit_log 写入一条 action="账套导出" 记录，含操作人、客户、期间范围及导出文件路径。</w:t>
             </w:r>
           </w:p>
         </w:tc>
@@ -14944,22 +13209,22 @@
           <w:bottom w:val="single" w:sz="6" w:space="4" w:color="2E75B6"/>
         </w:pBdr>
       </w:pPr>
-      <w:bookmarkStart w:id="20" w:name="_Toc231132858"/>
+      <w:bookmarkStart w:id="21" w:name="_Toc231132858"/>
       <w:r>
         <w:lastRenderedPageBreak/>
         <w:t>第四章  主要业务流程</w:t>
       </w:r>
-      <w:bookmarkEnd w:id="20"/>
+      <w:bookmarkEnd w:id="21"/>
     </w:p>
     <w:p>
       <w:pPr>
         <w:pStyle w:val="Heading2"/>
       </w:pPr>
-      <w:bookmarkStart w:id="21" w:name="_Toc231132859"/>
+      <w:bookmarkStart w:id="22" w:name="_Toc231132859"/>
       <w:r>
         <w:t>4.1  系统启动与登录流程</w:t>
       </w:r>
-      <w:bookmarkEnd w:id="21"/>
+      <w:bookmarkEnd w:id="22"/>
     </w:p>
     <w:tbl>
       <w:tblPr>
@@ -14984,12 +13249,10 @@
         <w:gridCol w:w="6060"/>
       </w:tblGrid>
       <w:tr>
-        <w:tblPrEx>
-          <w:tblCellMar>
-            <w:top w:w="0" w:type="dxa"/>
-            <w:bottom w:w="0" w:type="dxa"/>
-          </w:tblCellMar>
-        </w:tblPrEx>
+        <w:trPr>
+          <w:cantSplit/>
+          <w:tblHeader/>
+        </w:trPr>
         <w:tc>
           <w:tcPr>
             <w:tcW w:w="700" w:type="dxa"/>
@@ -15088,12 +13351,9 @@
         </w:tc>
       </w:tr>
       <w:tr>
-        <w:tblPrEx>
-          <w:tblCellMar>
-            <w:top w:w="0" w:type="dxa"/>
-            <w:bottom w:w="0" w:type="dxa"/>
-          </w:tblCellMar>
-        </w:tblPrEx>
+        <w:trPr>
+          <w:cantSplit/>
+        </w:trPr>
         <w:tc>
           <w:tcPr>
             <w:tcW w:w="700" w:type="dxa"/>
@@ -15188,12 +13448,9 @@
         </w:tc>
       </w:tr>
       <w:tr>
-        <w:tblPrEx>
-          <w:tblCellMar>
-            <w:top w:w="0" w:type="dxa"/>
-            <w:bottom w:w="0" w:type="dxa"/>
-          </w:tblCellMar>
-        </w:tblPrEx>
+        <w:trPr>
+          <w:cantSplit/>
+        </w:trPr>
         <w:tc>
           <w:tcPr>
             <w:tcW w:w="700" w:type="dxa"/>
@@ -15288,12 +13545,9 @@
         </w:tc>
       </w:tr>
       <w:tr>
-        <w:tblPrEx>
-          <w:tblCellMar>
-            <w:top w:w="0" w:type="dxa"/>
-            <w:bottom w:w="0" w:type="dxa"/>
-          </w:tblCellMar>
-        </w:tblPrEx>
+        <w:trPr>
+          <w:cantSplit/>
+        </w:trPr>
         <w:tc>
           <w:tcPr>
             <w:tcW w:w="700" w:type="dxa"/>
@@ -15388,12 +13642,9 @@
         </w:tc>
       </w:tr>
       <w:tr>
-        <w:tblPrEx>
-          <w:tblCellMar>
-            <w:top w:w="0" w:type="dxa"/>
-            <w:bottom w:w="0" w:type="dxa"/>
-          </w:tblCellMar>
-        </w:tblPrEx>
+        <w:trPr>
+          <w:cantSplit/>
+        </w:trPr>
         <w:tc>
           <w:tcPr>
             <w:tcW w:w="700" w:type="dxa"/>
@@ -15488,12 +13739,9 @@
         </w:tc>
       </w:tr>
       <w:tr>
-        <w:tblPrEx>
-          <w:tblCellMar>
-            <w:top w:w="0" w:type="dxa"/>
-            <w:bottom w:w="0" w:type="dxa"/>
-          </w:tblCellMar>
-        </w:tblPrEx>
+        <w:trPr>
+          <w:cantSplit/>
+        </w:trPr>
         <w:tc>
           <w:tcPr>
             <w:tcW w:w="700" w:type="dxa"/>
@@ -15588,12 +13836,9 @@
         </w:tc>
       </w:tr>
       <w:tr>
-        <w:tblPrEx>
-          <w:tblCellMar>
-            <w:top w:w="0" w:type="dxa"/>
-            <w:bottom w:w="0" w:type="dxa"/>
-          </w:tblCellMar>
-        </w:tblPrEx>
+        <w:trPr>
+          <w:cantSplit/>
+        </w:trPr>
         <w:tc>
           <w:tcPr>
             <w:tcW w:w="700" w:type="dxa"/>
@@ -15688,12 +13933,9 @@
         </w:tc>
       </w:tr>
       <w:tr>
-        <w:tblPrEx>
-          <w:tblCellMar>
-            <w:top w:w="0" w:type="dxa"/>
-            <w:bottom w:w="0" w:type="dxa"/>
-          </w:tblCellMar>
-        </w:tblPrEx>
+        <w:trPr>
+          <w:cantSplit/>
+        </w:trPr>
         <w:tc>
           <w:tcPr>
             <w:tcW w:w="700" w:type="dxa"/>
@@ -15788,12 +14030,9 @@
         </w:tc>
       </w:tr>
       <w:tr>
-        <w:tblPrEx>
-          <w:tblCellMar>
-            <w:top w:w="0" w:type="dxa"/>
-            <w:bottom w:w="0" w:type="dxa"/>
-          </w:tblCellMar>
-        </w:tblPrEx>
+        <w:trPr>
+          <w:cantSplit/>
+        </w:trPr>
         <w:tc>
           <w:tcPr>
             <w:tcW w:w="700" w:type="dxa"/>
@@ -15888,12 +14127,9 @@
         </w:tc>
       </w:tr>
       <w:tr>
-        <w:tblPrEx>
-          <w:tblCellMar>
-            <w:top w:w="0" w:type="dxa"/>
-            <w:bottom w:w="0" w:type="dxa"/>
-          </w:tblCellMar>
-        </w:tblPrEx>
+        <w:trPr>
+          <w:cantSplit/>
+        </w:trPr>
         <w:tc>
           <w:tcPr>
             <w:tcW w:w="700" w:type="dxa"/>
@@ -15993,11 +14229,11 @@
       <w:pPr>
         <w:pStyle w:val="Heading2"/>
       </w:pPr>
-      <w:bookmarkStart w:id="22" w:name="_Toc231132860"/>
+      <w:bookmarkStart w:id="23" w:name="_Toc231132860"/>
       <w:r>
         <w:t>4.2  凭证录入与审核流程</w:t>
       </w:r>
-      <w:bookmarkEnd w:id="22"/>
+      <w:bookmarkEnd w:id="23"/>
     </w:p>
     <w:tbl>
       <w:tblPr>
@@ -16022,12 +14258,10 @@
         <w:gridCol w:w="6060"/>
       </w:tblGrid>
       <w:tr>
-        <w:tblPrEx>
-          <w:tblCellMar>
-            <w:top w:w="0" w:type="dxa"/>
-            <w:bottom w:w="0" w:type="dxa"/>
-          </w:tblCellMar>
-        </w:tblPrEx>
+        <w:trPr>
+          <w:cantSplit/>
+          <w:tblHeader/>
+        </w:trPr>
         <w:tc>
           <w:tcPr>
             <w:tcW w:w="700" w:type="dxa"/>
@@ -16126,12 +14360,9 @@
         </w:tc>
       </w:tr>
       <w:tr>
-        <w:tblPrEx>
-          <w:tblCellMar>
-            <w:top w:w="0" w:type="dxa"/>
-            <w:bottom w:w="0" w:type="dxa"/>
-          </w:tblCellMar>
-        </w:tblPrEx>
+        <w:trPr>
+          <w:cantSplit/>
+        </w:trPr>
         <w:tc>
           <w:tcPr>
             <w:tcW w:w="700" w:type="dxa"/>
@@ -16226,12 +14457,9 @@
         </w:tc>
       </w:tr>
       <w:tr>
-        <w:tblPrEx>
-          <w:tblCellMar>
-            <w:top w:w="0" w:type="dxa"/>
-            <w:bottom w:w="0" w:type="dxa"/>
-          </w:tblCellMar>
-        </w:tblPrEx>
+        <w:trPr>
+          <w:cantSplit/>
+        </w:trPr>
         <w:tc>
           <w:tcPr>
             <w:tcW w:w="700" w:type="dxa"/>
@@ -16326,12 +14554,9 @@
         </w:tc>
       </w:tr>
       <w:tr>
-        <w:tblPrEx>
-          <w:tblCellMar>
-            <w:top w:w="0" w:type="dxa"/>
-            <w:bottom w:w="0" w:type="dxa"/>
-          </w:tblCellMar>
-        </w:tblPrEx>
+        <w:trPr>
+          <w:cantSplit/>
+        </w:trPr>
         <w:tc>
           <w:tcPr>
             <w:tcW w:w="700" w:type="dxa"/>
@@ -16426,12 +14651,9 @@
         </w:tc>
       </w:tr>
       <w:tr>
-        <w:tblPrEx>
-          <w:tblCellMar>
-            <w:top w:w="0" w:type="dxa"/>
-            <w:bottom w:w="0" w:type="dxa"/>
-          </w:tblCellMar>
-        </w:tblPrEx>
+        <w:trPr>
+          <w:cantSplit/>
+        </w:trPr>
         <w:tc>
           <w:tcPr>
             <w:tcW w:w="700" w:type="dxa"/>
@@ -16526,12 +14748,9 @@
         </w:tc>
       </w:tr>
       <w:tr>
-        <w:tblPrEx>
-          <w:tblCellMar>
-            <w:top w:w="0" w:type="dxa"/>
-            <w:bottom w:w="0" w:type="dxa"/>
-          </w:tblCellMar>
-        </w:tblPrEx>
+        <w:trPr>
+          <w:cantSplit/>
+        </w:trPr>
         <w:tc>
           <w:tcPr>
             <w:tcW w:w="700" w:type="dxa"/>
@@ -16626,12 +14845,9 @@
         </w:tc>
       </w:tr>
       <w:tr>
-        <w:tblPrEx>
-          <w:tblCellMar>
-            <w:top w:w="0" w:type="dxa"/>
-            <w:bottom w:w="0" w:type="dxa"/>
-          </w:tblCellMar>
-        </w:tblPrEx>
+        <w:trPr>
+          <w:cantSplit/>
+        </w:trPr>
         <w:tc>
           <w:tcPr>
             <w:tcW w:w="700" w:type="dxa"/>
@@ -16726,12 +14942,9 @@
         </w:tc>
       </w:tr>
       <w:tr>
-        <w:tblPrEx>
-          <w:tblCellMar>
-            <w:top w:w="0" w:type="dxa"/>
-            <w:bottom w:w="0" w:type="dxa"/>
-          </w:tblCellMar>
-        </w:tblPrEx>
+        <w:trPr>
+          <w:cantSplit/>
+        </w:trPr>
         <w:tc>
           <w:tcPr>
             <w:tcW w:w="700" w:type="dxa"/>
@@ -16826,12 +15039,9 @@
         </w:tc>
       </w:tr>
       <w:tr>
-        <w:tblPrEx>
-          <w:tblCellMar>
-            <w:top w:w="0" w:type="dxa"/>
-            <w:bottom w:w="0" w:type="dxa"/>
-          </w:tblCellMar>
-        </w:tblPrEx>
+        <w:trPr>
+          <w:cantSplit/>
+        </w:trPr>
         <w:tc>
           <w:tcPr>
             <w:tcW w:w="700" w:type="dxa"/>
@@ -16926,12 +15136,9 @@
         </w:tc>
       </w:tr>
       <w:tr>
-        <w:tblPrEx>
-          <w:tblCellMar>
-            <w:top w:w="0" w:type="dxa"/>
-            <w:bottom w:w="0" w:type="dxa"/>
-          </w:tblCellMar>
-        </w:tblPrEx>
+        <w:trPr>
+          <w:cantSplit/>
+        </w:trPr>
         <w:tc>
           <w:tcPr>
             <w:tcW w:w="700" w:type="dxa"/>
@@ -17031,11 +15238,11 @@
       <w:pPr>
         <w:pStyle w:val="Heading2"/>
       </w:pPr>
-      <w:bookmarkStart w:id="23" w:name="_Toc231132861"/>
+      <w:bookmarkStart w:id="24" w:name="_Toc231132861"/>
       <w:r>
         <w:t>4.3  期末结账流程</w:t>
       </w:r>
-      <w:bookmarkEnd w:id="23"/>
+      <w:bookmarkEnd w:id="24"/>
     </w:p>
     <w:tbl>
       <w:tblPr>
@@ -17060,12 +15267,10 @@
         <w:gridCol w:w="6060"/>
       </w:tblGrid>
       <w:tr>
-        <w:tblPrEx>
-          <w:tblCellMar>
-            <w:top w:w="0" w:type="dxa"/>
-            <w:bottom w:w="0" w:type="dxa"/>
-          </w:tblCellMar>
-        </w:tblPrEx>
+        <w:trPr>
+          <w:cantSplit/>
+          <w:tblHeader/>
+        </w:trPr>
         <w:tc>
           <w:tcPr>
             <w:tcW w:w="700" w:type="dxa"/>
@@ -17164,12 +15369,9 @@
         </w:tc>
       </w:tr>
       <w:tr>
-        <w:tblPrEx>
-          <w:tblCellMar>
-            <w:top w:w="0" w:type="dxa"/>
-            <w:bottom w:w="0" w:type="dxa"/>
-          </w:tblCellMar>
-        </w:tblPrEx>
+        <w:trPr>
+          <w:cantSplit/>
+        </w:trPr>
         <w:tc>
           <w:tcPr>
             <w:tcW w:w="700" w:type="dxa"/>
@@ -17264,12 +15466,9 @@
         </w:tc>
       </w:tr>
       <w:tr>
-        <w:tblPrEx>
-          <w:tblCellMar>
-            <w:top w:w="0" w:type="dxa"/>
-            <w:bottom w:w="0" w:type="dxa"/>
-          </w:tblCellMar>
-        </w:tblPrEx>
+        <w:trPr>
+          <w:cantSplit/>
+        </w:trPr>
         <w:tc>
           <w:tcPr>
             <w:tcW w:w="700" w:type="dxa"/>
@@ -17364,12 +15563,9 @@
         </w:tc>
       </w:tr>
       <w:tr>
-        <w:tblPrEx>
-          <w:tblCellMar>
-            <w:top w:w="0" w:type="dxa"/>
-            <w:bottom w:w="0" w:type="dxa"/>
-          </w:tblCellMar>
-        </w:tblPrEx>
+        <w:trPr>
+          <w:cantSplit/>
+        </w:trPr>
         <w:tc>
           <w:tcPr>
             <w:tcW w:w="700" w:type="dxa"/>
@@ -17464,12 +15660,9 @@
         </w:tc>
       </w:tr>
       <w:tr>
-        <w:tblPrEx>
-          <w:tblCellMar>
-            <w:top w:w="0" w:type="dxa"/>
-            <w:bottom w:w="0" w:type="dxa"/>
-          </w:tblCellMar>
-        </w:tblPrEx>
+        <w:trPr>
+          <w:cantSplit/>
+        </w:trPr>
         <w:tc>
           <w:tcPr>
             <w:tcW w:w="700" w:type="dxa"/>
@@ -17564,12 +15757,9 @@
         </w:tc>
       </w:tr>
       <w:tr>
-        <w:tblPrEx>
-          <w:tblCellMar>
-            <w:top w:w="0" w:type="dxa"/>
-            <w:bottom w:w="0" w:type="dxa"/>
-          </w:tblCellMar>
-        </w:tblPrEx>
+        <w:trPr>
+          <w:cantSplit/>
+        </w:trPr>
         <w:tc>
           <w:tcPr>
             <w:tcW w:w="700" w:type="dxa"/>
@@ -17664,12 +15854,9 @@
         </w:tc>
       </w:tr>
       <w:tr>
-        <w:tblPrEx>
-          <w:tblCellMar>
-            <w:top w:w="0" w:type="dxa"/>
-            <w:bottom w:w="0" w:type="dxa"/>
-          </w:tblCellMar>
-        </w:tblPrEx>
+        <w:trPr>
+          <w:cantSplit/>
+        </w:trPr>
         <w:tc>
           <w:tcPr>
             <w:tcW w:w="700" w:type="dxa"/>
@@ -17764,12 +15951,9 @@
         </w:tc>
       </w:tr>
       <w:tr>
-        <w:tblPrEx>
-          <w:tblCellMar>
-            <w:top w:w="0" w:type="dxa"/>
-            <w:bottom w:w="0" w:type="dxa"/>
-          </w:tblCellMar>
-        </w:tblPrEx>
+        <w:trPr>
+          <w:cantSplit/>
+        </w:trPr>
         <w:tc>
           <w:tcPr>
             <w:tcW w:w="700" w:type="dxa"/>
@@ -17864,12 +16048,9 @@
         </w:tc>
       </w:tr>
       <w:tr>
-        <w:tblPrEx>
-          <w:tblCellMar>
-            <w:top w:w="0" w:type="dxa"/>
-            <w:bottom w:w="0" w:type="dxa"/>
-          </w:tblCellMar>
-        </w:tblPrEx>
+        <w:trPr>
+          <w:cantSplit/>
+        </w:trPr>
         <w:tc>
           <w:tcPr>
             <w:tcW w:w="700" w:type="dxa"/>
@@ -17970,11 +16151,11 @@
       <w:pPr>
         <w:pStyle w:val="Heading2"/>
       </w:pPr>
-      <w:bookmarkStart w:id="24" w:name="_Toc231132862"/>
+      <w:bookmarkStart w:id="25" w:name="_Toc231132862"/>
       <w:r>
         <w:t>4.4  数据备份与恢复流程</w:t>
       </w:r>
-      <w:bookmarkEnd w:id="24"/>
+      <w:bookmarkEnd w:id="25"/>
     </w:p>
     <w:tbl>
       <w:tblPr>
@@ -17999,12 +16180,10 @@
         <w:gridCol w:w="6060"/>
       </w:tblGrid>
       <w:tr>
-        <w:tblPrEx>
-          <w:tblCellMar>
-            <w:top w:w="0" w:type="dxa"/>
-            <w:bottom w:w="0" w:type="dxa"/>
-          </w:tblCellMar>
-        </w:tblPrEx>
+        <w:trPr>
+          <w:cantSplit/>
+          <w:tblHeader/>
+        </w:trPr>
         <w:tc>
           <w:tcPr>
             <w:tcW w:w="700" w:type="dxa"/>
@@ -18103,12 +16282,9 @@
         </w:tc>
       </w:tr>
       <w:tr>
-        <w:tblPrEx>
-          <w:tblCellMar>
-            <w:top w:w="0" w:type="dxa"/>
-            <w:bottom w:w="0" w:type="dxa"/>
-          </w:tblCellMar>
-        </w:tblPrEx>
+        <w:trPr>
+          <w:cantSplit/>
+        </w:trPr>
         <w:tc>
           <w:tcPr>
             <w:tcW w:w="700" w:type="dxa"/>
@@ -18203,12 +16379,9 @@
         </w:tc>
       </w:tr>
       <w:tr>
-        <w:tblPrEx>
-          <w:tblCellMar>
-            <w:top w:w="0" w:type="dxa"/>
-            <w:bottom w:w="0" w:type="dxa"/>
-          </w:tblCellMar>
-        </w:tblPrEx>
+        <w:trPr>
+          <w:cantSplit/>
+        </w:trPr>
         <w:tc>
           <w:tcPr>
             <w:tcW w:w="700" w:type="dxa"/>
@@ -18303,12 +16476,9 @@
         </w:tc>
       </w:tr>
       <w:tr>
-        <w:tblPrEx>
-          <w:tblCellMar>
-            <w:top w:w="0" w:type="dxa"/>
-            <w:bottom w:w="0" w:type="dxa"/>
-          </w:tblCellMar>
-        </w:tblPrEx>
+        <w:trPr>
+          <w:cantSplit/>
+        </w:trPr>
         <w:tc>
           <w:tcPr>
             <w:tcW w:w="700" w:type="dxa"/>
@@ -18403,12 +16573,9 @@
         </w:tc>
       </w:tr>
       <w:tr>
-        <w:tblPrEx>
-          <w:tblCellMar>
-            <w:top w:w="0" w:type="dxa"/>
-            <w:bottom w:w="0" w:type="dxa"/>
-          </w:tblCellMar>
-        </w:tblPrEx>
+        <w:trPr>
+          <w:cantSplit/>
+        </w:trPr>
         <w:tc>
           <w:tcPr>
             <w:tcW w:w="700" w:type="dxa"/>
@@ -18503,12 +16670,9 @@
         </w:tc>
       </w:tr>
       <w:tr>
-        <w:tblPrEx>
-          <w:tblCellMar>
-            <w:top w:w="0" w:type="dxa"/>
-            <w:bottom w:w="0" w:type="dxa"/>
-          </w:tblCellMar>
-        </w:tblPrEx>
+        <w:trPr>
+          <w:cantSplit/>
+        </w:trPr>
         <w:tc>
           <w:tcPr>
             <w:tcW w:w="700" w:type="dxa"/>
@@ -18603,12 +16767,9 @@
         </w:tc>
       </w:tr>
       <w:tr>
-        <w:tblPrEx>
-          <w:tblCellMar>
-            <w:top w:w="0" w:type="dxa"/>
-            <w:bottom w:w="0" w:type="dxa"/>
-          </w:tblCellMar>
-        </w:tblPrEx>
+        <w:trPr>
+          <w:cantSplit/>
+        </w:trPr>
         <w:tc>
           <w:tcPr>
             <w:tcW w:w="700" w:type="dxa"/>
@@ -18703,12 +16864,9 @@
         </w:tc>
       </w:tr>
       <w:tr>
-        <w:tblPrEx>
-          <w:tblCellMar>
-            <w:top w:w="0" w:type="dxa"/>
-            <w:bottom w:w="0" w:type="dxa"/>
-          </w:tblCellMar>
-        </w:tblPrEx>
+        <w:trPr>
+          <w:cantSplit/>
+        </w:trPr>
         <w:tc>
           <w:tcPr>
             <w:tcW w:w="700" w:type="dxa"/>
@@ -18803,12 +16961,9 @@
         </w:tc>
       </w:tr>
       <w:tr>
-        <w:tblPrEx>
-          <w:tblCellMar>
-            <w:top w:w="0" w:type="dxa"/>
-            <w:bottom w:w="0" w:type="dxa"/>
-          </w:tblCellMar>
-        </w:tblPrEx>
+        <w:trPr>
+          <w:cantSplit/>
+        </w:trPr>
         <w:tc>
           <w:tcPr>
             <w:tcW w:w="700" w:type="dxa"/>
@@ -18903,12 +17058,9 @@
         </w:tc>
       </w:tr>
       <w:tr>
-        <w:tblPrEx>
-          <w:tblCellMar>
-            <w:top w:w="0" w:type="dxa"/>
-            <w:bottom w:w="0" w:type="dxa"/>
-          </w:tblCellMar>
-        </w:tblPrEx>
+        <w:trPr>
+          <w:cantSplit/>
+        </w:trPr>
         <w:tc>
           <w:tcPr>
             <w:tcW w:w="700" w:type="dxa"/>
@@ -19007,7 +17159,7 @@
       <w:pPr>
         <w:pStyle w:val="Heading2"/>
       </w:pPr>
-      <w:bookmarkStart w:id="25" w:name="_Toc231132863"/>
+      <w:bookmarkStart w:id="26" w:name="_Toc231132863"/>
       <w:r>
         <w:rPr>
           <w:color w:val="2E74B5"/>
@@ -19016,7 +17168,7 @@
         </w:rPr>
         <w:t>4.5  月末自动备份流程</w:t>
       </w:r>
-      <w:bookmarkEnd w:id="25"/>
+      <w:bookmarkEnd w:id="26"/>
     </w:p>
     <w:p>
       <w:pPr>
@@ -19048,12 +17200,10 @@
         <w:gridCol w:w="8226"/>
       </w:tblGrid>
       <w:tr>
-        <w:tblPrEx>
-          <w:tblCellMar>
-            <w:top w:w="0" w:type="dxa"/>
-            <w:bottom w:w="0" w:type="dxa"/>
-          </w:tblCellMar>
-        </w:tblPrEx>
+        <w:trPr>
+          <w:cantSplit/>
+          <w:tblHeader/>
+        </w:trPr>
         <w:tc>
           <w:tcPr>
             <w:tcW w:w="800" w:type="dxa"/>
@@ -19092,12 +17242,9 @@
         </w:tc>
       </w:tr>
       <w:tr>
-        <w:tblPrEx>
-          <w:tblCellMar>
-            <w:top w:w="0" w:type="dxa"/>
-            <w:bottom w:w="0" w:type="dxa"/>
-          </w:tblCellMar>
-        </w:tblPrEx>
+        <w:trPr>
+          <w:cantSplit/>
+        </w:trPr>
         <w:tc>
           <w:tcPr>
             <w:tcW w:w="800" w:type="dxa"/>
@@ -19130,12 +17277,9 @@
         </w:tc>
       </w:tr>
       <w:tr>
-        <w:tblPrEx>
-          <w:tblCellMar>
-            <w:top w:w="0" w:type="dxa"/>
-            <w:bottom w:w="0" w:type="dxa"/>
-          </w:tblCellMar>
-        </w:tblPrEx>
+        <w:trPr>
+          <w:cantSplit/>
+        </w:trPr>
         <w:tc>
           <w:tcPr>
             <w:tcW w:w="800" w:type="dxa"/>
@@ -19170,12 +17314,9 @@
         </w:tc>
       </w:tr>
       <w:tr>
-        <w:tblPrEx>
-          <w:tblCellMar>
-            <w:top w:w="0" w:type="dxa"/>
-            <w:bottom w:w="0" w:type="dxa"/>
-          </w:tblCellMar>
-        </w:tblPrEx>
+        <w:trPr>
+          <w:cantSplit/>
+        </w:trPr>
         <w:tc>
           <w:tcPr>
             <w:tcW w:w="800" w:type="dxa"/>
@@ -19208,12 +17349,9 @@
         </w:tc>
       </w:tr>
       <w:tr>
-        <w:tblPrEx>
-          <w:tblCellMar>
-            <w:top w:w="0" w:type="dxa"/>
-            <w:bottom w:w="0" w:type="dxa"/>
-          </w:tblCellMar>
-        </w:tblPrEx>
+        <w:trPr>
+          <w:cantSplit/>
+        </w:trPr>
         <w:tc>
           <w:tcPr>
             <w:tcW w:w="800" w:type="dxa"/>
@@ -19248,12 +17386,9 @@
         </w:tc>
       </w:tr>
       <w:tr>
-        <w:tblPrEx>
-          <w:tblCellMar>
-            <w:top w:w="0" w:type="dxa"/>
-            <w:bottom w:w="0" w:type="dxa"/>
-          </w:tblCellMar>
-        </w:tblPrEx>
+        <w:trPr>
+          <w:cantSplit/>
+        </w:trPr>
         <w:tc>
           <w:tcPr>
             <w:tcW w:w="800" w:type="dxa"/>
@@ -19286,12 +17421,9 @@
         </w:tc>
       </w:tr>
       <w:tr>
-        <w:tblPrEx>
-          <w:tblCellMar>
-            <w:top w:w="0" w:type="dxa"/>
-            <w:bottom w:w="0" w:type="dxa"/>
-          </w:tblCellMar>
-        </w:tblPrEx>
+        <w:trPr>
+          <w:cantSplit/>
+        </w:trPr>
         <w:tc>
           <w:tcPr>
             <w:tcW w:w="800" w:type="dxa"/>
@@ -19339,22 +17471,22 @@
           <w:bottom w:val="single" w:sz="6" w:space="4" w:color="2E75B6"/>
         </w:pBdr>
       </w:pPr>
-      <w:bookmarkStart w:id="26" w:name="_Toc231132864"/>
+      <w:bookmarkStart w:id="27" w:name="_Toc231132864"/>
       <w:r>
         <w:lastRenderedPageBreak/>
         <w:t>第五章  合规实现说明</w:t>
       </w:r>
-      <w:bookmarkEnd w:id="26"/>
+      <w:bookmarkEnd w:id="27"/>
     </w:p>
     <w:p>
       <w:pPr>
         <w:pStyle w:val="Heading2"/>
       </w:pPr>
-      <w:bookmarkStart w:id="27" w:name="_Toc231132865"/>
+      <w:bookmarkStart w:id="28" w:name="_Toc231132865"/>
       <w:r>
         <w:t>5.1  依据标准</w:t>
       </w:r>
-      <w:bookmarkEnd w:id="27"/>
+      <w:bookmarkEnd w:id="28"/>
     </w:p>
     <w:p>
       <w:pPr>
@@ -19369,11 +17501,11 @@
       <w:pPr>
         <w:pStyle w:val="Heading2"/>
       </w:pPr>
-      <w:bookmarkStart w:id="28" w:name="_Toc231132866"/>
+      <w:bookmarkStart w:id="29" w:name="_Toc231132866"/>
       <w:r>
         <w:t>5.2  合规功能对照</w:t>
       </w:r>
-      <w:bookmarkEnd w:id="28"/>
+      <w:bookmarkEnd w:id="29"/>
     </w:p>
     <w:tbl>
       <w:tblPr>
@@ -19398,12 +17530,10 @@
         <w:gridCol w:w="1160"/>
       </w:tblGrid>
       <w:tr>
-        <w:tblPrEx>
-          <w:tblCellMar>
-            <w:top w:w="0" w:type="dxa"/>
-            <w:bottom w:w="0" w:type="dxa"/>
-          </w:tblCellMar>
-        </w:tblPrEx>
+        <w:trPr>
+          <w:cantSplit/>
+          <w:tblHeader/>
+        </w:trPr>
         <w:tc>
           <w:tcPr>
             <w:tcW w:w="2800" w:type="dxa"/>
@@ -19502,12 +17632,9 @@
         </w:tc>
       </w:tr>
       <w:tr>
-        <w:tblPrEx>
-          <w:tblCellMar>
-            <w:top w:w="0" w:type="dxa"/>
-            <w:bottom w:w="0" w:type="dxa"/>
-          </w:tblCellMar>
-        </w:tblPrEx>
+        <w:trPr>
+          <w:cantSplit/>
+        </w:trPr>
         <w:tc>
           <w:tcPr>
             <w:tcW w:w="2800" w:type="dxa"/>
@@ -19600,12 +17727,9 @@
         </w:tc>
       </w:tr>
       <w:tr>
-        <w:tblPrEx>
-          <w:tblCellMar>
-            <w:top w:w="0" w:type="dxa"/>
-            <w:bottom w:w="0" w:type="dxa"/>
-          </w:tblCellMar>
-        </w:tblPrEx>
+        <w:trPr>
+          <w:cantSplit/>
+        </w:trPr>
         <w:tc>
           <w:tcPr>
             <w:tcW w:w="2800" w:type="dxa"/>
@@ -19661,7 +17785,7 @@
                 <w:sz w:val="18"/>
                 <w:szCs w:val="18"/>
               </w:rPr>
-              <w:t>系统提供三种错账更正手段，符合会计准则要求：① 待审核凭证可直接编辑或删除；② 已审核当期凭证可由管理员撤销审核后修改；③ 历史封账期间的错账通过在当期新增冲销凭证更正（红字冲销法），全程记录审计日志，满足财会〔2024〕12号合规要求。</w:t>
+              <w:t>系统提供三种错账更正手段，符合会计准则要求：① 待审核凭证可直接编辑或删除；② 已审核当期凭证可由管理员撤销审核后修改；③ 历史封账期间的错账，由管理员反结账后修改，或在当期新增反向冲销凭证更正，全程记录审计日志，满足财会〔2024〕12号合规要求。</w:t>
             </w:r>
           </w:p>
         </w:tc>
@@ -19698,12 +17822,9 @@
         </w:tc>
       </w:tr>
       <w:tr>
-        <w:tblPrEx>
-          <w:tblCellMar>
-            <w:top w:w="0" w:type="dxa"/>
-            <w:bottom w:w="0" w:type="dxa"/>
-          </w:tblCellMar>
-        </w:tblPrEx>
+        <w:trPr>
+          <w:cantSplit/>
+        </w:trPr>
         <w:tc>
           <w:tcPr>
             <w:tcW w:w="2800" w:type="dxa"/>
@@ -19796,12 +17917,9 @@
         </w:tc>
       </w:tr>
       <w:tr>
-        <w:tblPrEx>
-          <w:tblCellMar>
-            <w:top w:w="0" w:type="dxa"/>
-            <w:bottom w:w="0" w:type="dxa"/>
-          </w:tblCellMar>
-        </w:tblPrEx>
+        <w:trPr>
+          <w:cantSplit/>
+        </w:trPr>
         <w:tc>
           <w:tcPr>
             <w:tcW w:w="2800" w:type="dxa"/>
@@ -19894,12 +18012,9 @@
         </w:tc>
       </w:tr>
       <w:tr>
-        <w:tblPrEx>
-          <w:tblCellMar>
-            <w:top w:w="0" w:type="dxa"/>
-            <w:bottom w:w="0" w:type="dxa"/>
-          </w:tblCellMar>
-        </w:tblPrEx>
+        <w:trPr>
+          <w:cantSplit/>
+        </w:trPr>
         <w:tc>
           <w:tcPr>
             <w:tcW w:w="2800" w:type="dxa"/>
@@ -19992,12 +18107,9 @@
         </w:tc>
       </w:tr>
       <w:tr>
-        <w:tblPrEx>
-          <w:tblCellMar>
-            <w:top w:w="0" w:type="dxa"/>
-            <w:bottom w:w="0" w:type="dxa"/>
-          </w:tblCellMar>
-        </w:tblPrEx>
+        <w:trPr>
+          <w:cantSplit/>
+        </w:trPr>
         <w:tc>
           <w:tcPr>
             <w:tcW w:w="2800" w:type="dxa"/>
@@ -20090,12 +18202,9 @@
         </w:tc>
       </w:tr>
       <w:tr>
-        <w:tblPrEx>
-          <w:tblCellMar>
-            <w:top w:w="0" w:type="dxa"/>
-            <w:bottom w:w="0" w:type="dxa"/>
-          </w:tblCellMar>
-        </w:tblPrEx>
+        <w:trPr>
+          <w:cantSplit/>
+        </w:trPr>
         <w:tc>
           <w:tcPr>
             <w:tcW w:w="2800" w:type="dxa"/>
@@ -20188,12 +18297,9 @@
         </w:tc>
       </w:tr>
       <w:tr>
-        <w:tblPrEx>
-          <w:tblCellMar>
-            <w:top w:w="0" w:type="dxa"/>
-            <w:bottom w:w="0" w:type="dxa"/>
-          </w:tblCellMar>
-        </w:tblPrEx>
+        <w:trPr>
+          <w:cantSplit/>
+        </w:trPr>
         <w:tc>
           <w:tcPr>
             <w:tcW w:w="2800" w:type="dxa"/>
@@ -20286,12 +18392,9 @@
         </w:tc>
       </w:tr>
       <w:tr>
-        <w:tblPrEx>
-          <w:tblCellMar>
-            <w:top w:w="0" w:type="dxa"/>
-            <w:bottom w:w="0" w:type="dxa"/>
-          </w:tblCellMar>
-        </w:tblPrEx>
+        <w:trPr>
+          <w:cantSplit/>
+        </w:trPr>
         <w:tc>
           <w:tcPr>
             <w:tcW w:w="2800" w:type="dxa"/>
@@ -20384,12 +18487,9 @@
         </w:tc>
       </w:tr>
       <w:tr>
-        <w:tblPrEx>
-          <w:tblCellMar>
-            <w:top w:w="0" w:type="dxa"/>
-            <w:bottom w:w="0" w:type="dxa"/>
-          </w:tblCellMar>
-        </w:tblPrEx>
+        <w:trPr>
+          <w:cantSplit/>
+        </w:trPr>
         <w:tc>
           <w:tcPr>
             <w:tcW w:w="2800" w:type="dxa"/>
@@ -20485,13 +18585,79 @@
     <w:p/>
     <w:p>
       <w:pPr>
+        <w:jc w:val="center"/>
+      </w:pPr>
+      <w:r>
+        <w:rPr>
+          <w:noProof/>
+        </w:rPr>
+        <w:drawing>
+          <wp:inline distT="0" distB="0" distL="0" distR="0" wp14:anchorId="5A000210" wp14:editId="5A000211">
+            <wp:extent cx="5400000" cy="3720000"/>
+            <wp:effectExtent l="0" t="0" r="0" b="0"/>
+            <wp:docPr id="302" name="VoucherStateMachine"/>
+            <wp:cNvGraphicFramePr>
+              <a:graphicFrameLocks xmlns:a="http://schemas.openxmlformats.org/drawingml/2006/main" noChangeAspect="1"/>
+            </wp:cNvGraphicFramePr>
+            <a:graphic xmlns:a="http://schemas.openxmlformats.org/drawingml/2006/main">
+              <a:graphicData uri="http://schemas.openxmlformats.org/drawingml/2006/picture">
+                <pic:pic xmlns:pic="http://schemas.openxmlformats.org/drawingml/2006/picture">
+                  <pic:nvPicPr>
+                    <pic:cNvPr id="302" name="VoucherStateMachine"/>
+                    <pic:cNvPicPr/>
+                  </pic:nvPicPr>
+                  <pic:blipFill>
+                    <a:blip r:embed="rId19">
+                      <a:extLst>
+                        <a:ext uri="{96DAC541-7B7A-43D3-8B79-37D633B846F1}">
+                          <asvg:svgBlip xmlns:asvg="http://schemas.microsoft.com/office/drawing/2016/SVG/main" r:embed="rId20"/>
+                        </a:ext>
+                      </a:extLst>
+                    </a:blip>
+                    <a:stretch>
+                      <a:fillRect/>
+                    </a:stretch>
+                  </pic:blipFill>
+                  <pic:spPr>
+                    <a:xfrm>
+                      <a:off x="0" y="0"/>
+                      <a:ext cx="5400000" cy="3720000"/>
+                    </a:xfrm>
+                    <a:prstGeom prst="rect">
+                      <a:avLst/>
+                    </a:prstGeom>
+                  </pic:spPr>
+                </pic:pic>
+              </a:graphicData>
+            </a:graphic>
+          </wp:inline>
+        </w:drawing>
+      </w:r>
+    </w:p>
+    <w:p>
+      <w:pPr>
+        <w:jc w:val="center"/>
+      </w:pPr>
+      <w:r>
+        <w:rPr>
+          <w:i/>
+          <w:color w:val="555555"/>
+          <w:sz w:val="18"/>
+          <w:szCs w:val="18"/>
+        </w:rPr>
+        <w:t>图 5-1  凭证状态机（与 5.2 节合规对照配套阅读）</w:t>
+      </w:r>
+    </w:p>
+    <w:p/>
+    <w:p>
+      <w:pPr>
         <w:pStyle w:val="Heading2"/>
       </w:pPr>
-      <w:bookmarkStart w:id="29" w:name="_Toc231132867"/>
+      <w:bookmarkStart w:id="30" w:name="_Toc231132867"/>
       <w:r>
         <w:t>5.3  审计日志字段说明</w:t>
       </w:r>
-      <w:bookmarkEnd w:id="29"/>
+      <w:bookmarkEnd w:id="30"/>
     </w:p>
     <w:tbl>
       <w:tblPr>
@@ -20516,12 +18682,10 @@
         <w:gridCol w:w="6160"/>
       </w:tblGrid>
       <w:tr>
-        <w:tblPrEx>
-          <w:tblCellMar>
-            <w:top w:w="0" w:type="dxa"/>
-            <w:bottom w:w="0" w:type="dxa"/>
-          </w:tblCellMar>
-        </w:tblPrEx>
+        <w:trPr>
+          <w:cantSplit/>
+          <w:tblHeader/>
+        </w:trPr>
         <w:tc>
           <w:tcPr>
             <w:tcW w:w="1800" w:type="dxa"/>
@@ -20620,12 +18784,9 @@
         </w:tc>
       </w:tr>
       <w:tr>
-        <w:tblPrEx>
-          <w:tblCellMar>
-            <w:top w:w="0" w:type="dxa"/>
-            <w:bottom w:w="0" w:type="dxa"/>
-          </w:tblCellMar>
-        </w:tblPrEx>
+        <w:trPr>
+          <w:cantSplit/>
+        </w:trPr>
         <w:tc>
           <w:tcPr>
             <w:tcW w:w="1800" w:type="dxa"/>
@@ -20715,12 +18876,9 @@
         </w:tc>
       </w:tr>
       <w:tr>
-        <w:tblPrEx>
-          <w:tblCellMar>
-            <w:top w:w="0" w:type="dxa"/>
-            <w:bottom w:w="0" w:type="dxa"/>
-          </w:tblCellMar>
-        </w:tblPrEx>
+        <w:trPr>
+          <w:cantSplit/>
+        </w:trPr>
         <w:tc>
           <w:tcPr>
             <w:tcW w:w="1800" w:type="dxa"/>
@@ -20810,12 +18968,9 @@
         </w:tc>
       </w:tr>
       <w:tr>
-        <w:tblPrEx>
-          <w:tblCellMar>
-            <w:top w:w="0" w:type="dxa"/>
-            <w:bottom w:w="0" w:type="dxa"/>
-          </w:tblCellMar>
-        </w:tblPrEx>
+        <w:trPr>
+          <w:cantSplit/>
+        </w:trPr>
         <w:tc>
           <w:tcPr>
             <w:tcW w:w="1800" w:type="dxa"/>
@@ -20905,12 +19060,9 @@
         </w:tc>
       </w:tr>
       <w:tr>
-        <w:tblPrEx>
-          <w:tblCellMar>
-            <w:top w:w="0" w:type="dxa"/>
-            <w:bottom w:w="0" w:type="dxa"/>
-          </w:tblCellMar>
-        </w:tblPrEx>
+        <w:trPr>
+          <w:cantSplit/>
+        </w:trPr>
         <w:tc>
           <w:tcPr>
             <w:tcW w:w="1800" w:type="dxa"/>
@@ -21000,12 +19152,9 @@
         </w:tc>
       </w:tr>
       <w:tr>
-        <w:tblPrEx>
-          <w:tblCellMar>
-            <w:top w:w="0" w:type="dxa"/>
-            <w:bottom w:w="0" w:type="dxa"/>
-          </w:tblCellMar>
-        </w:tblPrEx>
+        <w:trPr>
+          <w:cantSplit/>
+        </w:trPr>
         <w:tc>
           <w:tcPr>
             <w:tcW w:w="1800" w:type="dxa"/>
@@ -21095,12 +19244,9 @@
         </w:tc>
       </w:tr>
       <w:tr>
-        <w:tblPrEx>
-          <w:tblCellMar>
-            <w:top w:w="0" w:type="dxa"/>
-            <w:bottom w:w="0" w:type="dxa"/>
-          </w:tblCellMar>
-        </w:tblPrEx>
+        <w:trPr>
+          <w:cantSplit/>
+        </w:trPr>
         <w:tc>
           <w:tcPr>
             <w:tcW w:w="1800" w:type="dxa"/>
@@ -21190,12 +19336,9 @@
         </w:tc>
       </w:tr>
       <w:tr>
-        <w:tblPrEx>
-          <w:tblCellMar>
-            <w:top w:w="0" w:type="dxa"/>
-            <w:bottom w:w="0" w:type="dxa"/>
-          </w:tblCellMar>
-        </w:tblPrEx>
+        <w:trPr>
+          <w:cantSplit/>
+        </w:trPr>
         <w:tc>
           <w:tcPr>
             <w:tcW w:w="1800" w:type="dxa"/>
@@ -21285,6 +19428,72 @@
         </w:tc>
       </w:tr>
     </w:tbl>
+    <w:p/>
+    <w:p>
+      <w:pPr>
+        <w:jc w:val="center"/>
+      </w:pPr>
+      <w:r>
+        <w:rPr>
+          <w:noProof/>
+        </w:rPr>
+        <w:drawing>
+          <wp:inline distT="0" distB="0" distL="0" distR="0" wp14:anchorId="5A000510" wp14:editId="5A000511">
+            <wp:extent cx="5400000" cy="3534545"/>
+            <wp:effectExtent l="0" t="0" r="0" b="0"/>
+            <wp:docPr id="305" name="AuditLogCoverage"/>
+            <wp:cNvGraphicFramePr>
+              <a:graphicFrameLocks xmlns:a="http://schemas.openxmlformats.org/drawingml/2006/main" noChangeAspect="1"/>
+            </wp:cNvGraphicFramePr>
+            <a:graphic xmlns:a="http://schemas.openxmlformats.org/drawingml/2006/main">
+              <a:graphicData uri="http://schemas.openxmlformats.org/drawingml/2006/picture">
+                <pic:pic xmlns:pic="http://schemas.openxmlformats.org/drawingml/2006/picture">
+                  <pic:nvPicPr>
+                    <pic:cNvPr id="305" name="AuditLogCoverage"/>
+                    <pic:cNvPicPr/>
+                  </pic:nvPicPr>
+                  <pic:blipFill>
+                    <a:blip r:embed="rId25">
+                      <a:extLst>
+                        <a:ext uri="{96DAC541-7B7A-43D3-8B79-37D633B846F1}">
+                          <asvg:svgBlip xmlns:asvg="http://schemas.microsoft.com/office/drawing/2016/SVG/main" r:embed="rId26"/>
+                        </a:ext>
+                      </a:extLst>
+                    </a:blip>
+                    <a:stretch>
+                      <a:fillRect/>
+                    </a:stretch>
+                  </pic:blipFill>
+                  <pic:spPr>
+                    <a:xfrm>
+                      <a:off x="0" y="0"/>
+                      <a:ext cx="5400000" cy="3534545"/>
+                    </a:xfrm>
+                    <a:prstGeom prst="rect">
+                      <a:avLst/>
+                    </a:prstGeom>
+                  </pic:spPr>
+                </pic:pic>
+              </a:graphicData>
+            </a:graphic>
+          </wp:inline>
+        </w:drawing>
+      </w:r>
+    </w:p>
+    <w:p>
+      <w:pPr>
+        <w:jc w:val="center"/>
+      </w:pPr>
+      <w:r>
+        <w:rPr>
+          <w:i/>
+          <w:color w:val="555555"/>
+          <w:sz w:val="18"/>
+          <w:szCs w:val="18"/>
+        </w:rPr>
+        <w:t>图 5-2  审计日志覆盖全景图（27 个 action · 6 个业务域 · 全程留痕）</w:t>
+      </w:r>
+    </w:p>
     <w:p/>
     <w:p>
       <w:r>
@@ -21298,22 +19507,22 @@
           <w:bottom w:val="single" w:sz="6" w:space="4" w:color="2E75B6"/>
         </w:pBdr>
       </w:pPr>
-      <w:bookmarkStart w:id="30" w:name="_Toc231132868"/>
+      <w:bookmarkStart w:id="31" w:name="_Toc231132868"/>
       <w:r>
         <w:lastRenderedPageBreak/>
         <w:t>第六章  测试情况</w:t>
       </w:r>
-      <w:bookmarkEnd w:id="30"/>
+      <w:bookmarkEnd w:id="31"/>
     </w:p>
     <w:p>
       <w:pPr>
         <w:pStyle w:val="Heading2"/>
       </w:pPr>
-      <w:bookmarkStart w:id="31" w:name="_Toc231132869"/>
+      <w:bookmarkStart w:id="32" w:name="_Toc231132869"/>
       <w:r>
         <w:t>6.1  功能测试用例</w:t>
       </w:r>
-      <w:bookmarkEnd w:id="31"/>
+      <w:bookmarkEnd w:id="32"/>
     </w:p>
     <w:tbl>
       <w:tblPr>
@@ -21340,12 +19549,10 @@
         <w:gridCol w:w="1600"/>
       </w:tblGrid>
       <w:tr>
-        <w:tblPrEx>
-          <w:tblCellMar>
-            <w:top w:w="0" w:type="dxa"/>
-            <w:bottom w:w="0" w:type="dxa"/>
-          </w:tblCellMar>
-        </w:tblPrEx>
+        <w:trPr>
+          <w:cantSplit/>
+          <w:tblHeader/>
+        </w:trPr>
         <w:tc>
           <w:tcPr>
             <w:tcW w:w="1000" w:type="dxa"/>
@@ -21508,12 +19715,9 @@
         </w:tc>
       </w:tr>
       <w:tr>
-        <w:tblPrEx>
-          <w:tblCellMar>
-            <w:top w:w="0" w:type="dxa"/>
-            <w:bottom w:w="0" w:type="dxa"/>
-          </w:tblCellMar>
-        </w:tblPrEx>
+        <w:trPr>
+          <w:cantSplit/>
+        </w:trPr>
         <w:tc>
           <w:tcPr>
             <w:tcW w:w="1000" w:type="dxa"/>
@@ -21668,12 +19872,9 @@
         </w:tc>
       </w:tr>
       <w:tr>
-        <w:tblPrEx>
-          <w:tblCellMar>
-            <w:top w:w="0" w:type="dxa"/>
-            <w:bottom w:w="0" w:type="dxa"/>
-          </w:tblCellMar>
-        </w:tblPrEx>
+        <w:trPr>
+          <w:cantSplit/>
+        </w:trPr>
         <w:tc>
           <w:tcPr>
             <w:tcW w:w="1000" w:type="dxa"/>
@@ -21828,12 +20029,9 @@
         </w:tc>
       </w:tr>
       <w:tr>
-        <w:tblPrEx>
-          <w:tblCellMar>
-            <w:top w:w="0" w:type="dxa"/>
-            <w:bottom w:w="0" w:type="dxa"/>
-          </w:tblCellMar>
-        </w:tblPrEx>
+        <w:trPr>
+          <w:cantSplit/>
+        </w:trPr>
         <w:tc>
           <w:tcPr>
             <w:tcW w:w="1000" w:type="dxa"/>
@@ -21988,12 +20186,9 @@
         </w:tc>
       </w:tr>
       <w:tr>
-        <w:tblPrEx>
-          <w:tblCellMar>
-            <w:top w:w="0" w:type="dxa"/>
-            <w:bottom w:w="0" w:type="dxa"/>
-          </w:tblCellMar>
-        </w:tblPrEx>
+        <w:trPr>
+          <w:cantSplit/>
+        </w:trPr>
         <w:tc>
           <w:tcPr>
             <w:tcW w:w="1000" w:type="dxa"/>
@@ -22148,12 +20343,9 @@
         </w:tc>
       </w:tr>
       <w:tr>
-        <w:tblPrEx>
-          <w:tblCellMar>
-            <w:top w:w="0" w:type="dxa"/>
-            <w:bottom w:w="0" w:type="dxa"/>
-          </w:tblCellMar>
-        </w:tblPrEx>
+        <w:trPr>
+          <w:cantSplit/>
+        </w:trPr>
         <w:tc>
           <w:tcPr>
             <w:tcW w:w="1000" w:type="dxa"/>
@@ -22308,12 +20500,9 @@
         </w:tc>
       </w:tr>
       <w:tr>
-        <w:tblPrEx>
-          <w:tblCellMar>
-            <w:top w:w="0" w:type="dxa"/>
-            <w:bottom w:w="0" w:type="dxa"/>
-          </w:tblCellMar>
-        </w:tblPrEx>
+        <w:trPr>
+          <w:cantSplit/>
+        </w:trPr>
         <w:tc>
           <w:tcPr>
             <w:tcW w:w="1000" w:type="dxa"/>
@@ -22468,12 +20657,9 @@
         </w:tc>
       </w:tr>
       <w:tr>
-        <w:tblPrEx>
-          <w:tblCellMar>
-            <w:top w:w="0" w:type="dxa"/>
-            <w:bottom w:w="0" w:type="dxa"/>
-          </w:tblCellMar>
-        </w:tblPrEx>
+        <w:trPr>
+          <w:cantSplit/>
+        </w:trPr>
         <w:tc>
           <w:tcPr>
             <w:tcW w:w="1000" w:type="dxa"/>
@@ -22628,12 +20814,9 @@
         </w:tc>
       </w:tr>
       <w:tr>
-        <w:tblPrEx>
-          <w:tblCellMar>
-            <w:top w:w="0" w:type="dxa"/>
-            <w:bottom w:w="0" w:type="dxa"/>
-          </w:tblCellMar>
-        </w:tblPrEx>
+        <w:trPr>
+          <w:cantSplit/>
+        </w:trPr>
         <w:tc>
           <w:tcPr>
             <w:tcW w:w="1000" w:type="dxa"/>
@@ -22788,12 +20971,9 @@
         </w:tc>
       </w:tr>
       <w:tr>
-        <w:tblPrEx>
-          <w:tblCellMar>
-            <w:top w:w="0" w:type="dxa"/>
-            <w:bottom w:w="0" w:type="dxa"/>
-          </w:tblCellMar>
-        </w:tblPrEx>
+        <w:trPr>
+          <w:cantSplit/>
+        </w:trPr>
         <w:tc>
           <w:tcPr>
             <w:tcW w:w="1000" w:type="dxa"/>
@@ -22948,12 +21128,9 @@
         </w:tc>
       </w:tr>
       <w:tr>
-        <w:tblPrEx>
-          <w:tblCellMar>
-            <w:top w:w="0" w:type="dxa"/>
-            <w:bottom w:w="0" w:type="dxa"/>
-          </w:tblCellMar>
-        </w:tblPrEx>
+        <w:trPr>
+          <w:cantSplit/>
+        </w:trPr>
         <w:tc>
           <w:tcPr>
             <w:tcW w:w="1000" w:type="dxa"/>
@@ -23113,11 +21290,11 @@
       <w:pPr>
         <w:pStyle w:val="Heading2"/>
       </w:pPr>
-      <w:bookmarkStart w:id="32" w:name="_Toc231132870"/>
+      <w:bookmarkStart w:id="33" w:name="_Toc231132870"/>
       <w:r>
         <w:t>6.2  安全测试</w:t>
       </w:r>
-      <w:bookmarkEnd w:id="32"/>
+      <w:bookmarkEnd w:id="33"/>
     </w:p>
     <w:tbl>
       <w:tblPr>
@@ -23142,12 +21319,10 @@
         <w:gridCol w:w="2400"/>
       </w:tblGrid>
       <w:tr>
-        <w:tblPrEx>
-          <w:tblCellMar>
-            <w:top w:w="0" w:type="dxa"/>
-            <w:bottom w:w="0" w:type="dxa"/>
-          </w:tblCellMar>
-        </w:tblPrEx>
+        <w:trPr>
+          <w:cantSplit/>
+          <w:tblHeader/>
+        </w:trPr>
         <w:tc>
           <w:tcPr>
             <w:tcW w:w="2200" w:type="dxa"/>
@@ -23246,12 +21421,9 @@
         </w:tc>
       </w:tr>
       <w:tr>
-        <w:tblPrEx>
-          <w:tblCellMar>
-            <w:top w:w="0" w:type="dxa"/>
-            <w:bottom w:w="0" w:type="dxa"/>
-          </w:tblCellMar>
-        </w:tblPrEx>
+        <w:trPr>
+          <w:cantSplit/>
+        </w:trPr>
         <w:tc>
           <w:tcPr>
             <w:tcW w:w="2200" w:type="dxa"/>
@@ -23345,12 +21517,9 @@
         </w:tc>
       </w:tr>
       <w:tr>
-        <w:tblPrEx>
-          <w:tblCellMar>
-            <w:top w:w="0" w:type="dxa"/>
-            <w:bottom w:w="0" w:type="dxa"/>
-          </w:tblCellMar>
-        </w:tblPrEx>
+        <w:trPr>
+          <w:cantSplit/>
+        </w:trPr>
         <w:tc>
           <w:tcPr>
             <w:tcW w:w="2200" w:type="dxa"/>
@@ -23444,12 +21613,9 @@
         </w:tc>
       </w:tr>
       <w:tr>
-        <w:tblPrEx>
-          <w:tblCellMar>
-            <w:top w:w="0" w:type="dxa"/>
-            <w:bottom w:w="0" w:type="dxa"/>
-          </w:tblCellMar>
-        </w:tblPrEx>
+        <w:trPr>
+          <w:cantSplit/>
+        </w:trPr>
         <w:tc>
           <w:tcPr>
             <w:tcW w:w="2200" w:type="dxa"/>
@@ -23543,12 +21709,9 @@
         </w:tc>
       </w:tr>
       <w:tr>
-        <w:tblPrEx>
-          <w:tblCellMar>
-            <w:top w:w="0" w:type="dxa"/>
-            <w:bottom w:w="0" w:type="dxa"/>
-          </w:tblCellMar>
-        </w:tblPrEx>
+        <w:trPr>
+          <w:cantSplit/>
+        </w:trPr>
         <w:tc>
           <w:tcPr>
             <w:tcW w:w="2200" w:type="dxa"/>
@@ -23642,12 +21805,9 @@
         </w:tc>
       </w:tr>
       <w:tr>
-        <w:tblPrEx>
-          <w:tblCellMar>
-            <w:top w:w="0" w:type="dxa"/>
-            <w:bottom w:w="0" w:type="dxa"/>
-          </w:tblCellMar>
-        </w:tblPrEx>
+        <w:trPr>
+          <w:cantSplit/>
+        </w:trPr>
         <w:tc>
           <w:tcPr>
             <w:tcW w:w="2200" w:type="dxa"/>
@@ -23741,12 +21901,9 @@
         </w:tc>
       </w:tr>
       <w:tr>
-        <w:tblPrEx>
-          <w:tblCellMar>
-            <w:top w:w="0" w:type="dxa"/>
-            <w:bottom w:w="0" w:type="dxa"/>
-          </w:tblCellMar>
-        </w:tblPrEx>
+        <w:trPr>
+          <w:cantSplit/>
+        </w:trPr>
         <w:tc>
           <w:tcPr>
             <w:tcW w:w="2200" w:type="dxa"/>
@@ -23853,32 +22010,98 @@
           <w:bottom w:val="single" w:sz="6" w:space="4" w:color="2E75B6"/>
         </w:pBdr>
       </w:pPr>
-      <w:bookmarkStart w:id="33" w:name="_Toc231132871"/>
+      <w:bookmarkStart w:id="34" w:name="_Toc231132871"/>
       <w:r>
         <w:lastRenderedPageBreak/>
         <w:t>第七章  用户操作手册</w:t>
       </w:r>
-      <w:bookmarkEnd w:id="33"/>
-    </w:p>
+      <w:bookmarkEnd w:id="34"/>
+    </w:p>
+    <w:p>
+      <w:pPr>
+        <w:jc w:val="center"/>
+      </w:pPr>
+      <w:r>
+        <w:rPr>
+          <w:noProof/>
+        </w:rPr>
+        <w:drawing>
+          <wp:inline distT="0" distB="0" distL="0" distR="0" wp14:anchorId="5A000310" wp14:editId="5A000311">
+            <wp:extent cx="4500000" cy="6473170"/>
+            <wp:effectExtent l="0" t="0" r="0" b="0"/>
+            <wp:docPr id="303" name="FirstBookingWorkflow"/>
+            <wp:cNvGraphicFramePr>
+              <a:graphicFrameLocks xmlns:a="http://schemas.openxmlformats.org/drawingml/2006/main" noChangeAspect="1"/>
+            </wp:cNvGraphicFramePr>
+            <a:graphic xmlns:a="http://schemas.openxmlformats.org/drawingml/2006/main">
+              <a:graphicData uri="http://schemas.openxmlformats.org/drawingml/2006/picture">
+                <pic:pic xmlns:pic="http://schemas.openxmlformats.org/drawingml/2006/picture">
+                  <pic:nvPicPr>
+                    <pic:cNvPr id="303" name="FirstBookingWorkflow"/>
+                    <pic:cNvPicPr/>
+                  </pic:nvPicPr>
+                  <pic:blipFill>
+                    <a:blip r:embed="rId21">
+                      <a:extLst>
+                        <a:ext uri="{96DAC541-7B7A-43D3-8B79-37D633B846F1}">
+                          <asvg:svgBlip xmlns:asvg="http://schemas.microsoft.com/office/drawing/2016/SVG/main" r:embed="rId22"/>
+                        </a:ext>
+                      </a:extLst>
+                    </a:blip>
+                    <a:stretch>
+                      <a:fillRect/>
+                    </a:stretch>
+                  </pic:blipFill>
+                  <pic:spPr>
+                    <a:xfrm>
+                      <a:off x="0" y="0"/>
+                      <a:ext cx="4500000" cy="6473170"/>
+                    </a:xfrm>
+                    <a:prstGeom prst="rect">
+                      <a:avLst/>
+                    </a:prstGeom>
+                  </pic:spPr>
+                </pic:pic>
+              </a:graphicData>
+            </a:graphic>
+          </wp:inline>
+        </w:drawing>
+      </w:r>
+    </w:p>
+    <w:p>
+      <w:pPr>
+        <w:jc w:val="center"/>
+      </w:pPr>
+      <w:r>
+        <w:rPr>
+          <w:i/>
+          <w:color w:val="555555"/>
+          <w:sz w:val="18"/>
+          <w:szCs w:val="18"/>
+        </w:rPr>
+        <w:t>图 7-1  首次建账完整工作流（建议新用户先按此图通读一遍再开始操作）</w:t>
+      </w:r>
+    </w:p>
+    <w:p/>
     <w:p>
       <w:pPr>
         <w:pStyle w:val="Heading2"/>
       </w:pPr>
-      <w:bookmarkStart w:id="34" w:name="_Toc231132872"/>
+      <w:bookmarkStart w:id="35" w:name="_Toc231132872"/>
       <w:r>
         <w:t>7.1  首次安装与启动</w:t>
       </w:r>
-      <w:bookmarkEnd w:id="34"/>
+      <w:bookmarkEnd w:id="35"/>
     </w:p>
     <w:p>
       <w:pPr>
         <w:pStyle w:val="Heading3"/>
       </w:pPr>
-      <w:bookmarkStart w:id="35" w:name="_Toc231132873"/>
+      <w:bookmarkStart w:id="36" w:name="_Toc231132873"/>
       <w:r>
         <w:t>7.1.1  系统要求</w:t>
       </w:r>
-      <w:bookmarkEnd w:id="35"/>
+      <w:bookmarkEnd w:id="36"/>
     </w:p>
     <w:p>
       <w:pPr>
@@ -23917,11 +22140,11 @@
       <w:pPr>
         <w:pStyle w:val="Heading3"/>
       </w:pPr>
-      <w:bookmarkStart w:id="36" w:name="_Toc231132874"/>
+      <w:bookmarkStart w:id="37" w:name="_Toc231132874"/>
       <w:r>
         <w:t>7.1.2  启动步骤</w:t>
       </w:r>
-      <w:bookmarkEnd w:id="36"/>
+      <w:bookmarkEnd w:id="37"/>
     </w:p>
     <w:p>
       <w:pPr>
@@ -24017,12 +22240,10 @@
         <w:gridCol w:w="9360"/>
       </w:tblGrid>
       <w:tr>
-        <w:tblPrEx>
-          <w:tblCellMar>
-            <w:top w:w="0" w:type="dxa"/>
-            <w:bottom w:w="0" w:type="dxa"/>
-          </w:tblCellMar>
-        </w:tblPrEx>
+        <w:trPr>
+          <w:cantSplit/>
+          <w:tblHeader/>
+        </w:trPr>
         <w:tc>
           <w:tcPr>
             <w:tcW w:w="9360" w:type="dxa"/>
@@ -24080,21 +22301,21 @@
       <w:pPr>
         <w:pStyle w:val="Heading2"/>
       </w:pPr>
-      <w:bookmarkStart w:id="37" w:name="_Toc231132875"/>
+      <w:bookmarkStart w:id="38" w:name="_Toc231132875"/>
       <w:r>
         <w:t>7.2  客户管理（账套）</w:t>
       </w:r>
-      <w:bookmarkEnd w:id="37"/>
+      <w:bookmarkEnd w:id="38"/>
     </w:p>
     <w:p>
       <w:pPr>
         <w:pStyle w:val="Heading3"/>
       </w:pPr>
-      <w:bookmarkStart w:id="38" w:name="_Toc231132876"/>
+      <w:bookmarkStart w:id="39" w:name="_Toc231132876"/>
       <w:r>
         <w:t>7.2.1  创建新账套</w:t>
       </w:r>
-      <w:bookmarkEnd w:id="38"/>
+      <w:bookmarkEnd w:id="39"/>
     </w:p>
     <w:p>
       <w:pPr>
@@ -24166,11 +22387,11 @@
       <w:pPr>
         <w:pStyle w:val="Heading3"/>
       </w:pPr>
-      <w:bookmarkStart w:id="39" w:name="_Toc231132877"/>
+      <w:bookmarkStart w:id="40" w:name="_Toc231132877"/>
       <w:r>
         <w:t>7.2.2  导入已有账套数据</w:t>
       </w:r>
-      <w:bookmarkEnd w:id="39"/>
+      <w:bookmarkEnd w:id="40"/>
     </w:p>
     <w:p>
       <w:pPr>
@@ -24229,11 +22450,11 @@
       <w:pPr>
         <w:pStyle w:val="Heading2"/>
       </w:pPr>
-      <w:bookmarkStart w:id="40" w:name="_Toc231132878"/>
+      <w:bookmarkStart w:id="41" w:name="_Toc231132878"/>
       <w:r>
         <w:t>7.3  科目管理</w:t>
       </w:r>
-      <w:bookmarkEnd w:id="40"/>
+      <w:bookmarkEnd w:id="41"/>
     </w:p>
     <w:p>
       <w:pPr>
@@ -24248,11 +22469,11 @@
       <w:pPr>
         <w:pStyle w:val="Heading3"/>
       </w:pPr>
-      <w:bookmarkStart w:id="41" w:name="_Toc231132879"/>
+      <w:bookmarkStart w:id="42" w:name="_Toc231132879"/>
       <w:r>
         <w:t>7.3.1  查看科目列表</w:t>
       </w:r>
-      <w:bookmarkEnd w:id="41"/>
+      <w:bookmarkEnd w:id="42"/>
     </w:p>
     <w:p>
       <w:pPr>
@@ -24318,11 +22539,11 @@
       <w:pPr>
         <w:pStyle w:val="Heading3"/>
       </w:pPr>
-      <w:bookmarkStart w:id="42" w:name="_Toc231132880"/>
+      <w:bookmarkStart w:id="43" w:name="_Toc231132880"/>
       <w:r>
         <w:t>7.3.2  新增子科目</w:t>
       </w:r>
-      <w:bookmarkEnd w:id="42"/>
+      <w:bookmarkEnd w:id="43"/>
     </w:p>
     <w:p>
       <w:pPr>
@@ -24435,11 +22656,11 @@
       <w:pPr>
         <w:pStyle w:val="Heading3"/>
       </w:pPr>
-      <w:bookmarkStart w:id="43" w:name="_Toc231132881"/>
+      <w:bookmarkStart w:id="44" w:name="_Toc231132881"/>
       <w:r>
         <w:t>7.3.3  科目期初余额录入</w:t>
       </w:r>
-      <w:bookmarkEnd w:id="43"/>
+      <w:bookmarkEnd w:id="44"/>
     </w:p>
     <w:p>
       <w:pPr>
@@ -24572,21 +22793,21 @@
       <w:pPr>
         <w:pStyle w:val="Heading2"/>
       </w:pPr>
-      <w:bookmarkStart w:id="44" w:name="_Toc231132882"/>
+      <w:bookmarkStart w:id="45" w:name="_Toc231132882"/>
       <w:r>
         <w:t>7.4  辅助核算配置</w:t>
       </w:r>
-      <w:bookmarkEnd w:id="44"/>
+      <w:bookmarkEnd w:id="45"/>
     </w:p>
     <w:p>
       <w:pPr>
         <w:pStyle w:val="Heading3"/>
       </w:pPr>
-      <w:bookmarkStart w:id="45" w:name="_Toc231132883"/>
+      <w:bookmarkStart w:id="46" w:name="_Toc231132883"/>
       <w:r>
         <w:t>7.4.1  配置辅助核算</w:t>
       </w:r>
-      <w:bookmarkEnd w:id="45"/>
+      <w:bookmarkEnd w:id="46"/>
     </w:p>
     <w:p>
       <w:pPr>
@@ -24674,11 +22895,11 @@
       <w:pPr>
         <w:pStyle w:val="Heading3"/>
       </w:pPr>
-      <w:bookmarkStart w:id="46" w:name="_Toc231132884"/>
+      <w:bookmarkStart w:id="47" w:name="_Toc231132884"/>
       <w:r>
         <w:t>7.4.2  管理核算对象</w:t>
       </w:r>
-      <w:bookmarkEnd w:id="46"/>
+      <w:bookmarkEnd w:id="47"/>
     </w:p>
     <w:p>
       <w:pPr>
@@ -24744,11 +22965,11 @@
       <w:pPr>
         <w:pStyle w:val="Heading3"/>
       </w:pPr>
-      <w:bookmarkStart w:id="47" w:name="_Toc231132885"/>
+      <w:bookmarkStart w:id="48" w:name="_Toc231132885"/>
       <w:r>
         <w:t>7.4.3  辅助核算报表与对账</w:t>
       </w:r>
-      <w:bookmarkEnd w:id="47"/>
+      <w:bookmarkEnd w:id="48"/>
     </w:p>
     <w:p>
       <w:pPr>
@@ -24828,21 +23049,21 @@
       <w:pPr>
         <w:pStyle w:val="Heading2"/>
       </w:pPr>
-      <w:bookmarkStart w:id="48" w:name="_Toc231132886"/>
+      <w:bookmarkStart w:id="49" w:name="_Toc231132886"/>
       <w:r>
         <w:t>7.5  日常凭证操作</w:t>
       </w:r>
-      <w:bookmarkEnd w:id="48"/>
+      <w:bookmarkEnd w:id="49"/>
     </w:p>
     <w:p>
       <w:pPr>
         <w:pStyle w:val="Heading3"/>
       </w:pPr>
-      <w:bookmarkStart w:id="49" w:name="_Toc231132887"/>
+      <w:bookmarkStart w:id="50" w:name="_Toc231132887"/>
       <w:r>
         <w:t>7.5.1  新建凭证</w:t>
       </w:r>
-      <w:bookmarkEnd w:id="49"/>
+      <w:bookmarkEnd w:id="50"/>
     </w:p>
     <w:p>
       <w:pPr>
@@ -24947,11 +23168,11 @@
       <w:pPr>
         <w:pStyle w:val="Heading3"/>
       </w:pPr>
-      <w:bookmarkStart w:id="50" w:name="_Toc231132888"/>
+      <w:bookmarkStart w:id="51" w:name="_Toc231132888"/>
       <w:r>
         <w:t>7.5.2  凭证审核</w:t>
       </w:r>
-      <w:bookmarkEnd w:id="50"/>
+      <w:bookmarkEnd w:id="51"/>
     </w:p>
     <w:p>
       <w:pPr>
@@ -25011,11 +23232,11 @@
       <w:pPr>
         <w:pStyle w:val="Heading3"/>
       </w:pPr>
-      <w:bookmarkStart w:id="51" w:name="_Toc231132889"/>
+      <w:bookmarkStart w:id="52" w:name="_Toc231132889"/>
       <w:r>
         <w:t>7.5.3  凭证模板管理</w:t>
       </w:r>
-      <w:bookmarkEnd w:id="51"/>
+      <w:bookmarkEnd w:id="52"/>
     </w:p>
     <w:p>
       <w:pPr>
@@ -25154,11 +23375,11 @@
       <w:pPr>
         <w:pStyle w:val="Heading3"/>
       </w:pPr>
-      <w:bookmarkStart w:id="52" w:name="_Toc231132890"/>
+      <w:bookmarkStart w:id="53" w:name="_Toc231132890"/>
       <w:r>
         <w:t>7.5.4  批量导入历史凭证</w:t>
       </w:r>
-      <w:bookmarkEnd w:id="52"/>
+      <w:bookmarkEnd w:id="53"/>
     </w:p>
     <w:p>
       <w:pPr>
@@ -25305,21 +23526,21 @@
       <w:pPr>
         <w:pStyle w:val="Heading2"/>
       </w:pPr>
-      <w:bookmarkStart w:id="53" w:name="_Toc231132891"/>
+      <w:bookmarkStart w:id="54" w:name="_Toc231132891"/>
       <w:r>
         <w:t>7.6  账簿与报表查询</w:t>
       </w:r>
-      <w:bookmarkEnd w:id="53"/>
+      <w:bookmarkEnd w:id="54"/>
     </w:p>
     <w:p>
       <w:pPr>
         <w:pStyle w:val="Heading3"/>
       </w:pPr>
-      <w:bookmarkStart w:id="54" w:name="_Toc231132892"/>
+      <w:bookmarkStart w:id="55" w:name="_Toc231132892"/>
       <w:r>
         <w:t>7.6.1  科目余额表</w:t>
       </w:r>
-      <w:bookmarkEnd w:id="54"/>
+      <w:bookmarkEnd w:id="55"/>
     </w:p>
     <w:p>
       <w:pPr>
@@ -25395,12 +23616,10 @@
         <w:gridCol w:w="9360"/>
       </w:tblGrid>
       <w:tr>
-        <w:tblPrEx>
-          <w:tblCellMar>
-            <w:top w:w="0" w:type="dxa"/>
-            <w:bottom w:w="0" w:type="dxa"/>
-          </w:tblCellMar>
-        </w:tblPrEx>
+        <w:trPr>
+          <w:cantSplit/>
+          <w:tblHeader/>
+        </w:trPr>
         <w:tc>
           <w:tcPr>
             <w:tcW w:w="9360" w:type="dxa"/>
@@ -25458,11 +23677,11 @@
       <w:pPr>
         <w:pStyle w:val="Heading3"/>
       </w:pPr>
-      <w:bookmarkStart w:id="55" w:name="_Toc231132893"/>
+      <w:bookmarkStart w:id="56" w:name="_Toc231132893"/>
       <w:r>
         <w:t>7.6.2  财务报表</w:t>
       </w:r>
-      <w:bookmarkEnd w:id="55"/>
+      <w:bookmarkEnd w:id="56"/>
     </w:p>
     <w:p>
       <w:pPr>
@@ -25556,11 +23775,11 @@
       <w:pPr>
         <w:pStyle w:val="Heading3"/>
       </w:pPr>
-      <w:bookmarkStart w:id="56" w:name="_Toc231132894"/>
+      <w:bookmarkStart w:id="57" w:name="_Toc231132894"/>
       <w:r>
         <w:t>7.6.3  明细账查询</w:t>
       </w:r>
-      <w:bookmarkEnd w:id="56"/>
+      <w:bookmarkEnd w:id="57"/>
     </w:p>
     <w:p>
       <w:pPr>
@@ -25677,11 +23896,11 @@
       <w:pPr>
         <w:pStyle w:val="Heading3"/>
       </w:pPr>
-      <w:bookmarkStart w:id="57" w:name="_Toc231132895"/>
+      <w:bookmarkStart w:id="58" w:name="_Toc231132895"/>
       <w:r>
         <w:t>7.6.4  辅助往来对账</w:t>
       </w:r>
-      <w:bookmarkEnd w:id="57"/>
+      <w:bookmarkEnd w:id="58"/>
     </w:p>
     <w:p>
       <w:pPr>
@@ -25831,12 +24050,78 @@
       <w:pPr>
         <w:pStyle w:val="Heading2"/>
       </w:pPr>
-      <w:bookmarkStart w:id="58" w:name="_Toc231132896"/>
+      <w:bookmarkStart w:id="59" w:name="_Toc231132896"/>
       <w:r>
         <w:t>7.7  期末结账</w:t>
       </w:r>
-      <w:bookmarkEnd w:id="58"/>
-    </w:p>
+      <w:bookmarkEnd w:id="59"/>
+    </w:p>
+    <w:p>
+      <w:pPr>
+        <w:jc w:val="center"/>
+      </w:pPr>
+      <w:r>
+        <w:rPr>
+          <w:noProof/>
+        </w:rPr>
+        <w:drawing>
+          <wp:inline distT="0" distB="0" distL="0" distR="0" wp14:anchorId="5A000610" wp14:editId="5A000611">
+            <wp:extent cx="4400000" cy="4937777"/>
+            <wp:effectExtent l="0" t="0" r="0" b="0"/>
+            <wp:docPr id="306" name="SettleDecisionTree"/>
+            <wp:cNvGraphicFramePr>
+              <a:graphicFrameLocks xmlns:a="http://schemas.openxmlformats.org/drawingml/2006/main" noChangeAspect="1"/>
+            </wp:cNvGraphicFramePr>
+            <a:graphic xmlns:a="http://schemas.openxmlformats.org/drawingml/2006/main">
+              <a:graphicData uri="http://schemas.openxmlformats.org/drawingml/2006/picture">
+                <pic:pic xmlns:pic="http://schemas.openxmlformats.org/drawingml/2006/picture">
+                  <pic:nvPicPr>
+                    <pic:cNvPr id="306" name="SettleDecisionTree"/>
+                    <pic:cNvPicPr/>
+                  </pic:nvPicPr>
+                  <pic:blipFill>
+                    <a:blip r:embed="rId27">
+                      <a:extLst>
+                        <a:ext uri="{96DAC541-7B7A-43D3-8B79-37D633B846F1}">
+                          <asvg:svgBlip xmlns:asvg="http://schemas.microsoft.com/office/drawing/2016/SVG/main" r:embed="rId28"/>
+                        </a:ext>
+                      </a:extLst>
+                    </a:blip>
+                    <a:stretch>
+                      <a:fillRect/>
+                    </a:stretch>
+                  </pic:blipFill>
+                  <pic:spPr>
+                    <a:xfrm>
+                      <a:off x="0" y="0"/>
+                      <a:ext cx="4400000" cy="4937777"/>
+                    </a:xfrm>
+                    <a:prstGeom prst="rect">
+                      <a:avLst/>
+                    </a:prstGeom>
+                  </pic:spPr>
+                </pic:pic>
+              </a:graphicData>
+            </a:graphic>
+          </wp:inline>
+        </w:drawing>
+      </w:r>
+    </w:p>
+    <w:p>
+      <w:pPr>
+        <w:jc w:val="center"/>
+      </w:pPr>
+      <w:r>
+        <w:rPr>
+          <w:i/>
+          <w:color w:val="555555"/>
+          <w:sz w:val="18"/>
+          <w:szCs w:val="18"/>
+        </w:rPr>
+        <w:t>图 7-2  期末结账决策树（含异常旁路与反结账循环）</w:t>
+      </w:r>
+    </w:p>
+    <w:p/>
     <w:p>
       <w:pPr>
         <w:pStyle w:val="ListParagraph"/>
@@ -25907,21 +24192,21 @@
       <w:pPr>
         <w:pStyle w:val="Heading2"/>
       </w:pPr>
-      <w:bookmarkStart w:id="59" w:name="_Toc231132897"/>
+      <w:bookmarkStart w:id="60" w:name="_Toc231132897"/>
       <w:r>
         <w:t>7.8  数据备份与恢复</w:t>
       </w:r>
-      <w:bookmarkEnd w:id="59"/>
+      <w:bookmarkEnd w:id="60"/>
     </w:p>
     <w:p>
       <w:pPr>
         <w:pStyle w:val="Heading3"/>
       </w:pPr>
-      <w:bookmarkStart w:id="60" w:name="_Toc231132898"/>
+      <w:bookmarkStart w:id="61" w:name="_Toc231132898"/>
       <w:r>
         <w:t>7.8.1  创建备份</w:t>
       </w:r>
-      <w:bookmarkEnd w:id="60"/>
+      <w:bookmarkEnd w:id="61"/>
     </w:p>
     <w:p>
       <w:pPr>
@@ -25981,11 +24266,11 @@
       <w:pPr>
         <w:pStyle w:val="Heading3"/>
       </w:pPr>
-      <w:bookmarkStart w:id="61" w:name="_Toc231132899"/>
+      <w:bookmarkStart w:id="62" w:name="_Toc231132899"/>
       <w:r>
         <w:t>7.8.2  恢复备份</w:t>
       </w:r>
-      <w:bookmarkEnd w:id="61"/>
+      <w:bookmarkEnd w:id="62"/>
     </w:p>
     <w:p>
       <w:pPr>
@@ -26064,11 +24349,11 @@
       <w:pPr>
         <w:pStyle w:val="Heading2"/>
       </w:pPr>
-      <w:bookmarkStart w:id="62" w:name="_Toc231132900"/>
+      <w:bookmarkStart w:id="63" w:name="_Toc231132900"/>
       <w:r>
         <w:t>7.9  用户管理</w:t>
       </w:r>
-      <w:bookmarkEnd w:id="62"/>
+      <w:bookmarkEnd w:id="63"/>
     </w:p>
     <w:p>
       <w:pPr>
@@ -26151,12 +24436,10 @@
         <w:gridCol w:w="9360"/>
       </w:tblGrid>
       <w:tr>
-        <w:tblPrEx>
-          <w:tblCellMar>
-            <w:top w:w="0" w:type="dxa"/>
-            <w:bottom w:w="0" w:type="dxa"/>
-          </w:tblCellMar>
-        </w:tblPrEx>
+        <w:trPr>
+          <w:cantSplit/>
+          <w:tblHeader/>
+        </w:trPr>
         <w:tc>
           <w:tcPr>
             <w:tcW w:w="9360" w:type="dxa"/>
@@ -26215,11 +24498,11 @@
       <w:pPr>
         <w:pStyle w:val="Heading2"/>
       </w:pPr>
-      <w:bookmarkStart w:id="63" w:name="_Toc231132901"/>
+      <w:bookmarkStart w:id="64" w:name="_Toc231132901"/>
       <w:r>
         <w:t>7.10  审计日志查看</w:t>
       </w:r>
-      <w:bookmarkEnd w:id="63"/>
+      <w:bookmarkEnd w:id="64"/>
     </w:p>
     <w:p>
       <w:pPr>
@@ -26395,12 +24678,12 @@
       <w:pPr>
         <w:pStyle w:val="Heading2"/>
       </w:pPr>
-      <w:bookmarkStart w:id="64" w:name="_Toc231132902"/>
+      <w:bookmarkStart w:id="65" w:name="_Toc231132902"/>
       <w:r>
         <w:lastRenderedPageBreak/>
         <w:t>7.11  常见问题解答</w:t>
       </w:r>
-      <w:bookmarkEnd w:id="64"/>
+      <w:bookmarkEnd w:id="65"/>
     </w:p>
     <w:p>
       <w:pPr>
@@ -26434,6 +24717,10 @@
         <w:gridCol w:w="6560"/>
       </w:tblGrid>
       <w:tr>
+        <w:trPr>
+          <w:cantSplit/>
+          <w:tblHeader/>
+        </w:trPr>
         <w:tc>
           <w:tcPr>
             <w:tcW w:w="2800" w:type="dxa"/>
@@ -26474,6 +24761,9 @@
         </w:tc>
       </w:tr>
       <w:tr>
+        <w:trPr>
+          <w:cantSplit/>
+        </w:trPr>
         <w:tc>
           <w:tcPr>
             <w:tcW w:w="2800" w:type="dxa"/>
@@ -26535,6 +24825,9 @@
         </w:tc>
       </w:tr>
       <w:tr>
+        <w:trPr>
+          <w:cantSplit/>
+        </w:trPr>
         <w:tc>
           <w:tcPr>
             <w:tcW w:w="2800" w:type="dxa"/>
@@ -26596,6 +24889,9 @@
         </w:tc>
       </w:tr>
       <w:tr>
+        <w:trPr>
+          <w:cantSplit/>
+        </w:trPr>
         <w:tc>
           <w:tcPr>
             <w:tcW w:w="2800" w:type="dxa"/>
@@ -26657,6 +24953,9 @@
         </w:tc>
       </w:tr>
       <w:tr>
+        <w:trPr>
+          <w:cantSplit/>
+        </w:trPr>
         <w:tc>
           <w:tcPr>
             <w:tcW w:w="2800" w:type="dxa"/>
@@ -26718,6 +25017,9 @@
         </w:tc>
       </w:tr>
       <w:tr>
+        <w:trPr>
+          <w:cantSplit/>
+        </w:trPr>
         <w:tc>
           <w:tcPr>
             <w:tcW w:w="2800" w:type="dxa"/>
@@ -26779,6 +25081,9 @@
         </w:tc>
       </w:tr>
       <w:tr>
+        <w:trPr>
+          <w:cantSplit/>
+        </w:trPr>
         <w:tc>
           <w:tcPr>
             <w:tcW w:w="2800" w:type="dxa"/>
@@ -26840,6 +25145,9 @@
         </w:tc>
       </w:tr>
       <w:tr>
+        <w:trPr>
+          <w:cantSplit/>
+        </w:trPr>
         <w:tc>
           <w:tcPr>
             <w:tcW w:w="2800" w:type="dxa"/>
@@ -26901,6 +25209,9 @@
         </w:tc>
       </w:tr>
       <w:tr>
+        <w:trPr>
+          <w:cantSplit/>
+        </w:trPr>
         <w:tc>
           <w:tcPr>
             <w:tcW w:w="2800" w:type="dxa"/>
@@ -26962,6 +25273,9 @@
         </w:tc>
       </w:tr>
       <w:tr>
+        <w:trPr>
+          <w:cantSplit/>
+        </w:trPr>
         <w:tc>
           <w:tcPr>
             <w:tcW w:w="2800" w:type="dxa"/>
@@ -27023,6 +25337,9 @@
         </w:tc>
       </w:tr>
       <w:tr>
+        <w:trPr>
+          <w:cantSplit/>
+        </w:trPr>
         <w:tc>
           <w:tcPr>
             <w:tcW w:w="2800" w:type="dxa"/>
@@ -27084,6 +25401,9 @@
         </w:tc>
       </w:tr>
       <w:tr>
+        <w:trPr>
+          <w:cantSplit/>
+        </w:trPr>
         <w:tc>
           <w:tcPr>
             <w:tcW w:w="2800" w:type="dxa"/>
@@ -27145,6 +25465,9 @@
         </w:tc>
       </w:tr>
       <w:tr>
+        <w:trPr>
+          <w:cantSplit/>
+        </w:trPr>
         <w:tc>
           <w:tcPr>
             <w:tcW w:w="2800" w:type="dxa"/>
@@ -27206,6 +25529,9 @@
         </w:tc>
       </w:tr>
       <w:tr>
+        <w:trPr>
+          <w:cantSplit/>
+        </w:trPr>
         <w:tc>
           <w:tcPr>
             <w:tcW w:w="2800" w:type="dxa"/>
@@ -27267,6 +25593,9 @@
         </w:tc>
       </w:tr>
       <w:tr>
+        <w:trPr>
+          <w:cantSplit/>
+        </w:trPr>
         <w:tc>
           <w:tcPr>
             <w:tcW w:w="2800" w:type="dxa"/>
@@ -27328,6 +25657,9 @@
         </w:tc>
       </w:tr>
       <w:tr>
+        <w:trPr>
+          <w:cantSplit/>
+        </w:trPr>
         <w:tc>
           <w:tcPr>
             <w:tcW w:w="2800" w:type="dxa"/>
@@ -27434,125 +25766,6 @@
     <w:pPr>
       <w:pStyle w:val="Footer"/>
     </w:pPr>
-    <w:r>
-      <w:rPr>
-        <w:noProof/>
-      </w:rPr>
-      <mc:AlternateContent>
-        <mc:Choice Requires="wps">
-          <w:drawing>
-            <wp:anchor distT="0" distB="0" distL="0" distR="0" simplePos="0" relativeHeight="251659264" behindDoc="0" locked="0" layoutInCell="1" allowOverlap="1" wp14:anchorId="1419FF50" wp14:editId="168703CB">
-              <wp:simplePos x="635" y="635"/>
-              <wp:positionH relativeFrom="page">
-                <wp:align>center</wp:align>
-              </wp:positionH>
-              <wp:positionV relativeFrom="page">
-                <wp:align>bottom</wp:align>
-              </wp:positionV>
-              <wp:extent cx="941705" cy="396875"/>
-              <wp:effectExtent l="0" t="0" r="10795" b="0"/>
-              <wp:wrapNone/>
-              <wp:docPr id="2050461988" name="Text Box 2" descr="CONFIDENTIAL">
-                <a:extLst xmlns:a="http://schemas.openxmlformats.org/drawingml/2006/main">
-                  <a:ext uri="{5AE41FA2-C0FF-4470-9BD4-5FADCA87CBE2}">
-                    <aclsh:classification xmlns:aclsh="http://schemas.microsoft.com/office/drawing/2020/classificationShape" classificationOutcomeType="ftr"/>
-                  </a:ext>
-                </a:extLst>
-              </wp:docPr>
-              <wp:cNvGraphicFramePr/>
-              <a:graphic xmlns:a="http://schemas.openxmlformats.org/drawingml/2006/main">
-                <a:graphicData uri="http://schemas.microsoft.com/office/word/2010/wordprocessingShape">
-                  <wps:wsp>
-                    <wps:cNvSpPr txBox="1"/>
-                    <wps:spPr>
-                      <a:xfrm>
-                        <a:off x="0" y="0"/>
-                        <a:ext cx="941705" cy="396875"/>
-                      </a:xfrm>
-                      <a:prstGeom prst="rect">
-                        <a:avLst/>
-                      </a:prstGeom>
-                      <a:noFill/>
-                      <a:ln>
-                        <a:noFill/>
-                      </a:ln>
-                    </wps:spPr>
-                    <wps:txbx>
-                      <w:txbxContent>
-                        <w:p>
-                          <w:pPr>
-                            <w:rPr>
-                              <w:rFonts w:ascii="BMWGroupTN Condensed" w:eastAsia="BMWGroupTN Condensed" w:hAnsi="BMWGroupTN Condensed" w:cs="BMWGroupTN Condensed"/>
-                              <w:noProof/>
-                              <w:color w:val="C00000"/>
-                              <w:sz w:val="24"/>
-                              <w:szCs w:val="24"/>
-                            </w:rPr>
-                          </w:pPr>
-                          <w:r>
-                            <w:rPr>
-                              <w:rFonts w:ascii="BMWGroupTN Condensed" w:eastAsia="BMWGroupTN Condensed" w:hAnsi="BMWGroupTN Condensed" w:cs="BMWGroupTN Condensed"/>
-                              <w:noProof/>
-                              <w:color w:val="C00000"/>
-                              <w:sz w:val="24"/>
-                              <w:szCs w:val="24"/>
-                            </w:rPr>
-                            <w:t>CONFIDENTIAL</w:t>
-                          </w:r>
-                        </w:p>
-                      </w:txbxContent>
-                    </wps:txbx>
-                    <wps:bodyPr rot="0" spcFirstLastPara="0" vertOverflow="overflow" horzOverflow="overflow" vert="horz" wrap="none" lIns="0" tIns="0" rIns="0" bIns="190500" numCol="1" spcCol="0" rtlCol="0" fromWordArt="0" anchor="b" anchorCtr="0" forceAA="0" compatLnSpc="1">
-                      <a:prstTxWarp prst="textNoShape">
-                        <a:avLst/>
-                      </a:prstTxWarp>
-                      <a:spAutoFit/>
-                    </wps:bodyPr>
-                  </wps:wsp>
-                </a:graphicData>
-              </a:graphic>
-            </wp:anchor>
-          </w:drawing>
-        </mc:Choice>
-        <mc:Fallback>
-          <w:pict>
-            <v:shapetype w14:anchorId="1419FF50" id="_x0000_t202" coordsize="21600,21600" o:spt="202" path="m,l,21600r21600,l21600,xe">
-              <v:stroke joinstyle="miter"/>
-              <v:path gradientshapeok="t" o:connecttype="rect"/>
-            </v:shapetype>
-            <v:shape id="Text Box 2" o:spid="_x0000_s1026" type="#_x0000_t202" alt="CONFIDENTIAL" style="position:absolute;margin-left:0;margin-top:0;width:74.15pt;height:31.25pt;z-index:251659264;visibility:visible;mso-wrap-style:none;mso-wrap-distance-left:0;mso-wrap-distance-top:0;mso-wrap-distance-right:0;mso-wrap-distance-bottom:0;mso-position-horizontal:center;mso-position-horizontal-relative:page;mso-position-vertical:bottom;mso-position-vertical-relative:page;v-text-anchor:bottom" o:gfxdata="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" filled="f" stroked="f">
-              <v:fill o:detectmouseclick="t"/>
-              <v:textbox style="mso-fit-shape-to-text:t" inset="0,0,0,15pt">
-                <w:txbxContent>
-                  <w:p>
-                    <w:pPr>
-                      <w:rPr>
-                        <w:rFonts w:ascii="BMWGroupTN Condensed" w:eastAsia="BMWGroupTN Condensed" w:hAnsi="BMWGroupTN Condensed" w:cs="BMWGroupTN Condensed"/>
-                        <w:noProof/>
-                        <w:color w:val="C00000"/>
-                        <w:sz w:val="24"/>
-                        <w:szCs w:val="24"/>
-                      </w:rPr>
-                    </w:pPr>
-                    <w:r>
-                      <w:rPr>
-                        <w:rFonts w:ascii="BMWGroupTN Condensed" w:eastAsia="BMWGroupTN Condensed" w:hAnsi="BMWGroupTN Condensed" w:cs="BMWGroupTN Condensed"/>
-                        <w:noProof/>
-                        <w:color w:val="C00000"/>
-                        <w:sz w:val="24"/>
-                        <w:szCs w:val="24"/>
-                      </w:rPr>
-                      <w:t>CONFIDENTIAL</w:t>
-                    </w:r>
-                  </w:p>
-                </w:txbxContent>
-              </v:textbox>
-              <w10:wrap anchorx="page" anchory="page"/>
-            </v:shape>
-          </w:pict>
-        </mc:Fallback>
-      </mc:AlternateContent>
-    </w:r>
   </w:p>
 </w:ftr>
 </file>
@@ -27566,128 +25779,6 @@
       </w:pBdr>
       <w:jc w:val="center"/>
     </w:pPr>
-    <w:r>
-      <w:rPr>
-        <w:noProof/>
-        <w:color w:val="555555"/>
-        <w:sz w:val="16"/>
-        <w:szCs w:val="16"/>
-      </w:rPr>
-      <mc:AlternateContent>
-        <mc:Choice Requires="wps">
-          <w:drawing>
-            <wp:anchor distT="0" distB="0" distL="0" distR="0" simplePos="0" relativeHeight="251660288" behindDoc="0" locked="0" layoutInCell="1" allowOverlap="1" wp14:anchorId="63145BAB" wp14:editId="0D8DA855">
-              <wp:simplePos x="0" y="0"/>
-              <wp:positionH relativeFrom="page">
-                <wp:align>center</wp:align>
-              </wp:positionH>
-              <wp:positionV relativeFrom="page">
-                <wp:align>bottom</wp:align>
-              </wp:positionV>
-              <wp:extent cx="941705" cy="396875"/>
-              <wp:effectExtent l="0" t="0" r="10795" b="0"/>
-              <wp:wrapNone/>
-              <wp:docPr id="869777929" name="Text Box 3" descr="CONFIDENTIAL">
-                <a:extLst xmlns:a="http://schemas.openxmlformats.org/drawingml/2006/main">
-                  <a:ext uri="{5AE41FA2-C0FF-4470-9BD4-5FADCA87CBE2}">
-                    <aclsh:classification xmlns:aclsh="http://schemas.microsoft.com/office/drawing/2020/classificationShape" classificationOutcomeType="ftr"/>
-                  </a:ext>
-                </a:extLst>
-              </wp:docPr>
-              <wp:cNvGraphicFramePr/>
-              <a:graphic xmlns:a="http://schemas.openxmlformats.org/drawingml/2006/main">
-                <a:graphicData uri="http://schemas.microsoft.com/office/word/2010/wordprocessingShape">
-                  <wps:wsp>
-                    <wps:cNvSpPr txBox="1"/>
-                    <wps:spPr>
-                      <a:xfrm>
-                        <a:off x="0" y="0"/>
-                        <a:ext cx="941705" cy="396875"/>
-                      </a:xfrm>
-                      <a:prstGeom prst="rect">
-                        <a:avLst/>
-                      </a:prstGeom>
-                      <a:noFill/>
-                      <a:ln>
-                        <a:noFill/>
-                      </a:ln>
-                    </wps:spPr>
-                    <wps:txbx>
-                      <w:txbxContent>
-                        <w:p>
-                          <w:pPr>
-                            <w:rPr>
-                              <w:rFonts w:ascii="BMWGroupTN Condensed" w:eastAsia="BMWGroupTN Condensed" w:hAnsi="BMWGroupTN Condensed" w:cs="BMWGroupTN Condensed"/>
-                              <w:noProof/>
-                              <w:color w:val="C00000"/>
-                              <w:sz w:val="24"/>
-                              <w:szCs w:val="24"/>
-                            </w:rPr>
-                          </w:pPr>
-                          <w:r>
-                            <w:rPr>
-                              <w:rFonts w:ascii="BMWGroupTN Condensed" w:eastAsia="BMWGroupTN Condensed" w:hAnsi="BMWGroupTN Condensed" w:cs="BMWGroupTN Condensed"/>
-                              <w:noProof/>
-                              <w:color w:val="C00000"/>
-                              <w:sz w:val="24"/>
-                              <w:szCs w:val="24"/>
-                            </w:rPr>
-                            <w:t>CONFIDENTIAL</w:t>
-                          </w:r>
-                        </w:p>
-                      </w:txbxContent>
-                    </wps:txbx>
-                    <wps:bodyPr rot="0" spcFirstLastPara="0" vertOverflow="overflow" horzOverflow="overflow" vert="horz" wrap="none" lIns="0" tIns="0" rIns="0" bIns="190500" numCol="1" spcCol="0" rtlCol="0" fromWordArt="0" anchor="b" anchorCtr="0" forceAA="0" compatLnSpc="1">
-                      <a:prstTxWarp prst="textNoShape">
-                        <a:avLst/>
-                      </a:prstTxWarp>
-                      <a:spAutoFit/>
-                    </wps:bodyPr>
-                  </wps:wsp>
-                </a:graphicData>
-              </a:graphic>
-            </wp:anchor>
-          </w:drawing>
-        </mc:Choice>
-        <mc:Fallback>
-          <w:pict>
-            <v:shapetype w14:anchorId="63145BAB" id="_x0000_t202" coordsize="21600,21600" o:spt="202" path="m,l,21600r21600,l21600,xe">
-              <v:stroke joinstyle="miter"/>
-              <v:path gradientshapeok="t" o:connecttype="rect"/>
-            </v:shapetype>
-            <v:shape id="Text Box 3" o:spid="_x0000_s1027" type="#_x0000_t202" alt="CONFIDENTIAL" style="position:absolute;left:0;text-align:left;margin-left:0;margin-top:0;width:74.15pt;height:31.25pt;z-index:251660288;visibility:visible;mso-wrap-style:none;mso-wrap-distance-left:0;mso-wrap-distance-top:0;mso-wrap-distance-right:0;mso-wrap-distance-bottom:0;mso-position-horizontal:center;mso-position-horizontal-relative:page;mso-position-vertical:bottom;mso-position-vertical-relative:page;v-text-anchor:bottom" o:gfxdata="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" filled="f" stroked="f">
-              <v:fill o:detectmouseclick="t"/>
-              <v:textbox style="mso-fit-shape-to-text:t" inset="0,0,0,15pt">
-                <w:txbxContent>
-                  <w:p>
-                    <w:pPr>
-                      <w:rPr>
-                        <w:rFonts w:ascii="BMWGroupTN Condensed" w:eastAsia="BMWGroupTN Condensed" w:hAnsi="BMWGroupTN Condensed" w:cs="BMWGroupTN Condensed"/>
-                        <w:noProof/>
-                        <w:color w:val="C00000"/>
-                        <w:sz w:val="24"/>
-                        <w:szCs w:val="24"/>
-                      </w:rPr>
-                    </w:pPr>
-                    <w:r>
-                      <w:rPr>
-                        <w:rFonts w:ascii="BMWGroupTN Condensed" w:eastAsia="BMWGroupTN Condensed" w:hAnsi="BMWGroupTN Condensed" w:cs="BMWGroupTN Condensed"/>
-                        <w:noProof/>
-                        <w:color w:val="C00000"/>
-                        <w:sz w:val="24"/>
-                        <w:szCs w:val="24"/>
-                      </w:rPr>
-                      <w:t>CONFIDENTIAL</w:t>
-                    </w:r>
-                  </w:p>
-                </w:txbxContent>
-              </v:textbox>
-              <w10:wrap anchorx="page" anchory="page"/>
-            </v:shape>
-          </w:pict>
-        </mc:Fallback>
-      </mc:AlternateContent>
-    </w:r>
     <w:r>
       <w:rPr>
         <w:color w:val="555555"/>
@@ -27755,125 +25846,6 @@
     <w:pPr>
       <w:pStyle w:val="Footer"/>
     </w:pPr>
-    <w:r>
-      <w:rPr>
-        <w:noProof/>
-      </w:rPr>
-      <mc:AlternateContent>
-        <mc:Choice Requires="wps">
-          <w:drawing>
-            <wp:anchor distT="0" distB="0" distL="0" distR="0" simplePos="0" relativeHeight="251658240" behindDoc="0" locked="0" layoutInCell="1" allowOverlap="1" wp14:anchorId="000B42A7" wp14:editId="2BB11AD0">
-              <wp:simplePos x="635" y="635"/>
-              <wp:positionH relativeFrom="page">
-                <wp:align>center</wp:align>
-              </wp:positionH>
-              <wp:positionV relativeFrom="page">
-                <wp:align>bottom</wp:align>
-              </wp:positionV>
-              <wp:extent cx="941705" cy="396875"/>
-              <wp:effectExtent l="0" t="0" r="10795" b="0"/>
-              <wp:wrapNone/>
-              <wp:docPr id="1307557139" name="Text Box 1" descr="CONFIDENTIAL">
-                <a:extLst xmlns:a="http://schemas.openxmlformats.org/drawingml/2006/main">
-                  <a:ext uri="{5AE41FA2-C0FF-4470-9BD4-5FADCA87CBE2}">
-                    <aclsh:classification xmlns:aclsh="http://schemas.microsoft.com/office/drawing/2020/classificationShape" classificationOutcomeType="ftr"/>
-                  </a:ext>
-                </a:extLst>
-              </wp:docPr>
-              <wp:cNvGraphicFramePr/>
-              <a:graphic xmlns:a="http://schemas.openxmlformats.org/drawingml/2006/main">
-                <a:graphicData uri="http://schemas.microsoft.com/office/word/2010/wordprocessingShape">
-                  <wps:wsp>
-                    <wps:cNvSpPr txBox="1"/>
-                    <wps:spPr>
-                      <a:xfrm>
-                        <a:off x="0" y="0"/>
-                        <a:ext cx="941705" cy="396875"/>
-                      </a:xfrm>
-                      <a:prstGeom prst="rect">
-                        <a:avLst/>
-                      </a:prstGeom>
-                      <a:noFill/>
-                      <a:ln>
-                        <a:noFill/>
-                      </a:ln>
-                    </wps:spPr>
-                    <wps:txbx>
-                      <w:txbxContent>
-                        <w:p>
-                          <w:pPr>
-                            <w:rPr>
-                              <w:rFonts w:ascii="BMWGroupTN Condensed" w:eastAsia="BMWGroupTN Condensed" w:hAnsi="BMWGroupTN Condensed" w:cs="BMWGroupTN Condensed"/>
-                              <w:noProof/>
-                              <w:color w:val="C00000"/>
-                              <w:sz w:val="24"/>
-                              <w:szCs w:val="24"/>
-                            </w:rPr>
-                          </w:pPr>
-                          <w:r>
-                            <w:rPr>
-                              <w:rFonts w:ascii="BMWGroupTN Condensed" w:eastAsia="BMWGroupTN Condensed" w:hAnsi="BMWGroupTN Condensed" w:cs="BMWGroupTN Condensed"/>
-                              <w:noProof/>
-                              <w:color w:val="C00000"/>
-                              <w:sz w:val="24"/>
-                              <w:szCs w:val="24"/>
-                            </w:rPr>
-                            <w:t>CONFIDENTIAL</w:t>
-                          </w:r>
-                        </w:p>
-                      </w:txbxContent>
-                    </wps:txbx>
-                    <wps:bodyPr rot="0" spcFirstLastPara="0" vertOverflow="overflow" horzOverflow="overflow" vert="horz" wrap="none" lIns="0" tIns="0" rIns="0" bIns="190500" numCol="1" spcCol="0" rtlCol="0" fromWordArt="0" anchor="b" anchorCtr="0" forceAA="0" compatLnSpc="1">
-                      <a:prstTxWarp prst="textNoShape">
-                        <a:avLst/>
-                      </a:prstTxWarp>
-                      <a:spAutoFit/>
-                    </wps:bodyPr>
-                  </wps:wsp>
-                </a:graphicData>
-              </a:graphic>
-            </wp:anchor>
-          </w:drawing>
-        </mc:Choice>
-        <mc:Fallback>
-          <w:pict>
-            <v:shapetype w14:anchorId="000B42A7" id="_x0000_t202" coordsize="21600,21600" o:spt="202" path="m,l,21600r21600,l21600,xe">
-              <v:stroke joinstyle="miter"/>
-              <v:path gradientshapeok="t" o:connecttype="rect"/>
-            </v:shapetype>
-            <v:shape id="Text Box 1" o:spid="_x0000_s1028" type="#_x0000_t202" alt="CONFIDENTIAL" style="position:absolute;margin-left:0;margin-top:0;width:74.15pt;height:31.25pt;z-index:251658240;visibility:visible;mso-wrap-style:none;mso-wrap-distance-left:0;mso-wrap-distance-top:0;mso-wrap-distance-right:0;mso-wrap-distance-bottom:0;mso-position-horizontal:center;mso-position-horizontal-relative:page;mso-position-vertical:bottom;mso-position-vertical-relative:page;v-text-anchor:bottom" o:gfxdata="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" filled="f" stroked="f">
-              <v:fill o:detectmouseclick="t"/>
-              <v:textbox style="mso-fit-shape-to-text:t" inset="0,0,0,15pt">
-                <w:txbxContent>
-                  <w:p>
-                    <w:pPr>
-                      <w:rPr>
-                        <w:rFonts w:ascii="BMWGroupTN Condensed" w:eastAsia="BMWGroupTN Condensed" w:hAnsi="BMWGroupTN Condensed" w:cs="BMWGroupTN Condensed"/>
-                        <w:noProof/>
-                        <w:color w:val="C00000"/>
-                        <w:sz w:val="24"/>
-                        <w:szCs w:val="24"/>
-                      </w:rPr>
-                    </w:pPr>
-                    <w:r>
-                      <w:rPr>
-                        <w:rFonts w:ascii="BMWGroupTN Condensed" w:eastAsia="BMWGroupTN Condensed" w:hAnsi="BMWGroupTN Condensed" w:cs="BMWGroupTN Condensed"/>
-                        <w:noProof/>
-                        <w:color w:val="C00000"/>
-                        <w:sz w:val="24"/>
-                        <w:szCs w:val="24"/>
-                      </w:rPr>
-                      <w:t>CONFIDENTIAL</w:t>
-                    </w:r>
-                  </w:p>
-                </w:txbxContent>
-              </v:textbox>
-              <w10:wrap anchorx="page" anchory="page"/>
-            </v:shape>
-          </w:pict>
-        </mc:Fallback>
-      </mc:AlternateContent>
-    </w:r>
   </w:p>
 </w:ftr>
 </file>
@@ -29127,6 +27099,6 @@
 
 <file path=docMetadata/LabelInfo.xml><?xml version="1.0" encoding="utf-8"?>
 <clbl:labelList xmlns:clbl="http://schemas.microsoft.com/office/2020/mipLabelMetadata">
-  <clbl:label id="{e6935750-240b-48e4-a615-66942a738439}" enabled="1" method="Standard" siteId="{ce849bab-cc1c-465b-b62e-18f07c9ac198}" contentBits="2" removed="0"/>
+  <clbl:label id="{c2601314-b878-4900-a263-6d04f23371fa}" enabled="1" method="Privileged" siteId="{ce849bab-cc1c-465b-b62e-18f07c9ac198}" contentBits="0" removed="0"/>
 </clbl:labelList>
 </file>